--- a/paper/supplementary_v35.docx
+++ b/paper/supplementary_v35.docx
@@ -49,7 +49,7 @@
         <w:pStyle w:val="FirstParagraph"/>
       </w:pPr>
       <w:r>
-        <w:t xml:space="preserve">The main text defines the bias fraction as the share of the</w:t>
+        <w:t xml:space="preserve">The main text introduces the bias fraction (BF) as the new metric proposed by this work, defined as the share of the</w:t>
       </w:r>
       <w:r>
         <w:t xml:space="preserve"> </w:t>
@@ -65,7 +65,7 @@
         <w:t xml:space="preserve"> </w:t>
       </w:r>
       <w:r>
-        <w:t xml:space="preserve">attributable to bias. A companion quantity, the observed bias fraction (OBF), divides the estimated bias by the</w:t>
+        <w:t xml:space="preserve">attributable to bias. A companion quantity, likewise defined in this work, is the observed bias fraction (OBF), which divides the estimated bias by the</w:t>
       </w:r>
       <w:r>
         <w:t xml:space="preserve"> </w:t>

--- a/paper/supplementary_v35.docx
+++ b/paper/supplementary_v35.docx
@@ -10394,17 +10394,7369 @@
       </w:r>
     </w:p>
     <w:bookmarkEnd w:id="54"/>
-    <w:bookmarkStart w:id="68" w:name="ereferences"/>
+    <w:bookmarkStart w:id="59" w:name="X7df48e230fba2e62a7392864eb433d273a04e4a"/>
     <w:p>
       <w:pPr>
         <w:pStyle w:val="Heading1"/>
       </w:pPr>
       <w:r>
-        <w:t xml:space="preserve">27. eReferences</w:t>
+        <w:t xml:space="preserve">27. eAppendix 13. Small-sample sensitivity of the empirical null</w:t>
       </w:r>
     </w:p>
-    <w:bookmarkStart w:id="67" w:name="refs"/>
-    <w:bookmarkStart w:id="56" w:name="ref-fieller1954interval"/>
+    <w:p>
+      <w:pPr>
+        <w:pStyle w:val="FirstParagraph"/>
+      </w:pPr>
+      <w:r>
+        <w:t xml:space="preserve">The empirical null was estimated from only</w:t>
+      </w:r>
+      <w:r>
+        <w:t xml:space="preserve"> </w:t>
+      </w:r>
+      <m:oMath>
+        <m:r>
+          <m:t>K</m:t>
+        </m:r>
+        <m:r>
+          <m:rPr>
+            <m:sty m:val="p"/>
+          </m:rPr>
+          <m:t>=</m:t>
+        </m:r>
+        <m:r>
+          <m:t>12</m:t>
+        </m:r>
+      </m:oMath>
+      <w:r>
+        <w:t xml:space="preserve"> </w:t>
+      </w:r>
+      <w:r>
+        <w:t xml:space="preserve">negative controls. The fitted distribution inherits the parameter uncertainty of</w:t>
+      </w:r>
+      <w:r>
+        <w:t xml:space="preserve"> </w:t>
+      </w:r>
+      <m:oMath>
+        <m:sSub>
+          <m:e>
+            <m:acc>
+              <m:accPr>
+                <m:chr m:val="̂"/>
+              </m:accPr>
+              <m:e>
+                <m:r>
+                  <m:t>μ</m:t>
+                </m:r>
+              </m:e>
+            </m:acc>
+          </m:e>
+          <m:sub>
+            <m:r>
+              <m:t>B</m:t>
+            </m:r>
+          </m:sub>
+        </m:sSub>
+      </m:oMath>
+      <w:r>
+        <w:t xml:space="preserve"> </w:t>
+      </w:r>
+      <w:r>
+        <w:t xml:space="preserve">and</w:t>
+      </w:r>
+      <w:r>
+        <w:t xml:space="preserve"> </w:t>
+      </w:r>
+      <m:oMath>
+        <m:sSub>
+          <m:e>
+            <m:acc>
+              <m:accPr>
+                <m:chr m:val="̂"/>
+              </m:accPr>
+              <m:e>
+                <m:r>
+                  <m:t>σ</m:t>
+                </m:r>
+              </m:e>
+            </m:acc>
+          </m:e>
+          <m:sub>
+            <m:r>
+              <m:t>B</m:t>
+            </m:r>
+          </m:sub>
+        </m:sSub>
+      </m:oMath>
+      <w:r>
+        <w:t xml:space="preserve">, which is non-trivial at this sample size and which the default plug-in calibrated p-value ignores. We performed a parametric sensitivity analysis to quantify the impact on Type I error and to assess the two case-study conclusions under a small-sample-corrected reference.</w:t>
+      </w:r>
+    </w:p>
+    <w:bookmarkStart w:id="55" w:name="methods"/>
+    <w:p>
+      <w:pPr>
+        <w:pStyle w:val="Heading2"/>
+      </w:pPr>
+      <w:r>
+        <w:t xml:space="preserve">27.1 Methods</w:t>
+      </w:r>
+    </w:p>
+    <w:p>
+      <w:pPr>
+        <w:pStyle w:val="FirstParagraph"/>
+      </w:pPr>
+      <w:r>
+        <w:t xml:space="preserve">We assumed the empirical null model of</w:t>
+      </w:r>
+      <w:r>
+        <w:t xml:space="preserve"> </w:t>
+      </w:r>
+      <w:r>
+        <w:rPr>
+          <w:rStyle w:val="VerbatimChar"/>
+        </w:rPr>
+        <w:t xml:space="preserve">fitNull</w:t>
+      </w:r>
+      <w:r>
+        <w:t xml:space="preserve"> </w:t>
+      </w:r>
+      <w:r>
+        <w:t xml:space="preserve">(EmpiricalCalibration 3.1.4), in which each negative-control estimate satisfies</w:t>
+      </w:r>
+      <w:r>
+        <w:t xml:space="preserve"> </w:t>
+      </w:r>
+      <m:oMath>
+        <m:sSub>
+          <m:e>
+            <m:acc>
+              <m:accPr>
+                <m:chr m:val="̂"/>
+              </m:accPr>
+              <m:e>
+                <m:r>
+                  <m:t>γ</m:t>
+                </m:r>
+              </m:e>
+            </m:acc>
+          </m:e>
+          <m:sub>
+            <m:r>
+              <m:t>k</m:t>
+            </m:r>
+          </m:sub>
+        </m:sSub>
+        <m:r>
+          <m:rPr>
+            <m:sty m:val="p"/>
+          </m:rPr>
+          <m:t>∼</m:t>
+        </m:r>
+        <m:r>
+          <m:t>N</m:t>
+        </m:r>
+        <m:r>
+          <m:rPr>
+            <m:sty m:val="p"/>
+          </m:rPr>
+          <m:t>(</m:t>
+        </m:r>
+        <m:sSub>
+          <m:e>
+            <m:r>
+              <m:t>μ</m:t>
+            </m:r>
+          </m:e>
+          <m:sub>
+            <m:r>
+              <m:t>B</m:t>
+            </m:r>
+          </m:sub>
+        </m:sSub>
+        <m:r>
+          <m:rPr>
+            <m:sty m:val="p"/>
+          </m:rPr>
+          <m:t>,</m:t>
+        </m:r>
+        <m:sSubSup>
+          <m:e>
+            <m:acc>
+              <m:accPr>
+                <m:chr m:val="̂"/>
+              </m:accPr>
+              <m:e>
+                <m:r>
+                  <m:t>τ</m:t>
+                </m:r>
+              </m:e>
+            </m:acc>
+          </m:e>
+          <m:sub>
+            <m:r>
+              <m:t>k</m:t>
+            </m:r>
+          </m:sub>
+          <m:sup>
+            <m:r>
+              <m:t>2</m:t>
+            </m:r>
+          </m:sup>
+        </m:sSubSup>
+        <m:r>
+          <m:rPr>
+            <m:sty m:val="p"/>
+          </m:rPr>
+          <m:t>+</m:t>
+        </m:r>
+        <m:sSubSup>
+          <m:e>
+            <m:r>
+              <m:t>σ</m:t>
+            </m:r>
+          </m:e>
+          <m:sub>
+            <m:r>
+              <m:t>B</m:t>
+            </m:r>
+          </m:sub>
+          <m:sup>
+            <m:r>
+              <m:t>2</m:t>
+            </m:r>
+          </m:sup>
+        </m:sSubSup>
+        <m:r>
+          <m:rPr>
+            <m:sty m:val="p"/>
+          </m:rPr>
+          <m:t>)</m:t>
+        </m:r>
+      </m:oMath>
+      <w:r>
+        <w:t xml:space="preserve"> </w:t>
+      </w:r>
+      <w:r>
+        <w:t xml:space="preserve">and the parameters</w:t>
+      </w:r>
+      <w:r>
+        <w:t xml:space="preserve"> </w:t>
+      </w:r>
+      <m:oMath>
+        <m:r>
+          <m:rPr>
+            <m:sty m:val="p"/>
+          </m:rPr>
+          <m:t>(</m:t>
+        </m:r>
+        <m:sSub>
+          <m:e>
+            <m:r>
+              <m:t>μ</m:t>
+            </m:r>
+          </m:e>
+          <m:sub>
+            <m:r>
+              <m:t>B</m:t>
+            </m:r>
+          </m:sub>
+        </m:sSub>
+        <m:r>
+          <m:rPr>
+            <m:sty m:val="p"/>
+          </m:rPr>
+          <m:t>,</m:t>
+        </m:r>
+        <m:sSub>
+          <m:e>
+            <m:r>
+              <m:t>σ</m:t>
+            </m:r>
+          </m:e>
+          <m:sub>
+            <m:r>
+              <m:t>B</m:t>
+            </m:r>
+          </m:sub>
+        </m:sSub>
+        <m:r>
+          <m:rPr>
+            <m:sty m:val="p"/>
+          </m:rPr>
+          <m:t>)</m:t>
+        </m:r>
+      </m:oMath>
+      <w:r>
+        <w:t xml:space="preserve"> </w:t>
+      </w:r>
+      <w:r>
+        <w:t xml:space="preserve">are estimated by maximum likelihood. We fixed the true parameters at the empirical null point estimates from the beta-blocker analysis of this study,</w:t>
+      </w:r>
+      <w:r>
+        <w:t xml:space="preserve"> </w:t>
+      </w:r>
+      <m:oMath>
+        <m:sSub>
+          <m:e>
+            <m:r>
+              <m:t>μ</m:t>
+            </m:r>
+          </m:e>
+          <m:sub>
+            <m:r>
+              <m:t>B</m:t>
+            </m:r>
+          </m:sub>
+        </m:sSub>
+        <m:r>
+          <m:rPr>
+            <m:sty m:val="p"/>
+          </m:rPr>
+          <m:t>=</m:t>
+        </m:r>
+        <m:r>
+          <m:rPr>
+            <m:sty m:val="p"/>
+          </m:rPr>
+          <m:t>−</m:t>
+        </m:r>
+        <m:r>
+          <m:t>0.190</m:t>
+        </m:r>
+      </m:oMath>
+      <w:r>
+        <w:t xml:space="preserve"> </w:t>
+      </w:r>
+      <w:r>
+        <w:t xml:space="preserve">and</w:t>
+      </w:r>
+      <w:r>
+        <w:t xml:space="preserve"> </w:t>
+      </w:r>
+      <m:oMath>
+        <m:sSub>
+          <m:e>
+            <m:r>
+              <m:t>σ</m:t>
+            </m:r>
+          </m:e>
+          <m:sub>
+            <m:r>
+              <m:t>B</m:t>
+            </m:r>
+          </m:sub>
+        </m:sSub>
+        <m:r>
+          <m:rPr>
+            <m:sty m:val="p"/>
+          </m:rPr>
+          <m:t>=</m:t>
+        </m:r>
+        <m:r>
+          <m:t>0.068</m:t>
+        </m:r>
+      </m:oMath>
+      <w:r>
+        <w:t xml:space="preserve">, and drew the within-control standard errors from the empirical distribution of the 12 actual negative-control SEs (range, 0.025 to 0.302, including three poorly-informative controls with</w:t>
+      </w:r>
+      <w:r>
+        <w:t xml:space="preserve"> </w:t>
+      </w:r>
+      <m:oMath>
+        <m:sSub>
+          <m:e>
+            <m:acc>
+              <m:accPr>
+                <m:chr m:val="̂"/>
+              </m:accPr>
+              <m:e>
+                <m:r>
+                  <m:t>τ</m:t>
+                </m:r>
+              </m:e>
+            </m:acc>
+          </m:e>
+          <m:sub>
+            <m:r>
+              <m:t>k</m:t>
+            </m:r>
+          </m:sub>
+        </m:sSub>
+        <m:r>
+          <m:rPr>
+            <m:sty m:val="p"/>
+          </m:rPr>
+          <m:t>&gt;</m:t>
+        </m:r>
+        <m:r>
+          <m:t>0.24</m:t>
+        </m:r>
+      </m:oMath>
+      <w:r>
+        <w:t xml:space="preserve">). For each</w:t>
+      </w:r>
+      <w:r>
+        <w:t xml:space="preserve"> </w:t>
+      </w:r>
+      <m:oMath>
+        <m:r>
+          <m:t>K</m:t>
+        </m:r>
+        <m:r>
+          <m:rPr>
+            <m:sty m:val="p"/>
+          </m:rPr>
+          <m:t>∈</m:t>
+        </m:r>
+        <m:r>
+          <m:rPr>
+            <m:sty m:val="p"/>
+          </m:rPr>
+          <m:t>{</m:t>
+        </m:r>
+        <m:r>
+          <m:t>5</m:t>
+        </m:r>
+        <m:r>
+          <m:rPr>
+            <m:sty m:val="p"/>
+          </m:rPr>
+          <m:t>,</m:t>
+        </m:r>
+        <m:r>
+          <m:t>8</m:t>
+        </m:r>
+        <m:r>
+          <m:rPr>
+            <m:sty m:val="p"/>
+          </m:rPr>
+          <m:t>,</m:t>
+        </m:r>
+        <m:r>
+          <m:t>12</m:t>
+        </m:r>
+        <m:r>
+          <m:rPr>
+            <m:sty m:val="p"/>
+          </m:rPr>
+          <m:t>,</m:t>
+        </m:r>
+        <m:r>
+          <m:t>20</m:t>
+        </m:r>
+        <m:r>
+          <m:rPr>
+            <m:sty m:val="p"/>
+          </m:rPr>
+          <m:t>,</m:t>
+        </m:r>
+        <m:r>
+          <m:t>45</m:t>
+        </m:r>
+        <m:r>
+          <m:rPr>
+            <m:sty m:val="p"/>
+          </m:rPr>
+          <m:t>,</m:t>
+        </m:r>
+        <m:r>
+          <m:t>100</m:t>
+        </m:r>
+        <m:r>
+          <m:rPr>
+            <m:sty m:val="p"/>
+          </m:rPr>
+          <m:t>}</m:t>
+        </m:r>
+      </m:oMath>
+      <w:r>
+        <w:t xml:space="preserve"> </w:t>
+      </w:r>
+      <w:r>
+        <w:t xml:space="preserve">we generated 2000 replicate negative-control panels and target estimates under the calibration null (</w:t>
+      </w:r>
+      <m:oMath>
+        <m:sSub>
+          <m:e>
+            <m:acc>
+              <m:accPr>
+                <m:chr m:val="̂"/>
+              </m:accPr>
+              <m:e>
+                <m:r>
+                  <m:t>γ</m:t>
+                </m:r>
+              </m:e>
+            </m:acc>
+          </m:e>
+          <m:sub>
+            <m:r>
+              <m:rPr>
+                <m:nor/>
+                <m:sty m:val="p"/>
+              </m:rPr>
+              <m:t>target</m:t>
+            </m:r>
+          </m:sub>
+        </m:sSub>
+        <m:r>
+          <m:rPr>
+            <m:sty m:val="p"/>
+          </m:rPr>
+          <m:t>∼</m:t>
+        </m:r>
+        <m:r>
+          <m:t>N</m:t>
+        </m:r>
+        <m:r>
+          <m:rPr>
+            <m:sty m:val="p"/>
+          </m:rPr>
+          <m:t>(</m:t>
+        </m:r>
+        <m:sSub>
+          <m:e>
+            <m:r>
+              <m:t>μ</m:t>
+            </m:r>
+          </m:e>
+          <m:sub>
+            <m:r>
+              <m:t>B</m:t>
+            </m:r>
+          </m:sub>
+        </m:sSub>
+        <m:r>
+          <m:rPr>
+            <m:sty m:val="p"/>
+          </m:rPr>
+          <m:t>,</m:t>
+        </m:r>
+        <m:sSubSup>
+          <m:e>
+            <m:acc>
+              <m:accPr>
+                <m:chr m:val="̂"/>
+              </m:accPr>
+              <m:e>
+                <m:r>
+                  <m:t>τ</m:t>
+                </m:r>
+              </m:e>
+            </m:acc>
+          </m:e>
+          <m:sub>
+            <m:r>
+              <m:rPr>
+                <m:nor/>
+                <m:sty m:val="p"/>
+              </m:rPr>
+              <m:t>target</m:t>
+            </m:r>
+          </m:sub>
+          <m:sup>
+            <m:r>
+              <m:t>2</m:t>
+            </m:r>
+          </m:sup>
+        </m:sSubSup>
+        <m:r>
+          <m:rPr>
+            <m:sty m:val="p"/>
+          </m:rPr>
+          <m:t>+</m:t>
+        </m:r>
+        <m:sSubSup>
+          <m:e>
+            <m:r>
+              <m:t>σ</m:t>
+            </m:r>
+          </m:e>
+          <m:sub>
+            <m:r>
+              <m:t>B</m:t>
+            </m:r>
+          </m:sub>
+          <m:sup>
+            <m:r>
+              <m:t>2</m:t>
+            </m:r>
+          </m:sup>
+        </m:sSubSup>
+        <m:r>
+          <m:rPr>
+            <m:sty m:val="p"/>
+          </m:rPr>
+          <m:t>)</m:t>
+        </m:r>
+      </m:oMath>
+      <w:r>
+        <w:t xml:space="preserve"> </w:t>
+      </w:r>
+      <w:r>
+        <w:t xml:space="preserve">with</w:t>
+      </w:r>
+      <w:r>
+        <w:t xml:space="preserve"> </w:t>
+      </w:r>
+      <m:oMath>
+        <m:sSub>
+          <m:e>
+            <m:acc>
+              <m:accPr>
+                <m:chr m:val="̂"/>
+              </m:accPr>
+              <m:e>
+                <m:r>
+                  <m:t>τ</m:t>
+                </m:r>
+              </m:e>
+            </m:acc>
+          </m:e>
+          <m:sub>
+            <m:r>
+              <m:rPr>
+                <m:nor/>
+                <m:sty m:val="p"/>
+              </m:rPr>
+              <m:t>target</m:t>
+            </m:r>
+          </m:sub>
+        </m:sSub>
+        <m:r>
+          <m:rPr>
+            <m:sty m:val="p"/>
+          </m:rPr>
+          <m:t>=</m:t>
+        </m:r>
+        <m:r>
+          <m:t>0.056</m:t>
+        </m:r>
+      </m:oMath>
+      <w:r>
+        <w:t xml:space="preserve">, the beta-blocker target SE), fit the null by maximum likelihood, and computed three calibrated two-sided p values:</w:t>
+      </w:r>
+    </w:p>
+    <w:p>
+      <w:pPr>
+        <w:pStyle w:val="Compact"/>
+        <w:numPr>
+          <w:ilvl w:val="0"/>
+          <w:numId w:val="1004"/>
+        </w:numPr>
+      </w:pPr>
+      <w:r>
+        <w:rPr>
+          <w:b/>
+          <w:bCs/>
+        </w:rPr>
+        <w:t xml:space="preserve">Plug-in (current default):</w:t>
+      </w:r>
+      <w:r>
+        <w:t xml:space="preserve"> </w:t>
+      </w:r>
+      <m:oMath>
+        <m:r>
+          <m:t>2</m:t>
+        </m:r>
+        <m:r>
+          <m:rPr>
+            <m:sty m:val="p"/>
+          </m:rPr>
+          <m:t>{</m:t>
+        </m:r>
+        <m:r>
+          <m:t>1</m:t>
+        </m:r>
+        <m:r>
+          <m:rPr>
+            <m:sty m:val="p"/>
+          </m:rPr>
+          <m:t>−</m:t>
+        </m:r>
+        <m:r>
+          <m:rPr>
+            <m:sty m:val="p"/>
+          </m:rPr>
+          <m:t>Φ</m:t>
+        </m:r>
+        <m:r>
+          <m:rPr>
+            <m:sty m:val="p"/>
+          </m:rPr>
+          <m:t>(</m:t>
+        </m:r>
+        <m:r>
+          <m:rPr>
+            <m:sty m:val="p"/>
+          </m:rPr>
+          <m:t>|</m:t>
+        </m:r>
+        <m:sSub>
+          <m:e>
+            <m:acc>
+              <m:accPr>
+                <m:chr m:val="̂"/>
+              </m:accPr>
+              <m:e>
+                <m:r>
+                  <m:t>γ</m:t>
+                </m:r>
+              </m:e>
+            </m:acc>
+          </m:e>
+          <m:sub>
+            <m:r>
+              <m:rPr>
+                <m:nor/>
+                <m:sty m:val="p"/>
+              </m:rPr>
+              <m:t>target</m:t>
+            </m:r>
+          </m:sub>
+        </m:sSub>
+        <m:r>
+          <m:rPr>
+            <m:sty m:val="p"/>
+          </m:rPr>
+          <m:t>−</m:t>
+        </m:r>
+        <m:sSub>
+          <m:e>
+            <m:acc>
+              <m:accPr>
+                <m:chr m:val="̂"/>
+              </m:accPr>
+              <m:e>
+                <m:r>
+                  <m:t>μ</m:t>
+                </m:r>
+              </m:e>
+            </m:acc>
+          </m:e>
+          <m:sub>
+            <m:r>
+              <m:t>B</m:t>
+            </m:r>
+          </m:sub>
+        </m:sSub>
+        <m:r>
+          <m:rPr>
+            <m:sty m:val="p"/>
+          </m:rPr>
+          <m:t>|</m:t>
+        </m:r>
+        <m:r>
+          <m:rPr>
+            <m:sty m:val="p"/>
+          </m:rPr>
+          <m:t>/</m:t>
+        </m:r>
+        <m:rad>
+          <m:radPr>
+            <m:degHide m:val="on"/>
+          </m:radPr>
+          <m:deg/>
+          <m:e>
+            <m:sSubSup>
+              <m:e>
+                <m:acc>
+                  <m:accPr>
+                    <m:chr m:val="̂"/>
+                  </m:accPr>
+                  <m:e>
+                    <m:r>
+                      <m:t>τ</m:t>
+                    </m:r>
+                  </m:e>
+                </m:acc>
+              </m:e>
+              <m:sub>
+                <m:r>
+                  <m:rPr>
+                    <m:nor/>
+                    <m:sty m:val="p"/>
+                  </m:rPr>
+                  <m:t>target</m:t>
+                </m:r>
+              </m:sub>
+              <m:sup>
+                <m:r>
+                  <m:t>2</m:t>
+                </m:r>
+              </m:sup>
+            </m:sSubSup>
+            <m:r>
+              <m:rPr>
+                <m:sty m:val="p"/>
+              </m:rPr>
+              <m:t>+</m:t>
+            </m:r>
+            <m:sSubSup>
+              <m:e>
+                <m:acc>
+                  <m:accPr>
+                    <m:chr m:val="̂"/>
+                  </m:accPr>
+                  <m:e>
+                    <m:r>
+                      <m:t>σ</m:t>
+                    </m:r>
+                  </m:e>
+                </m:acc>
+              </m:e>
+              <m:sub>
+                <m:r>
+                  <m:t>B</m:t>
+                </m:r>
+              </m:sub>
+              <m:sup>
+                <m:r>
+                  <m:t>2</m:t>
+                </m:r>
+              </m:sup>
+            </m:sSubSup>
+          </m:e>
+        </m:rad>
+        <m:r>
+          <m:rPr>
+            <m:sty m:val="p"/>
+          </m:rPr>
+          <m:t>)</m:t>
+        </m:r>
+        <m:r>
+          <m:rPr>
+            <m:sty m:val="p"/>
+          </m:rPr>
+          <m:t>}</m:t>
+        </m:r>
+      </m:oMath>
+      <w:r>
+        <w:t xml:space="preserve">, identical to</w:t>
+      </w:r>
+      <w:r>
+        <w:t xml:space="preserve"> </w:t>
+      </w:r>
+      <w:r>
+        <w:rPr>
+          <w:rStyle w:val="VerbatimChar"/>
+        </w:rPr>
+        <w:t xml:space="preserve">calibrateP.null</w:t>
+      </w:r>
+      <w:r>
+        <w:t xml:space="preserve">.</w:t>
+      </w:r>
+    </w:p>
+    <w:p>
+      <w:pPr>
+        <w:pStyle w:val="Compact"/>
+        <w:numPr>
+          <w:ilvl w:val="0"/>
+          <w:numId w:val="1004"/>
+        </w:numPr>
+      </w:pPr>
+      <w:r>
+        <w:rPr>
+          <w:b/>
+          <w:bCs/>
+        </w:rPr>
+        <w:t xml:space="preserve">Variance-inflated normal:</w:t>
+      </w:r>
+      <w:r>
+        <w:t xml:space="preserve"> </w:t>
+      </w:r>
+      <w:r>
+        <w:t xml:space="preserve">plug-in variance inflated by</w:t>
+      </w:r>
+      <w:r>
+        <w:t xml:space="preserve"> </w:t>
+      </w:r>
+      <m:oMath>
+        <m:acc>
+          <m:accPr>
+            <m:chr m:val="̂"/>
+          </m:accPr>
+          <m:e>
+            <m:r>
+              <m:rPr>
+                <m:sty m:val="p"/>
+              </m:rPr>
+              <m:t>V</m:t>
+            </m:r>
+            <m:r>
+              <m:rPr>
+                <m:sty m:val="p"/>
+              </m:rPr>
+              <m:t>a</m:t>
+            </m:r>
+            <m:r>
+              <m:rPr>
+                <m:sty m:val="p"/>
+              </m:rPr>
+              <m:t>r</m:t>
+            </m:r>
+          </m:e>
+        </m:acc>
+        <m:r>
+          <m:rPr>
+            <m:sty m:val="p"/>
+          </m:rPr>
+          <m:t>(</m:t>
+        </m:r>
+        <m:sSub>
+          <m:e>
+            <m:acc>
+              <m:accPr>
+                <m:chr m:val="̂"/>
+              </m:accPr>
+              <m:e>
+                <m:r>
+                  <m:t>μ</m:t>
+                </m:r>
+              </m:e>
+            </m:acc>
+          </m:e>
+          <m:sub>
+            <m:r>
+              <m:t>B</m:t>
+            </m:r>
+          </m:sub>
+        </m:sSub>
+        <m:r>
+          <m:rPr>
+            <m:sty m:val="p"/>
+          </m:rPr>
+          <m:t>)</m:t>
+        </m:r>
+        <m:r>
+          <m:rPr>
+            <m:sty m:val="p"/>
+          </m:rPr>
+          <m:t>=</m:t>
+        </m:r>
+        <m:r>
+          <m:rPr>
+            <m:sty m:val="p"/>
+          </m:rPr>
+          <m:t>[</m:t>
+        </m:r>
+        <m:nary>
+          <m:naryPr>
+            <m:chr m:val="∑"/>
+            <m:limLoc m:val="undOvr"/>
+            <m:subHide m:val="off"/>
+            <m:supHide m:val="on"/>
+          </m:naryPr>
+          <m:sub>
+            <m:r>
+              <m:t>k</m:t>
+            </m:r>
+          </m:sub>
+          <m:sup>
+            <m:r>
+              <m:t>​</m:t>
+            </m:r>
+          </m:sup>
+          <m:e>
+            <m:r>
+              <m:rPr>
+                <m:sty m:val="p"/>
+              </m:rPr>
+              <m:t>(</m:t>
+            </m:r>
+          </m:e>
+        </m:nary>
+        <m:sSubSup>
+          <m:e>
+            <m:acc>
+              <m:accPr>
+                <m:chr m:val="̂"/>
+              </m:accPr>
+              <m:e>
+                <m:r>
+                  <m:t>τ</m:t>
+                </m:r>
+              </m:e>
+            </m:acc>
+          </m:e>
+          <m:sub>
+            <m:r>
+              <m:t>k</m:t>
+            </m:r>
+          </m:sub>
+          <m:sup>
+            <m:r>
+              <m:t>2</m:t>
+            </m:r>
+          </m:sup>
+        </m:sSubSup>
+        <m:r>
+          <m:rPr>
+            <m:sty m:val="p"/>
+          </m:rPr>
+          <m:t>+</m:t>
+        </m:r>
+        <m:sSubSup>
+          <m:e>
+            <m:acc>
+              <m:accPr>
+                <m:chr m:val="̂"/>
+              </m:accPr>
+              <m:e>
+                <m:r>
+                  <m:t>σ</m:t>
+                </m:r>
+              </m:e>
+            </m:acc>
+          </m:e>
+          <m:sub>
+            <m:r>
+              <m:t>B</m:t>
+            </m:r>
+          </m:sub>
+          <m:sup>
+            <m:r>
+              <m:t>2</m:t>
+            </m:r>
+          </m:sup>
+        </m:sSubSup>
+        <m:sSup>
+          <m:e>
+            <m:r>
+              <m:rPr>
+                <m:sty m:val="p"/>
+              </m:rPr>
+              <m:t>)</m:t>
+            </m:r>
+          </m:e>
+          <m:sup>
+            <m:r>
+              <m:rPr>
+                <m:sty m:val="p"/>
+              </m:rPr>
+              <m:t>−</m:t>
+            </m:r>
+            <m:r>
+              <m:t>1</m:t>
+            </m:r>
+          </m:sup>
+        </m:sSup>
+        <m:sSup>
+          <m:e>
+            <m:r>
+              <m:rPr>
+                <m:sty m:val="p"/>
+              </m:rPr>
+              <m:t>]</m:t>
+            </m:r>
+          </m:e>
+          <m:sup>
+            <m:r>
+              <m:rPr>
+                <m:sty m:val="p"/>
+              </m:rPr>
+              <m:t>−</m:t>
+            </m:r>
+            <m:r>
+              <m:t>1</m:t>
+            </m:r>
+          </m:sup>
+        </m:sSup>
+      </m:oMath>
+      <w:r>
+        <w:t xml:space="preserve">.</w:t>
+      </w:r>
+    </w:p>
+    <w:p>
+      <w:pPr>
+        <w:pStyle w:val="Compact"/>
+        <w:numPr>
+          <w:ilvl w:val="0"/>
+          <w:numId w:val="1004"/>
+        </w:numPr>
+      </w:pPr>
+      <w:r>
+        <w:rPr>
+          <w:b/>
+          <w:bCs/>
+        </w:rPr>
+        <w:t xml:space="preserve">t-predictive (df =</w:t>
+      </w:r>
+      <w:r>
+        <w:rPr>
+          <w:b/>
+          <w:bCs/>
+        </w:rPr>
+        <w:t xml:space="preserve"> </w:t>
+      </w:r>
+      <m:oMath>
+        <m:r>
+          <m:t>K</m:t>
+        </m:r>
+        <m:r>
+          <m:rPr>
+            <m:sty m:val="p"/>
+          </m:rPr>
+          <m:t>−</m:t>
+        </m:r>
+        <m:r>
+          <m:t>2</m:t>
+        </m:r>
+      </m:oMath>
+      <w:r>
+        <w:rPr>
+          <w:b/>
+          <w:bCs/>
+        </w:rPr>
+        <w:t xml:space="preserve">):</w:t>
+      </w:r>
+      <w:r>
+        <w:t xml:space="preserve"> </w:t>
+      </w:r>
+      <w:r>
+        <w:t xml:space="preserve">denominator as above, two-sided p value from the t distribution, following the random-effects prediction-interval construction of Higgins, Thompson and Spiegelhalter</w:t>
+      </w:r>
+      <w:r>
+        <w:t xml:space="preserve"> </w:t>
+      </w:r>
+      <w:r>
+        <w:t xml:space="preserve">[7]</w:t>
+      </w:r>
+      <w:r>
+        <w:t xml:space="preserve">.</w:t>
+      </w:r>
+    </w:p>
+    <w:p>
+      <w:pPr>
+        <w:pStyle w:val="FirstParagraph"/>
+      </w:pPr>
+      <w:r>
+        <w:t xml:space="preserve">The primary operating characteristic was the empirical Type I error rate at</w:t>
+      </w:r>
+      <w:r>
+        <w:t xml:space="preserve"> </w:t>
+      </w:r>
+      <m:oMath>
+        <m:r>
+          <m:t>α</m:t>
+        </m:r>
+        <m:r>
+          <m:rPr>
+            <m:sty m:val="p"/>
+          </m:rPr>
+          <m:t>=</m:t>
+        </m:r>
+        <m:r>
+          <m:t>0.05</m:t>
+        </m:r>
+      </m:oMath>
+      <w:r>
+        <w:t xml:space="preserve">. Secondary characteristics were the root-mean-square error of</w:t>
+      </w:r>
+      <w:r>
+        <w:t xml:space="preserve"> </w:t>
+      </w:r>
+      <m:oMath>
+        <m:sSub>
+          <m:e>
+            <m:acc>
+              <m:accPr>
+                <m:chr m:val="̂"/>
+              </m:accPr>
+              <m:e>
+                <m:r>
+                  <m:t>σ</m:t>
+                </m:r>
+              </m:e>
+            </m:acc>
+          </m:e>
+          <m:sub>
+            <m:r>
+              <m:t>B</m:t>
+            </m:r>
+          </m:sub>
+        </m:sSub>
+      </m:oMath>
+      <w:r>
+        <w:t xml:space="preserve"> </w:t>
+      </w:r>
+      <w:r>
+        <w:t xml:space="preserve">relative to its true value, the fraction of replicates that severely underestimated</w:t>
+      </w:r>
+      <w:r>
+        <w:t xml:space="preserve"> </w:t>
+      </w:r>
+      <m:oMath>
+        <m:sSub>
+          <m:e>
+            <m:acc>
+              <m:accPr>
+                <m:chr m:val="̂"/>
+              </m:accPr>
+              <m:e>
+                <m:r>
+                  <m:t>σ</m:t>
+                </m:r>
+              </m:e>
+            </m:acc>
+          </m:e>
+          <m:sub>
+            <m:r>
+              <m:t>B</m:t>
+            </m:r>
+          </m:sub>
+        </m:sSub>
+      </m:oMath>
+      <w:r>
+        <w:t xml:space="preserve"> </w:t>
+      </w:r>
+      <w:r>
+        <w:t xml:space="preserve">(</w:t>
+      </w:r>
+      <m:oMath>
+        <m:r>
+          <m:rPr>
+            <m:sty m:val="p"/>
+          </m:rPr>
+          <m:t>&lt;</m:t>
+        </m:r>
+        <m:sSub>
+          <m:e>
+            <m:r>
+              <m:t>σ</m:t>
+            </m:r>
+          </m:e>
+          <m:sub>
+            <m:r>
+              <m:t>B</m:t>
+            </m:r>
+          </m:sub>
+        </m:sSub>
+        <m:r>
+          <m:rPr>
+            <m:sty m:val="p"/>
+          </m:rPr>
+          <m:t>/</m:t>
+        </m:r>
+        <m:r>
+          <m:t>2</m:t>
+        </m:r>
+      </m:oMath>
+      <w:r>
+        <w:t xml:space="preserve">), and the fraction that hit the</w:t>
+      </w:r>
+      <w:r>
+        <w:t xml:space="preserve"> </w:t>
+      </w:r>
+      <m:oMath>
+        <m:sSub>
+          <m:e>
+            <m:acc>
+              <m:accPr>
+                <m:chr m:val="̂"/>
+              </m:accPr>
+              <m:e>
+                <m:r>
+                  <m:t>σ</m:t>
+                </m:r>
+              </m:e>
+            </m:acc>
+          </m:e>
+          <m:sub>
+            <m:r>
+              <m:t>B</m:t>
+            </m:r>
+          </m:sub>
+        </m:sSub>
+        <m:r>
+          <m:rPr>
+            <m:sty m:val="p"/>
+          </m:rPr>
+          <m:t>=</m:t>
+        </m:r>
+        <m:r>
+          <m:t>0</m:t>
+        </m:r>
+      </m:oMath>
+      <w:r>
+        <w:t xml:space="preserve"> </w:t>
+      </w:r>
+      <w:r>
+        <w:t xml:space="preserve">boundary.</w:t>
+      </w:r>
+    </w:p>
+    <w:bookmarkEnd w:id="55"/>
+    <w:bookmarkStart w:id="56" w:name="results"/>
+    <w:p>
+      <w:pPr>
+        <w:pStyle w:val="Heading2"/>
+      </w:pPr>
+      <w:r>
+        <w:t xml:space="preserve">27.2 Results</w:t>
+      </w:r>
+    </w:p>
+    <w:tbl>
+      <w:tblPr>
+        <w:tblStyle w:val="Table"/>
+        <w:tblW w:type="pct" w:w="5000"/>
+        <w:tblLayout w:type="fixed"/>
+        <w:tblLook w:firstRow="1" w:lastRow="0" w:firstColumn="0" w:lastColumn="0" w:noHBand="0" w:noVBand="0" w:val="0020"/>
+      </w:tblPr>
+      <w:tblGrid>
+        <w:gridCol w:w="879"/>
+        <w:gridCol w:w="879"/>
+        <w:gridCol w:w="879"/>
+        <w:gridCol w:w="879"/>
+        <w:gridCol w:w="879"/>
+        <w:gridCol w:w="879"/>
+        <w:gridCol w:w="879"/>
+        <w:gridCol w:w="879"/>
+        <w:gridCol w:w="879"/>
+      </w:tblGrid>
+      <w:tr>
+        <w:trPr>
+          <w:tblHeader w:val="on"/>
+        </w:trPr>
+        <w:tc>
+          <w:tcPr/>
+          <w:p>
+            <w:pPr>
+              <w:pStyle w:val="Compact"/>
+            </w:pPr>
+            <w:r>
+              <w:t xml:space="preserve">K</w:t>
+            </w:r>
+          </w:p>
+        </w:tc>
+        <w:tc>
+          <w:tcPr/>
+          <w:p>
+            <w:pPr>
+              <w:pStyle w:val="Compact"/>
+            </w:pPr>
+            <w:r>
+              <w:t xml:space="preserve">Plug-in</w:t>
+            </w:r>
+          </w:p>
+        </w:tc>
+        <w:tc>
+          <w:tcPr/>
+          <w:p>
+            <w:pPr>
+              <w:pStyle w:val="Compact"/>
+            </w:pPr>
+            <w:r>
+              <w:t xml:space="preserve">Variance-inflated</w:t>
+            </w:r>
+          </w:p>
+        </w:tc>
+        <w:tc>
+          <w:tcPr/>
+          <w:p>
+            <w:pPr>
+              <w:pStyle w:val="Compact"/>
+            </w:pPr>
+            <w:r>
+              <w:t xml:space="preserve">t(K−2)</w:t>
+            </w:r>
+          </w:p>
+        </w:tc>
+        <w:tc>
+          <w:tcPr/>
+          <w:p>
+            <w:pPr>
+              <w:pStyle w:val="Compact"/>
+            </w:pPr>
+            <w:r>
+              <w:t xml:space="preserve">Oracle (known params)</w:t>
+            </w:r>
+          </w:p>
+        </w:tc>
+        <w:tc>
+          <w:tcPr/>
+          <w:p>
+            <w:pPr>
+              <w:pStyle w:val="Compact"/>
+            </w:pPr>
+            <w:r>
+              <w:t xml:space="preserve">RMSE(</w:t>
+            </w:r>
+            <m:oMath>
+              <m:sSub>
+                <m:e>
+                  <m:acc>
+                    <m:accPr>
+                      <m:chr m:val="̂"/>
+                    </m:accPr>
+                    <m:e>
+                      <m:r>
+                        <m:t>σ</m:t>
+                      </m:r>
+                    </m:e>
+                  </m:acc>
+                </m:e>
+                <m:sub>
+                  <m:r>
+                    <m:t>B</m:t>
+                  </m:r>
+                </m:sub>
+              </m:sSub>
+            </m:oMath>
+            <w:r>
+              <w:t xml:space="preserve">)</w:t>
+            </w:r>
+          </w:p>
+        </w:tc>
+        <w:tc>
+          <w:tcPr/>
+          <w:p>
+            <w:pPr>
+              <w:pStyle w:val="Compact"/>
+            </w:pPr>
+            <m:oMath>
+              <m:sSub>
+                <m:e>
+                  <m:acc>
+                    <m:accPr>
+                      <m:chr m:val="̂"/>
+                    </m:accPr>
+                    <m:e>
+                      <m:r>
+                        <m:t>σ</m:t>
+                      </m:r>
+                    </m:e>
+                  </m:acc>
+                </m:e>
+                <m:sub>
+                  <m:r>
+                    <m:t>B</m:t>
+                  </m:r>
+                </m:sub>
+              </m:sSub>
+            </m:oMath>
+            <w:r>
+              <w:t xml:space="preserve"> </w:t>
+            </w:r>
+            <w:r>
+              <w:t xml:space="preserve">median</w:t>
+            </w:r>
+          </w:p>
+        </w:tc>
+        <w:tc>
+          <w:tcPr/>
+          <w:p>
+            <w:pPr>
+              <w:pStyle w:val="Compact"/>
+            </w:pPr>
+            <w:r>
+              <w:t xml:space="preserve">P(</w:t>
+            </w:r>
+            <m:oMath>
+              <m:sSub>
+                <m:e>
+                  <m:acc>
+                    <m:accPr>
+                      <m:chr m:val="̂"/>
+                    </m:accPr>
+                    <m:e>
+                      <m:r>
+                        <m:t>σ</m:t>
+                      </m:r>
+                    </m:e>
+                  </m:acc>
+                </m:e>
+                <m:sub>
+                  <m:r>
+                    <m:t>B</m:t>
+                  </m:r>
+                </m:sub>
+              </m:sSub>
+              <m:r>
+                <m:rPr>
+                  <m:sty m:val="p"/>
+                </m:rPr>
+                <m:t>&lt;</m:t>
+              </m:r>
+              <m:sSub>
+                <m:e>
+                  <m:r>
+                    <m:t>σ</m:t>
+                  </m:r>
+                </m:e>
+                <m:sub>
+                  <m:r>
+                    <m:t>B</m:t>
+                  </m:r>
+                </m:sub>
+              </m:sSub>
+              <m:r>
+                <m:rPr>
+                  <m:sty m:val="p"/>
+                </m:rPr>
+                <m:t>/</m:t>
+              </m:r>
+              <m:r>
+                <m:t>2</m:t>
+              </m:r>
+            </m:oMath>
+            <w:r>
+              <w:t xml:space="preserve">)</w:t>
+            </w:r>
+          </w:p>
+        </w:tc>
+        <w:tc>
+          <w:tcPr/>
+          <w:p>
+            <w:pPr>
+              <w:pStyle w:val="Compact"/>
+            </w:pPr>
+            <w:r>
+              <w:t xml:space="preserve">P(</w:t>
+            </w:r>
+            <m:oMath>
+              <m:sSub>
+                <m:e>
+                  <m:acc>
+                    <m:accPr>
+                      <m:chr m:val="̂"/>
+                    </m:accPr>
+                    <m:e>
+                      <m:r>
+                        <m:t>σ</m:t>
+                      </m:r>
+                    </m:e>
+                  </m:acc>
+                </m:e>
+                <m:sub>
+                  <m:r>
+                    <m:t>B</m:t>
+                  </m:r>
+                </m:sub>
+              </m:sSub>
+              <m:r>
+                <m:rPr>
+                  <m:sty m:val="p"/>
+                </m:rPr>
+                <m:t>=</m:t>
+              </m:r>
+              <m:r>
+                <m:t>0</m:t>
+              </m:r>
+            </m:oMath>
+            <w:r>
+              <w:t xml:space="preserve">)</w:t>
+            </w:r>
+          </w:p>
+        </w:tc>
+      </w:tr>
+      <w:tr>
+        <w:tc>
+          <w:tcPr/>
+          <w:p>
+            <w:pPr>
+              <w:pStyle w:val="Compact"/>
+            </w:pPr>
+            <w:r>
+              <w:t xml:space="preserve">5</w:t>
+            </w:r>
+          </w:p>
+        </w:tc>
+        <w:tc>
+          <w:tcPr/>
+          <w:p>
+            <w:pPr>
+              <w:pStyle w:val="Compact"/>
+            </w:pPr>
+            <w:r>
+              <w:t xml:space="preserve">17.4%</w:t>
+            </w:r>
+          </w:p>
+        </w:tc>
+        <w:tc>
+          <w:tcPr/>
+          <w:p>
+            <w:pPr>
+              <w:pStyle w:val="Compact"/>
+            </w:pPr>
+            <w:r>
+              <w:t xml:space="preserve">14.0%</w:t>
+            </w:r>
+          </w:p>
+        </w:tc>
+        <w:tc>
+          <w:tcPr/>
+          <w:p>
+            <w:pPr>
+              <w:pStyle w:val="Compact"/>
+            </w:pPr>
+            <w:r>
+              <w:t xml:space="preserve">2.3%</w:t>
+            </w:r>
+          </w:p>
+        </w:tc>
+        <w:tc>
+          <w:tcPr/>
+          <w:p>
+            <w:pPr>
+              <w:pStyle w:val="Compact"/>
+            </w:pPr>
+            <w:r>
+              <w:t xml:space="preserve">4.3%</w:t>
+            </w:r>
+          </w:p>
+        </w:tc>
+        <w:tc>
+          <w:tcPr/>
+          <w:p>
+            <w:pPr>
+              <w:pStyle w:val="Compact"/>
+            </w:pPr>
+            <w:r>
+              <w:t xml:space="preserve">0.0538</w:t>
+            </w:r>
+          </w:p>
+        </w:tc>
+        <w:tc>
+          <w:tcPr/>
+          <w:p>
+            <w:pPr>
+              <w:pStyle w:val="Compact"/>
+            </w:pPr>
+            <w:r>
+              <w:t xml:space="preserve">0.032</w:t>
+            </w:r>
+          </w:p>
+        </w:tc>
+        <w:tc>
+          <w:tcPr/>
+          <w:p>
+            <w:pPr>
+              <w:pStyle w:val="Compact"/>
+            </w:pPr>
+            <w:r>
+              <w:t xml:space="preserve">51.1%</w:t>
+            </w:r>
+          </w:p>
+        </w:tc>
+        <w:tc>
+          <w:tcPr/>
+          <w:p>
+            <w:pPr>
+              <w:pStyle w:val="Compact"/>
+            </w:pPr>
+            <w:r>
+              <w:t xml:space="preserve">34.6%</w:t>
+            </w:r>
+          </w:p>
+        </w:tc>
+      </w:tr>
+      <w:tr>
+        <w:tc>
+          <w:tcPr/>
+          <w:p>
+            <w:pPr>
+              <w:pStyle w:val="Compact"/>
+            </w:pPr>
+            <w:r>
+              <w:t xml:space="preserve">8</w:t>
+            </w:r>
+          </w:p>
+        </w:tc>
+        <w:tc>
+          <w:tcPr/>
+          <w:p>
+            <w:pPr>
+              <w:pStyle w:val="Compact"/>
+            </w:pPr>
+            <w:r>
+              <w:t xml:space="preserve">14.6%</w:t>
+            </w:r>
+          </w:p>
+        </w:tc>
+        <w:tc>
+          <w:tcPr/>
+          <w:p>
+            <w:pPr>
+              <w:pStyle w:val="Compact"/>
+            </w:pPr>
+            <w:r>
+              <w:t xml:space="preserve">12.2%</w:t>
+            </w:r>
+          </w:p>
+        </w:tc>
+        <w:tc>
+          <w:tcPr/>
+          <w:p>
+            <w:pPr>
+              <w:pStyle w:val="Compact"/>
+            </w:pPr>
+            <w:r>
+              <w:t xml:space="preserve">6.3%</w:t>
+            </w:r>
+          </w:p>
+        </w:tc>
+        <w:tc>
+          <w:tcPr/>
+          <w:p>
+            <w:pPr>
+              <w:pStyle w:val="Compact"/>
+            </w:pPr>
+            <w:r>
+              <w:t xml:space="preserve">5.1%</w:t>
+            </w:r>
+          </w:p>
+        </w:tc>
+        <w:tc>
+          <w:tcPr/>
+          <w:p>
+            <w:pPr>
+              <w:pStyle w:val="Compact"/>
+            </w:pPr>
+            <w:r>
+              <w:t xml:space="preserve">0.0418</w:t>
+            </w:r>
+          </w:p>
+        </w:tc>
+        <w:tc>
+          <w:tcPr/>
+          <w:p>
+            <w:pPr>
+              <w:pStyle w:val="Compact"/>
+            </w:pPr>
+            <w:r>
+              <w:t xml:space="preserve">0.049</w:t>
+            </w:r>
+          </w:p>
+        </w:tc>
+        <w:tc>
+          <w:tcPr/>
+          <w:p>
+            <w:pPr>
+              <w:pStyle w:val="Compact"/>
+            </w:pPr>
+            <w:r>
+              <w:t xml:space="preserve">36.7%</w:t>
+            </w:r>
+          </w:p>
+        </w:tc>
+        <w:tc>
+          <w:tcPr/>
+          <w:p>
+            <w:pPr>
+              <w:pStyle w:val="Compact"/>
+            </w:pPr>
+            <w:r>
+              <w:t xml:space="preserve">19.0%</w:t>
+            </w:r>
+          </w:p>
+        </w:tc>
+      </w:tr>
+      <w:tr>
+        <w:tc>
+          <w:tcPr/>
+          <w:p>
+            <w:pPr>
+              <w:pStyle w:val="Compact"/>
+            </w:pPr>
+            <w:r>
+              <w:t xml:space="preserve">12</w:t>
+            </w:r>
+          </w:p>
+        </w:tc>
+        <w:tc>
+          <w:tcPr/>
+          <w:p>
+            <w:pPr>
+              <w:pStyle w:val="Compact"/>
+            </w:pPr>
+            <w:r>
+              <w:t xml:space="preserve">11.4%</w:t>
+            </w:r>
+          </w:p>
+        </w:tc>
+        <w:tc>
+          <w:tcPr/>
+          <w:p>
+            <w:pPr>
+              <w:pStyle w:val="Compact"/>
+            </w:pPr>
+            <w:r>
+              <w:t xml:space="preserve">9.9%</w:t>
+            </w:r>
+          </w:p>
+        </w:tc>
+        <w:tc>
+          <w:tcPr/>
+          <w:p>
+            <w:pPr>
+              <w:pStyle w:val="Compact"/>
+            </w:pPr>
+            <w:r>
+              <w:t xml:space="preserve">6.6%</w:t>
+            </w:r>
+          </w:p>
+        </w:tc>
+        <w:tc>
+          <w:tcPr/>
+          <w:p>
+            <w:pPr>
+              <w:pStyle w:val="Compact"/>
+            </w:pPr>
+            <w:r>
+              <w:t xml:space="preserve">4.9%</w:t>
+            </w:r>
+          </w:p>
+        </w:tc>
+        <w:tc>
+          <w:tcPr/>
+          <w:p>
+            <w:pPr>
+              <w:pStyle w:val="Compact"/>
+            </w:pPr>
+            <w:r>
+              <w:t xml:space="preserve">0.0335</w:t>
+            </w:r>
+          </w:p>
+        </w:tc>
+        <w:tc>
+          <w:tcPr/>
+          <w:p>
+            <w:pPr>
+              <w:pStyle w:val="Compact"/>
+            </w:pPr>
+            <w:r>
+              <w:t xml:space="preserve">0.055</w:t>
+            </w:r>
+          </w:p>
+        </w:tc>
+        <w:tc>
+          <w:tcPr/>
+          <w:p>
+            <w:pPr>
+              <w:pStyle w:val="Compact"/>
+            </w:pPr>
+            <w:r>
+              <w:t xml:space="preserve">24.4%</w:t>
+            </w:r>
+          </w:p>
+        </w:tc>
+        <w:tc>
+          <w:tcPr/>
+          <w:p>
+            <w:pPr>
+              <w:pStyle w:val="Compact"/>
+            </w:pPr>
+            <w:r>
+              <w:t xml:space="preserve">8.6%</w:t>
+            </w:r>
+          </w:p>
+        </w:tc>
+      </w:tr>
+      <w:tr>
+        <w:tc>
+          <w:tcPr/>
+          <w:p>
+            <w:pPr>
+              <w:pStyle w:val="Compact"/>
+            </w:pPr>
+            <w:r>
+              <w:t xml:space="preserve">20</w:t>
+            </w:r>
+          </w:p>
+        </w:tc>
+        <w:tc>
+          <w:tcPr/>
+          <w:p>
+            <w:pPr>
+              <w:pStyle w:val="Compact"/>
+            </w:pPr>
+            <w:r>
+              <w:t xml:space="preserve">10.0%</w:t>
+            </w:r>
+          </w:p>
+        </w:tc>
+        <w:tc>
+          <w:tcPr/>
+          <w:p>
+            <w:pPr>
+              <w:pStyle w:val="Compact"/>
+            </w:pPr>
+            <w:r>
+              <w:t xml:space="preserve">9.0%</w:t>
+            </w:r>
+          </w:p>
+        </w:tc>
+        <w:tc>
+          <w:tcPr/>
+          <w:p>
+            <w:pPr>
+              <w:pStyle w:val="Compact"/>
+            </w:pPr>
+            <w:r>
+              <w:t xml:space="preserve">6.8%</w:t>
+            </w:r>
+          </w:p>
+        </w:tc>
+        <w:tc>
+          <w:tcPr/>
+          <w:p>
+            <w:pPr>
+              <w:pStyle w:val="Compact"/>
+            </w:pPr>
+            <w:r>
+              <w:t xml:space="preserve">5.9%</w:t>
+            </w:r>
+          </w:p>
+        </w:tc>
+        <w:tc>
+          <w:tcPr/>
+          <w:p>
+            <w:pPr>
+              <w:pStyle w:val="Compact"/>
+            </w:pPr>
+            <w:r>
+              <w:t xml:space="preserve">0.0234</w:t>
+            </w:r>
+          </w:p>
+        </w:tc>
+        <w:tc>
+          <w:tcPr/>
+          <w:p>
+            <w:pPr>
+              <w:pStyle w:val="Compact"/>
+            </w:pPr>
+            <w:r>
+              <w:t xml:space="preserve">0.061</w:t>
+            </w:r>
+          </w:p>
+        </w:tc>
+        <w:tc>
+          <w:tcPr/>
+          <w:p>
+            <w:pPr>
+              <w:pStyle w:val="Compact"/>
+            </w:pPr>
+            <w:r>
+              <w:t xml:space="preserve">10.3%</w:t>
+            </w:r>
+          </w:p>
+        </w:tc>
+        <w:tc>
+          <w:tcPr/>
+          <w:p>
+            <w:pPr>
+              <w:pStyle w:val="Compact"/>
+            </w:pPr>
+            <w:r>
+              <w:t xml:space="preserve">2.1%</w:t>
+            </w:r>
+          </w:p>
+        </w:tc>
+      </w:tr>
+      <w:tr>
+        <w:tc>
+          <w:tcPr/>
+          <w:p>
+            <w:pPr>
+              <w:pStyle w:val="Compact"/>
+            </w:pPr>
+            <w:r>
+              <w:t xml:space="preserve">45</w:t>
+            </w:r>
+          </w:p>
+        </w:tc>
+        <w:tc>
+          <w:tcPr/>
+          <w:p>
+            <w:pPr>
+              <w:pStyle w:val="Compact"/>
+            </w:pPr>
+            <w:r>
+              <w:t xml:space="preserve">6.8%</w:t>
+            </w:r>
+          </w:p>
+        </w:tc>
+        <w:tc>
+          <w:tcPr/>
+          <w:p>
+            <w:pPr>
+              <w:pStyle w:val="Compact"/>
+            </w:pPr>
+            <w:r>
+              <w:t xml:space="preserve">6.4%</w:t>
+            </w:r>
+          </w:p>
+        </w:tc>
+        <w:tc>
+          <w:tcPr/>
+          <w:p>
+            <w:pPr>
+              <w:pStyle w:val="Compact"/>
+            </w:pPr>
+            <w:r>
+              <w:t xml:space="preserve">5.6%</w:t>
+            </w:r>
+          </w:p>
+        </w:tc>
+        <w:tc>
+          <w:tcPr/>
+          <w:p>
+            <w:pPr>
+              <w:pStyle w:val="Compact"/>
+            </w:pPr>
+            <w:r>
+              <w:t xml:space="preserve">4.8%</w:t>
+            </w:r>
+          </w:p>
+        </w:tc>
+        <w:tc>
+          <w:tcPr/>
+          <w:p>
+            <w:pPr>
+              <w:pStyle w:val="Compact"/>
+            </w:pPr>
+            <w:r>
+              <w:t xml:space="preserve">0.0139</w:t>
+            </w:r>
+          </w:p>
+        </w:tc>
+        <w:tc>
+          <w:tcPr/>
+          <w:p>
+            <w:pPr>
+              <w:pStyle w:val="Compact"/>
+            </w:pPr>
+            <w:r>
+              <w:t xml:space="preserve">0.065</w:t>
+            </w:r>
+          </w:p>
+        </w:tc>
+        <w:tc>
+          <w:tcPr/>
+          <w:p>
+            <w:pPr>
+              <w:pStyle w:val="Compact"/>
+            </w:pPr>
+            <w:r>
+              <w:t xml:space="preserve">1.6%</w:t>
+            </w:r>
+          </w:p>
+        </w:tc>
+        <w:tc>
+          <w:tcPr/>
+          <w:p>
+            <w:pPr>
+              <w:pStyle w:val="Compact"/>
+            </w:pPr>
+            <w:r>
+              <w:t xml:space="preserve">0%</w:t>
+            </w:r>
+          </w:p>
+        </w:tc>
+      </w:tr>
+      <w:tr>
+        <w:tc>
+          <w:tcPr/>
+          <w:p>
+            <w:pPr>
+              <w:pStyle w:val="Compact"/>
+            </w:pPr>
+            <w:r>
+              <w:t xml:space="preserve">100</w:t>
+            </w:r>
+          </w:p>
+        </w:tc>
+        <w:tc>
+          <w:tcPr/>
+          <w:p>
+            <w:pPr>
+              <w:pStyle w:val="Compact"/>
+            </w:pPr>
+            <w:r>
+              <w:t xml:space="preserve">5.4%</w:t>
+            </w:r>
+          </w:p>
+        </w:tc>
+        <w:tc>
+          <w:tcPr/>
+          <w:p>
+            <w:pPr>
+              <w:pStyle w:val="Compact"/>
+            </w:pPr>
+            <w:r>
+              <w:t xml:space="preserve">5.4%</w:t>
+            </w:r>
+          </w:p>
+        </w:tc>
+        <w:tc>
+          <w:tcPr/>
+          <w:p>
+            <w:pPr>
+              <w:pStyle w:val="Compact"/>
+            </w:pPr>
+            <w:r>
+              <w:t xml:space="preserve">5.2%</w:t>
+            </w:r>
+          </w:p>
+        </w:tc>
+        <w:tc>
+          <w:tcPr/>
+          <w:p>
+            <w:pPr>
+              <w:pStyle w:val="Compact"/>
+            </w:pPr>
+            <w:r>
+              <w:t xml:space="preserve">5.1%</w:t>
+            </w:r>
+          </w:p>
+        </w:tc>
+        <w:tc>
+          <w:tcPr/>
+          <w:p>
+            <w:pPr>
+              <w:pStyle w:val="Compact"/>
+            </w:pPr>
+            <w:r>
+              <w:t xml:space="preserve">0.0095</w:t>
+            </w:r>
+          </w:p>
+        </w:tc>
+        <w:tc>
+          <w:tcPr/>
+          <w:p>
+            <w:pPr>
+              <w:pStyle w:val="Compact"/>
+            </w:pPr>
+            <w:r>
+              <w:t xml:space="preserve">0.066</w:t>
+            </w:r>
+          </w:p>
+        </w:tc>
+        <w:tc>
+          <w:tcPr/>
+          <w:p>
+            <w:pPr>
+              <w:pStyle w:val="Compact"/>
+            </w:pPr>
+            <w:r>
+              <w:t xml:space="preserve">0%</w:t>
+            </w:r>
+          </w:p>
+        </w:tc>
+        <w:tc>
+          <w:tcPr/>
+          <w:p>
+            <w:pPr>
+              <w:pStyle w:val="Compact"/>
+            </w:pPr>
+            <w:r>
+              <w:t xml:space="preserve">0%</w:t>
+            </w:r>
+          </w:p>
+        </w:tc>
+      </w:tr>
+    </w:tbl>
+    <w:p>
+      <w:pPr>
+        <w:pStyle w:val="BodyText"/>
+      </w:pPr>
+      <w:r>
+        <w:t xml:space="preserve">The oracle row confirms simulation correctness; the four methods differ only through their treatment of the finite-sample uncertainty of the null parameters. The plug-in calibrated p-value is materially anti-conservative at</w:t>
+      </w:r>
+      <w:r>
+        <w:t xml:space="preserve"> </w:t>
+      </w:r>
+      <m:oMath>
+        <m:r>
+          <m:t>K</m:t>
+        </m:r>
+        <m:r>
+          <m:rPr>
+            <m:sty m:val="p"/>
+          </m:rPr>
+          <m:t>=</m:t>
+        </m:r>
+        <m:r>
+          <m:t>12</m:t>
+        </m:r>
+      </m:oMath>
+      <w:r>
+        <w:t xml:space="preserve"> </w:t>
+      </w:r>
+      <w:r>
+        <w:t xml:space="preserve">(11.4% Type I error) and reaches the nominal rate at</w:t>
+      </w:r>
+      <w:r>
+        <w:t xml:space="preserve"> </w:t>
+      </w:r>
+      <m:oMath>
+        <m:r>
+          <m:t>K</m:t>
+        </m:r>
+        <m:r>
+          <m:rPr>
+            <m:sty m:val="p"/>
+          </m:rPr>
+          <m:t>≈</m:t>
+        </m:r>
+        <m:r>
+          <m:t>100</m:t>
+        </m:r>
+      </m:oMath>
+      <w:r>
+        <w:t xml:space="preserve">. Variance inflation alone addresses the uncertainty of</w:t>
+      </w:r>
+      <w:r>
+        <w:t xml:space="preserve"> </w:t>
+      </w:r>
+      <m:oMath>
+        <m:sSub>
+          <m:e>
+            <m:acc>
+              <m:accPr>
+                <m:chr m:val="̂"/>
+              </m:accPr>
+              <m:e>
+                <m:r>
+                  <m:t>μ</m:t>
+                </m:r>
+              </m:e>
+            </m:acc>
+          </m:e>
+          <m:sub>
+            <m:r>
+              <m:t>B</m:t>
+            </m:r>
+          </m:sub>
+        </m:sSub>
+      </m:oMath>
+      <w:r>
+        <w:t xml:space="preserve"> </w:t>
+      </w:r>
+      <w:r>
+        <w:t xml:space="preserve">and gives a partial correction (11.4% to 9.9% at</w:t>
+      </w:r>
+      <w:r>
+        <w:t xml:space="preserve"> </w:t>
+      </w:r>
+      <m:oMath>
+        <m:r>
+          <m:t>K</m:t>
+        </m:r>
+        <m:r>
+          <m:rPr>
+            <m:sty m:val="p"/>
+          </m:rPr>
+          <m:t>=</m:t>
+        </m:r>
+        <m:r>
+          <m:t>12</m:t>
+        </m:r>
+      </m:oMath>
+      <w:r>
+        <w:t xml:space="preserve">); the additional heavy tails of the t(</w:t>
+      </w:r>
+      <m:oMath>
+        <m:r>
+          <m:t>K</m:t>
+        </m:r>
+        <m:r>
+          <m:rPr>
+            <m:sty m:val="p"/>
+          </m:rPr>
+          <m:t>−</m:t>
+        </m:r>
+        <m:r>
+          <m:t>2</m:t>
+        </m:r>
+      </m:oMath>
+      <w:r>
+        <w:t xml:space="preserve">) reference bring the error close to nominal (6.6%) without substantial overcorrection at</w:t>
+      </w:r>
+      <w:r>
+        <w:t xml:space="preserve"> </w:t>
+      </w:r>
+      <m:oMath>
+        <m:r>
+          <m:t>K</m:t>
+        </m:r>
+        <m:r>
+          <m:rPr>
+            <m:sty m:val="p"/>
+          </m:rPr>
+          <m:t>≥</m:t>
+        </m:r>
+        <m:r>
+          <m:t>8</m:t>
+        </m:r>
+      </m:oMath>
+      <w:r>
+        <w:t xml:space="preserve">. The dominant source of anti-conservatism at small</w:t>
+      </w:r>
+      <w:r>
+        <w:t xml:space="preserve"> </w:t>
+      </w:r>
+      <m:oMath>
+        <m:r>
+          <m:t>K</m:t>
+        </m:r>
+      </m:oMath>
+      <w:r>
+        <w:t xml:space="preserve"> </w:t>
+      </w:r>
+      <w:r>
+        <w:t xml:space="preserve">is the downward bias and boundary behaviour of the maximum-likelihood variance-component estimator</w:t>
+      </w:r>
+      <w:r>
+        <w:t xml:space="preserve"> </w:t>
+      </w:r>
+      <m:oMath>
+        <m:sSub>
+          <m:e>
+            <m:acc>
+              <m:accPr>
+                <m:chr m:val="̂"/>
+              </m:accPr>
+              <m:e>
+                <m:r>
+                  <m:t>σ</m:t>
+                </m:r>
+              </m:e>
+            </m:acc>
+          </m:e>
+          <m:sub>
+            <m:r>
+              <m:t>B</m:t>
+            </m:r>
+          </m:sub>
+        </m:sSub>
+      </m:oMath>
+      <w:r>
+        <w:t xml:space="preserve">: at</w:t>
+      </w:r>
+      <w:r>
+        <w:t xml:space="preserve"> </w:t>
+      </w:r>
+      <m:oMath>
+        <m:r>
+          <m:t>K</m:t>
+        </m:r>
+        <m:r>
+          <m:rPr>
+            <m:sty m:val="p"/>
+          </m:rPr>
+          <m:t>=</m:t>
+        </m:r>
+        <m:r>
+          <m:t>12</m:t>
+        </m:r>
+      </m:oMath>
+      <w:r>
+        <w:t xml:space="preserve"> </w:t>
+      </w:r>
+      <w:r>
+        <w:t xml:space="preserve">the median estimate was 0.055 (true 0.068), 24% of replicates underestimated</w:t>
+      </w:r>
+      <w:r>
+        <w:t xml:space="preserve"> </w:t>
+      </w:r>
+      <m:oMath>
+        <m:sSub>
+          <m:e>
+            <m:r>
+              <m:t>σ</m:t>
+            </m:r>
+          </m:e>
+          <m:sub>
+            <m:r>
+              <m:t>B</m:t>
+            </m:r>
+          </m:sub>
+        </m:sSub>
+      </m:oMath>
+      <w:r>
+        <w:t xml:space="preserve"> </w:t>
+      </w:r>
+      <w:r>
+        <w:t xml:space="preserve">by more than half, and 8.6% collapsed to the</w:t>
+      </w:r>
+      <w:r>
+        <w:t xml:space="preserve"> </w:t>
+      </w:r>
+      <m:oMath>
+        <m:sSub>
+          <m:e>
+            <m:acc>
+              <m:accPr>
+                <m:chr m:val="̂"/>
+              </m:accPr>
+              <m:e>
+                <m:r>
+                  <m:t>σ</m:t>
+                </m:r>
+              </m:e>
+            </m:acc>
+          </m:e>
+          <m:sub>
+            <m:r>
+              <m:t>B</m:t>
+            </m:r>
+          </m:sub>
+        </m:sSub>
+        <m:r>
+          <m:rPr>
+            <m:sty m:val="p"/>
+          </m:rPr>
+          <m:t>=</m:t>
+        </m:r>
+        <m:r>
+          <m:t>0</m:t>
+        </m:r>
+      </m:oMath>
+      <w:r>
+        <w:t xml:space="preserve"> </w:t>
+      </w:r>
+      <w:r>
+        <w:t xml:space="preserve">boundary.</w:t>
+      </w:r>
+    </w:p>
+    <w:bookmarkEnd w:id="56"/>
+    <w:bookmarkStart w:id="57" w:name="case-study-application"/>
+    <w:p>
+      <w:pPr>
+        <w:pStyle w:val="Heading2"/>
+      </w:pPr>
+      <w:r>
+        <w:t xml:space="preserve">27.3 Case-study application</w:t>
+      </w:r>
+    </w:p>
+    <w:p>
+      <w:pPr>
+        <w:pStyle w:val="FirstParagraph"/>
+      </w:pPr>
+      <w:r>
+        <w:t xml:space="preserve">For each case-study observation we computed the t-predictive calibrated p value in addition to the plug-in value, and ran a 2000-replicate resampling bootstrap of the 12 negative controls to quantify conclusion robustness.</w:t>
+      </w:r>
+    </w:p>
+    <w:tbl>
+      <w:tblPr>
+        <w:tblStyle w:val="Table"/>
+        <w:tblW w:type="pct" w:w="5000"/>
+        <w:tblLayout w:type="fixed"/>
+        <w:tblLook w:firstRow="1" w:lastRow="0" w:firstColumn="0" w:lastColumn="0" w:noHBand="0" w:noVBand="0" w:val="0020"/>
+      </w:tblPr>
+      <w:tblGrid>
+        <w:gridCol w:w="1584"/>
+        <w:gridCol w:w="1584"/>
+        <w:gridCol w:w="1584"/>
+        <w:gridCol w:w="1584"/>
+        <w:gridCol w:w="1584"/>
+      </w:tblGrid>
+      <w:tr>
+        <w:trPr>
+          <w:tblHeader w:val="on"/>
+        </w:trPr>
+        <w:tc>
+          <w:tcPr/>
+          <w:p>
+            <w:pPr>
+              <w:pStyle w:val="Compact"/>
+            </w:pPr>
+            <w:r>
+              <w:t xml:space="preserve">Analysis</w:t>
+            </w:r>
+          </w:p>
+        </w:tc>
+        <w:tc>
+          <w:tcPr/>
+          <w:p>
+            <w:pPr>
+              <w:pStyle w:val="Compact"/>
+            </w:pPr>
+            <w:r>
+              <w:t xml:space="preserve">Plug-in p</w:t>
+            </w:r>
+          </w:p>
+        </w:tc>
+        <w:tc>
+          <w:tcPr/>
+          <w:p>
+            <w:pPr>
+              <w:pStyle w:val="Compact"/>
+            </w:pPr>
+            <w:r>
+              <w:t xml:space="preserve">t(K−2) p</w:t>
+            </w:r>
+          </w:p>
+        </w:tc>
+        <w:tc>
+          <w:tcPr/>
+          <w:p>
+            <w:pPr>
+              <w:pStyle w:val="Compact"/>
+            </w:pPr>
+            <w:r>
+              <w:t xml:space="preserve">Resampling bootstrap (plug-in p)</w:t>
+            </w:r>
+          </w:p>
+        </w:tc>
+        <w:tc>
+          <w:tcPr/>
+          <w:p>
+            <w:pPr>
+              <w:pStyle w:val="Compact"/>
+            </w:pPr>
+            <w:r>
+              <w:t xml:space="preserve">P(p &lt; 0.05) across resamples</w:t>
+            </w:r>
+          </w:p>
+        </w:tc>
+      </w:tr>
+      <w:tr>
+        <w:tc>
+          <w:tcPr/>
+          <w:p>
+            <w:pPr>
+              <w:pStyle w:val="Compact"/>
+            </w:pPr>
+            <w:r>
+              <w:t xml:space="preserve">Beta-blocker (RR 0.83)</w:t>
+            </w:r>
+          </w:p>
+        </w:tc>
+        <w:tc>
+          <w:tcPr/>
+          <w:p>
+            <w:pPr>
+              <w:pStyle w:val="Compact"/>
+            </w:pPr>
+            <w:r>
+              <w:t xml:space="preserve">0.943</w:t>
+            </w:r>
+          </w:p>
+        </w:tc>
+        <w:tc>
+          <w:tcPr/>
+          <w:p>
+            <w:pPr>
+              <w:pStyle w:val="Compact"/>
+            </w:pPr>
+            <w:r>
+              <w:t xml:space="preserve">0.947</w:t>
+            </w:r>
+          </w:p>
+        </w:tc>
+        <w:tc>
+          <w:tcPr/>
+          <w:p>
+            <w:pPr>
+              <w:pStyle w:val="Compact"/>
+            </w:pPr>
+            <w:r>
+              <w:t xml:space="preserve">median 0.80; 95% PI 0.444-0.989</w:t>
+            </w:r>
+          </w:p>
+        </w:tc>
+        <w:tc>
+          <w:tcPr/>
+          <w:p>
+            <w:pPr>
+              <w:pStyle w:val="Compact"/>
+            </w:pPr>
+            <w:r>
+              <w:t xml:space="preserve">0%</w:t>
+            </w:r>
+          </w:p>
+        </w:tc>
+      </w:tr>
+      <w:tr>
+        <w:tc>
+          <w:tcPr/>
+          <w:p>
+            <w:pPr>
+              <w:pStyle w:val="Compact"/>
+            </w:pPr>
+            <w:r>
+              <w:t xml:space="preserve">GDMT (RR 0.65)</w:t>
+            </w:r>
+          </w:p>
+        </w:tc>
+        <w:tc>
+          <w:tcPr/>
+          <w:p>
+            <w:pPr>
+              <w:pStyle w:val="Compact"/>
+            </w:pPr>
+            <w:r>
+              <w:t xml:space="preserve">0.0067</w:t>
+            </w:r>
+          </w:p>
+        </w:tc>
+        <w:tc>
+          <w:tcPr/>
+          <w:p>
+            <w:pPr>
+              <w:pStyle w:val="Compact"/>
+            </w:pPr>
+            <w:r>
+              <w:t xml:space="preserve">0.027</w:t>
+            </w:r>
+          </w:p>
+        </w:tc>
+        <w:tc>
+          <w:tcPr/>
+          <w:p>
+            <w:pPr>
+              <w:pStyle w:val="Compact"/>
+            </w:pPr>
+            <w:r>
+              <w:t xml:space="preserve">median 0.003; 95% PI 0.000-0.065</w:t>
+            </w:r>
+          </w:p>
+        </w:tc>
+        <w:tc>
+          <w:tcPr/>
+          <w:p>
+            <w:pPr>
+              <w:pStyle w:val="Compact"/>
+            </w:pPr>
+            <w:r>
+              <w:t xml:space="preserve">95.9%</w:t>
+            </w:r>
+          </w:p>
+        </w:tc>
+      </w:tr>
+    </w:tbl>
+    <w:p>
+      <w:pPr>
+        <w:pStyle w:val="BodyText"/>
+      </w:pPr>
+      <w:r>
+        <w:t xml:space="preserve">The beta-blocker conclusion (</w:t>
+      </w:r>
+      <w:r>
+        <w:t xml:space="preserve">“no evidence of an effect after calibration”</w:t>
+      </w:r>
+      <w:r>
+        <w:t xml:space="preserve">) is invariant to the choice of inference: the plug-in p value never crossed 0.05 in any bootstrap replicate, and the t-predictive p value (0.947) is essentially identical to the plug-in value because the observation lies near the centre of the bias distribution, where heavier tails add little. The GDMT conclusion (</w:t>
+      </w:r>
+      <w:r>
+        <w:t xml:space="preserve">“residual effect survives calibration”</w:t>
+      </w:r>
+      <w:r>
+        <w:t xml:space="preserve">) survives the t-predictive correction in direction (0.027 &lt; 0.05) but the evidence is materially weaker: the t-predictive p value is roughly four times the plug-in value and approaches the 0.05 threshold. The bootstrap analysis confirms that the GDMT plug-in p value sits below 0.05 in 95.9% of resamples, with the upper end of the 95% PI (0.065) crossing the nominal threshold.</w:t>
+      </w:r>
+    </w:p>
+    <w:bookmarkEnd w:id="57"/>
+    <w:bookmarkStart w:id="58" w:name="implications-and-recommendations"/>
+    <w:p>
+      <w:pPr>
+        <w:pStyle w:val="Heading2"/>
+      </w:pPr>
+      <w:r>
+        <w:t xml:space="preserve">27.4 Implications and recommendations</w:t>
+      </w:r>
+    </w:p>
+    <w:p>
+      <w:pPr>
+        <w:pStyle w:val="FirstParagraph"/>
+      </w:pPr>
+      <w:r>
+        <w:t xml:space="preserve">At</w:t>
+      </w:r>
+      <w:r>
+        <w:t xml:space="preserve"> </w:t>
+      </w:r>
+      <m:oMath>
+        <m:r>
+          <m:t>K</m:t>
+        </m:r>
+        <m:r>
+          <m:rPr>
+            <m:sty m:val="p"/>
+          </m:rPr>
+          <m:t>=</m:t>
+        </m:r>
+        <m:r>
+          <m:t>12</m:t>
+        </m:r>
+      </m:oMath>
+      <w:r>
+        <w:t xml:space="preserve"> </w:t>
+      </w:r>
+      <w:r>
+        <w:t xml:space="preserve">the default plug-in calibrated p value should be reported together with a small-sample sensitivity. A pragmatic sensitivity uses a t(</w:t>
+      </w:r>
+      <m:oMath>
+        <m:r>
+          <m:t>K</m:t>
+        </m:r>
+        <m:r>
+          <m:rPr>
+            <m:sty m:val="p"/>
+          </m:rPr>
+          <m:t>−</m:t>
+        </m:r>
+        <m:r>
+          <m:t>2</m:t>
+        </m:r>
+      </m:oMath>
+      <w:r>
+        <w:t xml:space="preserve">) predictive reference distribution for the empirical null</w:t>
+      </w:r>
+      <w:r>
+        <w:t xml:space="preserve"> </w:t>
+      </w:r>
+      <w:r>
+        <w:t xml:space="preserve">[7]</w:t>
+      </w:r>
+      <w:r>
+        <w:t xml:space="preserve">, which restores near-nominal Type I error without heavy computation and does not require MCMC. Two caveats apply. First, the t(</w:t>
+      </w:r>
+      <m:oMath>
+        <m:r>
+          <m:t>K</m:t>
+        </m:r>
+        <m:r>
+          <m:rPr>
+            <m:sty m:val="p"/>
+          </m:rPr>
+          <m:t>−</m:t>
+        </m:r>
+        <m:r>
+          <m:t>2</m:t>
+        </m:r>
+      </m:oMath>
+      <w:r>
+        <w:t xml:space="preserve">) reference is an acknowledged approximation</w:t>
+      </w:r>
+      <w:r>
+        <w:t xml:space="preserve"> </w:t>
+      </w:r>
+      <w:r>
+        <w:t xml:space="preserve">[8]</w:t>
+      </w:r>
+      <w:r>
+        <w:t xml:space="preserve">, not a closed-form exact result; at very small</w:t>
+      </w:r>
+      <w:r>
+        <w:t xml:space="preserve"> </w:t>
+      </w:r>
+      <m:oMath>
+        <m:r>
+          <m:t>K</m:t>
+        </m:r>
+      </m:oMath>
+      <w:r>
+        <w:t xml:space="preserve"> </w:t>
+      </w:r>
+      <w:r>
+        <w:t xml:space="preserve">it over-corrects (2.3% at</w:t>
+      </w:r>
+      <w:r>
+        <w:t xml:space="preserve"> </w:t>
+      </w:r>
+      <m:oMath>
+        <m:r>
+          <m:t>K</m:t>
+        </m:r>
+        <m:r>
+          <m:rPr>
+            <m:sty m:val="p"/>
+          </m:rPr>
+          <m:t>=</m:t>
+        </m:r>
+        <m:r>
+          <m:t>5</m:t>
+        </m:r>
+      </m:oMath>
+      <w:r>
+        <w:t xml:space="preserve">). Second, the t(</w:t>
+      </w:r>
+      <m:oMath>
+        <m:r>
+          <m:t>K</m:t>
+        </m:r>
+        <m:r>
+          <m:rPr>
+            <m:sty m:val="p"/>
+          </m:rPr>
+          <m:t>−</m:t>
+        </m:r>
+        <m:r>
+          <m:t>2</m:t>
+        </m:r>
+      </m:oMath>
+      <w:r>
+        <w:t xml:space="preserve">) reference addresses the uncertainty of</w:t>
+      </w:r>
+      <w:r>
+        <w:t xml:space="preserve"> </w:t>
+      </w:r>
+      <m:oMath>
+        <m:sSub>
+          <m:e>
+            <m:acc>
+              <m:accPr>
+                <m:chr m:val="̂"/>
+              </m:accPr>
+              <m:e>
+                <m:r>
+                  <m:t>μ</m:t>
+                </m:r>
+              </m:e>
+            </m:acc>
+          </m:e>
+          <m:sub>
+            <m:r>
+              <m:t>B</m:t>
+            </m:r>
+          </m:sub>
+        </m:sSub>
+      </m:oMath>
+      <w:r>
+        <w:t xml:space="preserve"> </w:t>
+      </w:r>
+      <w:r>
+        <w:t xml:space="preserve">but only partially compensates for the downward bias and boundary behaviour of</w:t>
+      </w:r>
+      <w:r>
+        <w:t xml:space="preserve"> </w:t>
+      </w:r>
+      <m:oMath>
+        <m:sSub>
+          <m:e>
+            <m:acc>
+              <m:accPr>
+                <m:chr m:val="̂"/>
+              </m:accPr>
+              <m:e>
+                <m:r>
+                  <m:t>σ</m:t>
+                </m:r>
+              </m:e>
+            </m:acc>
+          </m:e>
+          <m:sub>
+            <m:r>
+              <m:t>B</m:t>
+            </m:r>
+          </m:sub>
+        </m:sSub>
+      </m:oMath>
+      <w:r>
+        <w:t xml:space="preserve">. A more complete small-sample treatment would require either a bias-corrected estimator for</w:t>
+      </w:r>
+      <w:r>
+        <w:t xml:space="preserve"> </w:t>
+      </w:r>
+      <m:oMath>
+        <m:sSub>
+          <m:e>
+            <m:r>
+              <m:t>σ</m:t>
+            </m:r>
+          </m:e>
+          <m:sub>
+            <m:r>
+              <m:t>B</m:t>
+            </m:r>
+          </m:sub>
+        </m:sSub>
+      </m:oMath>
+      <w:r>
+        <w:t xml:space="preserve"> </w:t>
+      </w:r>
+      <w:r>
+        <w:t xml:space="preserve">(e.g., REML) or a full Bayesian posterior via</w:t>
+      </w:r>
+      <w:r>
+        <w:t xml:space="preserve"> </w:t>
+      </w:r>
+      <w:r>
+        <w:rPr>
+          <w:rStyle w:val="VerbatimChar"/>
+        </w:rPr>
+        <w:t xml:space="preserve">fitMcmcNull</w:t>
+      </w:r>
+      <w:r>
+        <w:t xml:space="preserve"> </w:t>
+      </w:r>
+      <w:r>
+        <w:t xml:space="preserve">[9]</w:t>
+      </w:r>
+      <w:r>
+        <w:t xml:space="preserve">. We retain the plug-in p value as the primary statistic for consistency with the OHDSI convention and report the t-predictive p value as a sensitivity in the main manuscript. The companion R package</w:t>
+      </w:r>
+      <w:r>
+        <w:t xml:space="preserve"> </w:t>
+      </w:r>
+      <w:r>
+        <w:rPr>
+          <w:rStyle w:val="VerbatimChar"/>
+        </w:rPr>
+        <w:t xml:space="preserve">biasratio</w:t>
+      </w:r>
+      <w:r>
+        <w:t xml:space="preserve"> </w:t>
+      </w:r>
+      <w:r>
+        <w:t xml:space="preserve">will add a</w:t>
+      </w:r>
+      <w:r>
+        <w:t xml:space="preserve"> </w:t>
+      </w:r>
+      <w:r>
+        <w:rPr>
+          <w:rStyle w:val="VerbatimChar"/>
+        </w:rPr>
+        <w:t xml:space="preserve">method = "robust"</w:t>
+      </w:r>
+      <w:r>
+        <w:t xml:space="preserve"> </w:t>
+      </w:r>
+      <w:r>
+        <w:t xml:space="preserve">option in a subsequent release to make the t-predictive and REML variants directly available to investigators working with modest negative-control panels.</w:t>
+      </w:r>
+    </w:p>
+    <w:p>
+      <w:pPr>
+        <w:pStyle w:val="BodyText"/>
+      </w:pPr>
+      <w:r>
+        <w:t xml:space="preserve">The simulation script (</w:t>
+      </w:r>
+      <w:r>
+        <w:rPr>
+          <w:rStyle w:val="VerbatimChar"/>
+        </w:rPr>
+        <w:t xml:space="preserve">sim_smallK_null_correction.R</w:t>
+      </w:r>
+      <w:r>
+        <w:t xml:space="preserve">) and results table (</w:t>
+      </w:r>
+      <w:r>
+        <w:rPr>
+          <w:rStyle w:val="VerbatimChar"/>
+        </w:rPr>
+        <w:t xml:space="preserve">sim_smallK_typeI_results.csv</w:t>
+      </w:r>
+      <w:r>
+        <w:t xml:space="preserve">) are available in the project repository under</w:t>
+      </w:r>
+      <w:r>
+        <w:t xml:space="preserve"> </w:t>
+      </w:r>
+      <w:r>
+        <w:rPr>
+          <w:rStyle w:val="VerbatimChar"/>
+        </w:rPr>
+        <w:t xml:space="preserve">manuscript_v35/output/simulation/</w:t>
+      </w:r>
+      <w:r>
+        <w:t xml:space="preserve">.</w:t>
+      </w:r>
+    </w:p>
+    <w:bookmarkEnd w:id="58"/>
+    <w:bookmarkEnd w:id="59"/>
+    <w:bookmarkStart w:id="60" w:name="X137764dffbc8a1767898a23d115842e8d6c4631"/>
+    <w:p>
+      <w:pPr>
+        <w:pStyle w:val="Heading1"/>
+      </w:pPr>
+      <w:r>
+        <w:t xml:space="preserve">28. eAppendix 14. Zone-boundary sensitivity and the distinction from the calibrated p-value</w:t>
+      </w:r>
+    </w:p>
+    <w:p>
+      <w:pPr>
+        <w:pStyle w:val="FirstParagraph"/>
+      </w:pPr>
+      <w:r>
+        <w:t xml:space="preserve">This appendix addresses two questions that arise naturally from the three-zone classification.</w:t>
+      </w:r>
+    </w:p>
+    <w:p>
+      <w:pPr>
+        <w:pStyle w:val="BodyText"/>
+      </w:pPr>
+      <w:r>
+        <w:rPr>
+          <w:b/>
+          <w:bCs/>
+        </w:rPr>
+        <w:t xml:space="preserve">Q1. How does the BF three-zone classification differ from the calibrated p-value binary rule?</w:t>
+      </w:r>
+      <w:r>
+        <w:t xml:space="preserve"> </w:t>
+      </w:r>
+      <w:r>
+        <w:t xml:space="preserve">The calibrated p-value answers a</w:t>
+      </w:r>
+      <w:r>
+        <w:t xml:space="preserve"> </w:t>
+      </w:r>
+      <w:r>
+        <w:rPr>
+          <w:i/>
+          <w:iCs/>
+        </w:rPr>
+        <w:t xml:space="preserve">significance</w:t>
+      </w:r>
+      <w:r>
+        <w:t xml:space="preserve"> </w:t>
+      </w:r>
+      <w:r>
+        <w:t xml:space="preserve">question (</w:t>
+      </w:r>
+      <w:r>
+        <w:t xml:space="preserve">“is the calibrated effect distinguishable from zero?”</w:t>
+      </w:r>
+      <w:r>
+        <w:t xml:space="preserve">) and is binary by construction. The BF answers a</w:t>
+      </w:r>
+      <w:r>
+        <w:t xml:space="preserve"> </w:t>
+      </w:r>
+      <w:r>
+        <w:rPr>
+          <w:i/>
+          <w:iCs/>
+        </w:rPr>
+        <w:t xml:space="preserve">credibility</w:t>
+      </w:r>
+      <w:r>
+        <w:t xml:space="preserve"> </w:t>
+      </w:r>
+      <w:r>
+        <w:t xml:space="preserve">question (</w:t>
+      </w:r>
+      <w:r>
+        <w:t xml:space="preserve">“what share of the total calibrated signal is plausibly bias?”</w:t>
+      </w:r>
+      <w:r>
+        <w:t xml:space="preserve">) and is a continuous fraction in</w:t>
+      </w:r>
+      <w:r>
+        <w:t xml:space="preserve"> </w:t>
+      </w:r>
+      <m:oMath>
+        <m:r>
+          <m:rPr>
+            <m:sty m:val="p"/>
+          </m:rPr>
+          <m:t>[</m:t>
+        </m:r>
+        <m:r>
+          <m:t>0</m:t>
+        </m:r>
+        <m:r>
+          <m:rPr>
+            <m:sty m:val="p"/>
+          </m:rPr>
+          <m:t>,</m:t>
+        </m:r>
+        <m:r>
+          <m:t>1</m:t>
+        </m:r>
+        <m:r>
+          <m:rPr>
+            <m:sty m:val="p"/>
+          </m:rPr>
+          <m:t>]</m:t>
+        </m:r>
+      </m:oMath>
+      <w:r>
+        <w:t xml:space="preserve">. The formal distinction (eTable 1) is sharpened by examining each metric’s dependence on the primary study’s standard error. The plug-in calibrated p-value is</w:t>
+      </w:r>
+    </w:p>
+    <w:p>
+      <w:pPr>
+        <w:pStyle w:val="BodyText"/>
+      </w:pPr>
+      <m:oMathPara>
+        <m:oMathParaPr>
+          <m:jc m:val="center"/>
+        </m:oMathParaPr>
+        <m:oMath>
+          <m:sSub>
+            <m:e>
+              <m:r>
+                <m:t>p</m:t>
+              </m:r>
+            </m:e>
+            <m:sub>
+              <m:r>
+                <m:rPr>
+                  <m:sty m:val="p"/>
+                </m:rPr>
+                <m:t>c</m:t>
+              </m:r>
+              <m:r>
+                <m:rPr>
+                  <m:sty m:val="p"/>
+                </m:rPr>
+                <m:t>a</m:t>
+              </m:r>
+              <m:r>
+                <m:rPr>
+                  <m:sty m:val="p"/>
+                </m:rPr>
+                <m:t>l</m:t>
+              </m:r>
+            </m:sub>
+          </m:sSub>
+          <m:r>
+            <m:rPr>
+              <m:sty m:val="p"/>
+            </m:rPr>
+            <m:t>=</m:t>
+          </m:r>
+          <m:r>
+            <m:t>2</m:t>
+          </m:r>
+          <m:r>
+            <m:t> </m:t>
+          </m:r>
+          <m:r>
+            <m:rPr>
+              <m:sty m:val="p"/>
+            </m:rPr>
+            <m:t>Φ</m:t>
+          </m:r>
+          <m:r>
+            <m:t>​</m:t>
+          </m:r>
+          <m:d>
+            <m:dPr>
+              <m:begChr m:val="("/>
+              <m:sepChr m:val=""/>
+              <m:endChr m:val=")"/>
+              <m:grow/>
+            </m:dPr>
+            <m:e>
+              <m:r>
+                <m:rPr>
+                  <m:sty m:val="p"/>
+                </m:rPr>
+                <m:t>−</m:t>
+              </m:r>
+              <m:f>
+                <m:fPr>
+                  <m:type m:val="bar"/>
+                </m:fPr>
+                <m:num>
+                  <m:r>
+                    <m:rPr>
+                      <m:sty m:val="p"/>
+                    </m:rPr>
+                    <m:t>|</m:t>
+                  </m:r>
+                  <m:acc>
+                    <m:accPr>
+                      <m:chr m:val="̂"/>
+                    </m:accPr>
+                    <m:e>
+                      <m:r>
+                        <m:t>ψ</m:t>
+                      </m:r>
+                    </m:e>
+                  </m:acc>
+                  <m:r>
+                    <m:rPr>
+                      <m:sty m:val="p"/>
+                    </m:rPr>
+                    <m:t>−</m:t>
+                  </m:r>
+                  <m:sSub>
+                    <m:e>
+                      <m:acc>
+                        <m:accPr>
+                          <m:chr m:val="̂"/>
+                        </m:accPr>
+                        <m:e>
+                          <m:r>
+                            <m:t>μ</m:t>
+                          </m:r>
+                        </m:e>
+                      </m:acc>
+                    </m:e>
+                    <m:sub>
+                      <m:r>
+                        <m:t>B</m:t>
+                      </m:r>
+                    </m:sub>
+                  </m:sSub>
+                  <m:r>
+                    <m:rPr>
+                      <m:sty m:val="p"/>
+                    </m:rPr>
+                    <m:t>|</m:t>
+                  </m:r>
+                </m:num>
+                <m:den>
+                  <m:rad>
+                    <m:radPr>
+                      <m:degHide m:val="on"/>
+                    </m:radPr>
+                    <m:deg/>
+                    <m:e>
+                      <m:sSup>
+                        <m:e>
+                          <m:acc>
+                            <m:accPr>
+                              <m:chr m:val="̂"/>
+                            </m:accPr>
+                            <m:e>
+                              <m:r>
+                                <m:t>τ</m:t>
+                              </m:r>
+                            </m:e>
+                          </m:acc>
+                        </m:e>
+                        <m:sup>
+                          <m:r>
+                            <m:t>2</m:t>
+                          </m:r>
+                        </m:sup>
+                      </m:sSup>
+                      <m:r>
+                        <m:rPr>
+                          <m:sty m:val="p"/>
+                        </m:rPr>
+                        <m:t>+</m:t>
+                      </m:r>
+                      <m:sSubSup>
+                        <m:e>
+                          <m:acc>
+                            <m:accPr>
+                              <m:chr m:val="̂"/>
+                            </m:accPr>
+                            <m:e>
+                              <m:r>
+                                <m:t>σ</m:t>
+                              </m:r>
+                            </m:e>
+                          </m:acc>
+                        </m:e>
+                        <m:sub>
+                          <m:r>
+                            <m:t>B</m:t>
+                          </m:r>
+                        </m:sub>
+                        <m:sup>
+                          <m:r>
+                            <m:t>2</m:t>
+                          </m:r>
+                        </m:sup>
+                      </m:sSubSup>
+                    </m:e>
+                  </m:rad>
+                </m:den>
+              </m:f>
+            </m:e>
+          </m:d>
+          <m:r>
+            <m:rPr>
+              <m:sty m:val="p"/>
+            </m:rPr>
+            <m:t>,</m:t>
+          </m:r>
+        </m:oMath>
+      </m:oMathPara>
+    </w:p>
+    <w:p>
+      <w:pPr>
+        <w:pStyle w:val="FirstParagraph"/>
+      </w:pPr>
+      <w:r>
+        <w:t xml:space="preserve">which depends on the precision</w:t>
+      </w:r>
+      <w:r>
+        <w:t xml:space="preserve"> </w:t>
+      </w:r>
+      <m:oMath>
+        <m:acc>
+          <m:accPr>
+            <m:chr m:val="̂"/>
+          </m:accPr>
+          <m:e>
+            <m:r>
+              <m:t>τ</m:t>
+            </m:r>
+          </m:e>
+        </m:acc>
+      </m:oMath>
+      <w:r>
+        <w:t xml:space="preserve"> </w:t>
+      </w:r>
+      <w:r>
+        <w:t xml:space="preserve">of the primary estimate: a small study with a large point estimate can yield a non-significant calibrated p-value, while a large study with a smaller point estimate can yield a significant one. The BF,</w:t>
+      </w:r>
+    </w:p>
+    <w:p>
+      <w:pPr>
+        <w:pStyle w:val="BodyText"/>
+      </w:pPr>
+      <m:oMathPara>
+        <m:oMathParaPr>
+          <m:jc m:val="center"/>
+        </m:oMathParaPr>
+        <m:oMath>
+          <m:acc>
+            <m:accPr>
+              <m:chr m:val="̂"/>
+            </m:accPr>
+            <m:e>
+              <m:r>
+                <m:rPr>
+                  <m:sty m:val="p"/>
+                </m:rPr>
+                <m:t>B</m:t>
+              </m:r>
+              <m:r>
+                <m:rPr>
+                  <m:sty m:val="p"/>
+                </m:rPr>
+                <m:t>F</m:t>
+              </m:r>
+            </m:e>
+          </m:acc>
+          <m:r>
+            <m:rPr>
+              <m:sty m:val="p"/>
+            </m:rPr>
+            <m:t>=</m:t>
+          </m:r>
+          <m:f>
+            <m:fPr>
+              <m:type m:val="bar"/>
+            </m:fPr>
+            <m:num>
+              <m:r>
+                <m:rPr>
+                  <m:sty m:val="p"/>
+                </m:rPr>
+                <m:t>|</m:t>
+              </m:r>
+              <m:sSub>
+                <m:e>
+                  <m:acc>
+                    <m:accPr>
+                      <m:chr m:val="̂"/>
+                    </m:accPr>
+                    <m:e>
+                      <m:r>
+                        <m:t>μ</m:t>
+                      </m:r>
+                    </m:e>
+                  </m:acc>
+                </m:e>
+                <m:sub>
+                  <m:r>
+                    <m:t>B</m:t>
+                  </m:r>
+                </m:sub>
+              </m:sSub>
+              <m:r>
+                <m:rPr>
+                  <m:sty m:val="p"/>
+                </m:rPr>
+                <m:t>|</m:t>
+              </m:r>
+            </m:num>
+            <m:den>
+              <m:r>
+                <m:rPr>
+                  <m:sty m:val="p"/>
+                </m:rPr>
+                <m:t>|</m:t>
+              </m:r>
+              <m:sSub>
+                <m:e>
+                  <m:acc>
+                    <m:accPr>
+                      <m:chr m:val="̂"/>
+                    </m:accPr>
+                    <m:e>
+                      <m:r>
+                        <m:t>μ</m:t>
+                      </m:r>
+                    </m:e>
+                  </m:acc>
+                </m:e>
+                <m:sub>
+                  <m:r>
+                    <m:t>B</m:t>
+                  </m:r>
+                </m:sub>
+              </m:sSub>
+              <m:r>
+                <m:rPr>
+                  <m:sty m:val="p"/>
+                </m:rPr>
+                <m:t>|</m:t>
+              </m:r>
+              <m:r>
+                <m:rPr>
+                  <m:sty m:val="p"/>
+                </m:rPr>
+                <m:t>+</m:t>
+              </m:r>
+              <m:r>
+                <m:rPr>
+                  <m:sty m:val="p"/>
+                </m:rPr>
+                <m:t>|</m:t>
+              </m:r>
+              <m:acc>
+                <m:accPr>
+                  <m:chr m:val="̂"/>
+                </m:accPr>
+                <m:e>
+                  <m:r>
+                    <m:t>ψ</m:t>
+                  </m:r>
+                </m:e>
+              </m:acc>
+              <m:r>
+                <m:rPr>
+                  <m:sty m:val="p"/>
+                </m:rPr>
+                <m:t>−</m:t>
+              </m:r>
+              <m:sSub>
+                <m:e>
+                  <m:acc>
+                    <m:accPr>
+                      <m:chr m:val="̂"/>
+                    </m:accPr>
+                    <m:e>
+                      <m:r>
+                        <m:t>μ</m:t>
+                      </m:r>
+                    </m:e>
+                  </m:acc>
+                </m:e>
+                <m:sub>
+                  <m:r>
+                    <m:t>B</m:t>
+                  </m:r>
+                </m:sub>
+              </m:sSub>
+              <m:r>
+                <m:rPr>
+                  <m:sty m:val="p"/>
+                </m:rPr>
+                <m:t>|</m:t>
+              </m:r>
+            </m:den>
+          </m:f>
+          <m:r>
+            <m:rPr>
+              <m:sty m:val="p"/>
+            </m:rPr>
+            <m:t>,</m:t>
+          </m:r>
+        </m:oMath>
+      </m:oMathPara>
+    </w:p>
+    <w:p>
+      <w:pPr>
+        <w:pStyle w:val="FirstParagraph"/>
+      </w:pPr>
+      <w:r>
+        <w:t xml:space="preserve">contains</w:t>
+      </w:r>
+      <w:r>
+        <w:t xml:space="preserve"> </w:t>
+      </w:r>
+      <w:r>
+        <w:rPr>
+          <w:i/>
+          <w:iCs/>
+        </w:rPr>
+        <w:t xml:space="preserve">no</w:t>
+      </w:r>
+      <w:r>
+        <w:t xml:space="preserve"> </w:t>
+      </w:r>
+      <m:oMath>
+        <m:acc>
+          <m:accPr>
+            <m:chr m:val="̂"/>
+          </m:accPr>
+          <m:e>
+            <m:r>
+              <m:t>τ</m:t>
+            </m:r>
+          </m:e>
+        </m:acc>
+      </m:oMath>
+      <w:r>
+        <w:t xml:space="preserve">: it answers the bias-share question entirely from the point estimates of bias and effect. Consequently, the two metrics are not redundant. They agree at the extremes — when the effect is large, BF is small and</w:t>
+      </w:r>
+      <w:r>
+        <w:t xml:space="preserve"> </w:t>
+      </w:r>
+      <m:oMath>
+        <m:sSub>
+          <m:e>
+            <m:r>
+              <m:t>p</m:t>
+            </m:r>
+          </m:e>
+          <m:sub>
+            <m:r>
+              <m:rPr>
+                <m:sty m:val="p"/>
+              </m:rPr>
+              <m:t>c</m:t>
+            </m:r>
+            <m:r>
+              <m:rPr>
+                <m:sty m:val="p"/>
+              </m:rPr>
+              <m:t>a</m:t>
+            </m:r>
+            <m:r>
+              <m:rPr>
+                <m:sty m:val="p"/>
+              </m:rPr>
+              <m:t>l</m:t>
+            </m:r>
+          </m:sub>
+        </m:sSub>
+      </m:oMath>
+      <w:r>
+        <w:t xml:space="preserve"> </w:t>
+      </w:r>
+      <w:r>
+        <w:t xml:space="preserve">is small; when bias dominates, BF is large and</w:t>
+      </w:r>
+      <w:r>
+        <w:t xml:space="preserve"> </w:t>
+      </w:r>
+      <m:oMath>
+        <m:sSub>
+          <m:e>
+            <m:r>
+              <m:t>p</m:t>
+            </m:r>
+          </m:e>
+          <m:sub>
+            <m:r>
+              <m:rPr>
+                <m:sty m:val="p"/>
+              </m:rPr>
+              <m:t>c</m:t>
+            </m:r>
+            <m:r>
+              <m:rPr>
+                <m:sty m:val="p"/>
+              </m:rPr>
+              <m:t>a</m:t>
+            </m:r>
+            <m:r>
+              <m:rPr>
+                <m:sty m:val="p"/>
+              </m:rPr>
+              <m:t>l</m:t>
+            </m:r>
+          </m:sub>
+        </m:sSub>
+      </m:oMath>
+      <w:r>
+        <w:t xml:space="preserve"> </w:t>
+      </w:r>
+      <w:r>
+        <w:t xml:space="preserve">is large — which is the desired convergent validity. They disagree in the</w:t>
+      </w:r>
+      <w:r>
+        <w:t xml:space="preserve"> </w:t>
+      </w:r>
+      <w:r>
+        <w:rPr>
+          <w:i/>
+          <w:iCs/>
+        </w:rPr>
+        <w:t xml:space="preserve">middle</w:t>
+      </w:r>
+      <w:r>
+        <w:t xml:space="preserve">: a borderline-calibrated effect can have</w:t>
+      </w:r>
+      <w:r>
+        <w:t xml:space="preserve"> </w:t>
+      </w:r>
+      <m:oMath>
+        <m:sSub>
+          <m:e>
+            <m:r>
+              <m:t>p</m:t>
+            </m:r>
+          </m:e>
+          <m:sub>
+            <m:r>
+              <m:rPr>
+                <m:sty m:val="p"/>
+              </m:rPr>
+              <m:t>c</m:t>
+            </m:r>
+            <m:r>
+              <m:rPr>
+                <m:sty m:val="p"/>
+              </m:rPr>
+              <m:t>a</m:t>
+            </m:r>
+            <m:r>
+              <m:rPr>
+                <m:sty m:val="p"/>
+              </m:rPr>
+              <m:t>l</m:t>
+            </m:r>
+          </m:sub>
+        </m:sSub>
+        <m:r>
+          <m:rPr>
+            <m:sty m:val="p"/>
+          </m:rPr>
+          <m:t>&lt;</m:t>
+        </m:r>
+        <m:r>
+          <m:t>0.05</m:t>
+        </m:r>
+      </m:oMath>
+      <w:r>
+        <w:t xml:space="preserve"> </w:t>
+      </w:r>
+      <w:r>
+        <w:t xml:space="preserve">(significant after calibration) yet</w:t>
+      </w:r>
+      <w:r>
+        <w:t xml:space="preserve"> </w:t>
+      </w:r>
+      <m:oMath>
+        <m:acc>
+          <m:accPr>
+            <m:chr m:val="̂"/>
+          </m:accPr>
+          <m:e>
+            <m:r>
+              <m:rPr>
+                <m:sty m:val="p"/>
+              </m:rPr>
+              <m:t>B</m:t>
+            </m:r>
+            <m:r>
+              <m:rPr>
+                <m:sty m:val="p"/>
+              </m:rPr>
+              <m:t>F</m:t>
+            </m:r>
+          </m:e>
+        </m:acc>
+        <m:r>
+          <m:rPr>
+            <m:sty m:val="p"/>
+          </m:rPr>
+          <m:t>∈</m:t>
+        </m:r>
+        <m:r>
+          <m:rPr>
+            <m:sty m:val="p"/>
+          </m:rPr>
+          <m:t>(</m:t>
+        </m:r>
+        <m:r>
+          <m:t>1</m:t>
+        </m:r>
+        <m:r>
+          <m:rPr>
+            <m:sty m:val="p"/>
+          </m:rPr>
+          <m:t>/</m:t>
+        </m:r>
+        <m:r>
+          <m:t>3</m:t>
+        </m:r>
+        <m:r>
+          <m:rPr>
+            <m:sty m:val="p"/>
+          </m:rPr>
+          <m:t>,</m:t>
+        </m:r>
+        <m:r>
+          <m:t> </m:t>
+        </m:r>
+        <m:r>
+          <m:t>0.5</m:t>
+        </m:r>
+        <m:r>
+          <m:rPr>
+            <m:sty m:val="p"/>
+          </m:rPr>
+          <m:t>)</m:t>
+        </m:r>
+      </m:oMath>
+      <w:r>
+        <w:t xml:space="preserve"> </w:t>
+      </w:r>
+      <w:r>
+        <w:t xml:space="preserve">(mixed, ~30–50% of the signal plausibly bias), or vice versa. The three-zone framework makes this disagreement</w:t>
+      </w:r>
+      <w:r>
+        <w:t xml:space="preserve"> </w:t>
+      </w:r>
+      <w:r>
+        <w:rPr>
+          <w:i/>
+          <w:iCs/>
+        </w:rPr>
+        <w:t xml:space="preserve">legible</w:t>
+      </w:r>
+      <w:r>
+        <w:t xml:space="preserve">: the</w:t>
+      </w:r>
+      <w:r>
+        <w:t xml:space="preserve"> </w:t>
+      </w:r>
+      <w:r>
+        <w:t xml:space="preserve">“mixed”</w:t>
+      </w:r>
+      <w:r>
+        <w:t xml:space="preserve"> </w:t>
+      </w:r>
+      <w:r>
+        <w:t xml:space="preserve">region is the explicit</w:t>
+      </w:r>
+      <w:r>
+        <w:t xml:space="preserve"> </w:t>
+      </w:r>
+      <w:r>
+        <w:t xml:space="preserve">“I don’t know”</w:t>
+      </w:r>
+      <w:r>
+        <w:t xml:space="preserve"> </w:t>
+      </w:r>
+      <w:r>
+        <w:t xml:space="preserve">band, and the selective CI rule (eTable 3) issues a decisive call only when the entire confidence interval lies in one zone. The calibrated p-value has no analogue: it forces a binary verdict on every analysis, including the ones where the data are too weak to support one.</w:t>
+      </w:r>
+    </w:p>
+    <w:p>
+      <w:pPr>
+        <w:pStyle w:val="BodyText"/>
+      </w:pPr>
+      <w:r>
+        <w:rPr>
+          <w:b/>
+          <w:bCs/>
+        </w:rPr>
+        <w:t xml:space="preserve">Q2. Could adjusting the red/amber/green boundaries raise classification accuracy?</w:t>
+      </w:r>
+      <w:r>
+        <w:t xml:space="preserve"> </w:t>
+      </w:r>
+      <w:r>
+        <w:t xml:space="preserve">No, not beyond what the metric already supports under the default boundaries. The</w:t>
+      </w:r>
+      <w:r>
+        <w:t xml:space="preserve"> </w:t>
+      </w:r>
+      <m:oMath>
+        <m:r>
+          <m:t>1</m:t>
+        </m:r>
+        <m:r>
+          <m:rPr>
+            <m:sty m:val="p"/>
+          </m:rPr>
+          <m:t>/</m:t>
+        </m:r>
+        <m:r>
+          <m:t>3</m:t>
+        </m:r>
+      </m:oMath>
+      <w:r>
+        <w:t xml:space="preserve"> </w:t>
+      </w:r>
+      <w:r>
+        <w:t xml:space="preserve">and</w:t>
+      </w:r>
+      <w:r>
+        <w:t xml:space="preserve"> </w:t>
+      </w:r>
+      <m:oMath>
+        <m:r>
+          <m:t>0.5</m:t>
+        </m:r>
+      </m:oMath>
+      <w:r>
+        <w:t xml:space="preserve"> </w:t>
+      </w:r>
+      <w:r>
+        <w:t xml:space="preserve">boundaries are</w:t>
+      </w:r>
+      <w:r>
+        <w:t xml:space="preserve"> </w:t>
+      </w:r>
+      <w:r>
+        <w:rPr>
+          <w:i/>
+          <w:iCs/>
+        </w:rPr>
+        <w:t xml:space="preserve">definitional</w:t>
+      </w:r>
+      <w:r>
+        <w:t xml:space="preserve">, not tuned:</w:t>
+      </w:r>
+      <w:r>
+        <w:t xml:space="preserve"> </w:t>
+      </w:r>
+      <m:oMath>
+        <m:r>
+          <m:rPr>
+            <m:sty m:val="p"/>
+          </m:rPr>
+          <m:t>B</m:t>
+        </m:r>
+        <m:r>
+          <m:rPr>
+            <m:sty m:val="p"/>
+          </m:rPr>
+          <m:t>F</m:t>
+        </m:r>
+        <m:r>
+          <m:rPr>
+            <m:sty m:val="p"/>
+          </m:rPr>
+          <m:t>&lt;</m:t>
+        </m:r>
+        <m:r>
+          <m:t>1</m:t>
+        </m:r>
+        <m:r>
+          <m:rPr>
+            <m:sty m:val="p"/>
+          </m:rPr>
+          <m:t>/</m:t>
+        </m:r>
+        <m:r>
+          <m:t>3</m:t>
+        </m:r>
+        <m:r>
+          <m:rPr>
+            <m:sty m:val="p"/>
+          </m:rPr>
+          <m:t>⇔</m:t>
+        </m:r>
+      </m:oMath>
+      <w:r>
+        <w:t xml:space="preserve"> </w:t>
+      </w:r>
+      <w:r>
+        <w:t xml:space="preserve">residual effect</w:t>
+      </w:r>
+      <w:r>
+        <w:t xml:space="preserve"> </w:t>
+      </w:r>
+      <m:oMath>
+        <m:r>
+          <m:rPr>
+            <m:sty m:val="p"/>
+          </m:rPr>
+          <m:t>≥</m:t>
+        </m:r>
+        <m:r>
+          <m:t>2</m:t>
+        </m:r>
+        <m:r>
+          <m:rPr>
+            <m:sty m:val="p"/>
+          </m:rPr>
+          <m:t>×</m:t>
+        </m:r>
+      </m:oMath>
+      <w:r>
+        <w:t xml:space="preserve"> </w:t>
+      </w:r>
+      <w:r>
+        <w:t xml:space="preserve">bias (BER</w:t>
+      </w:r>
+      <w:r>
+        <w:t xml:space="preserve"> </w:t>
+      </w:r>
+      <m:oMath>
+        <m:r>
+          <m:rPr>
+            <m:sty m:val="p"/>
+          </m:rPr>
+          <m:t>&lt;</m:t>
+        </m:r>
+        <m:r>
+          <m:t>0.5</m:t>
+        </m:r>
+      </m:oMath>
+      <w:r>
+        <w:t xml:space="preserve">);</w:t>
+      </w:r>
+      <w:r>
+        <w:t xml:space="preserve"> </w:t>
+      </w:r>
+      <m:oMath>
+        <m:r>
+          <m:rPr>
+            <m:sty m:val="p"/>
+          </m:rPr>
+          <m:t>B</m:t>
+        </m:r>
+        <m:r>
+          <m:rPr>
+            <m:sty m:val="p"/>
+          </m:rPr>
+          <m:t>F</m:t>
+        </m:r>
+        <m:r>
+          <m:rPr>
+            <m:sty m:val="p"/>
+          </m:rPr>
+          <m:t>&gt;</m:t>
+        </m:r>
+        <m:r>
+          <m:t>0.5</m:t>
+        </m:r>
+        <m:r>
+          <m:rPr>
+            <m:sty m:val="p"/>
+          </m:rPr>
+          <m:t>⇔</m:t>
+        </m:r>
+      </m:oMath>
+      <w:r>
+        <w:t xml:space="preserve"> </w:t>
+      </w:r>
+      <w:r>
+        <w:t xml:space="preserve">bias</w:t>
+      </w:r>
+      <w:r>
+        <w:t xml:space="preserve"> </w:t>
+      </w:r>
+      <m:oMath>
+        <m:r>
+          <m:rPr>
+            <m:sty m:val="p"/>
+          </m:rPr>
+          <m:t>&gt;</m:t>
+        </m:r>
+      </m:oMath>
+      <w:r>
+        <w:t xml:space="preserve"> </w:t>
+      </w:r>
+      <w:r>
+        <w:t xml:space="preserve">effect (BER</w:t>
+      </w:r>
+      <w:r>
+        <w:t xml:space="preserve"> </w:t>
+      </w:r>
+      <m:oMath>
+        <m:r>
+          <m:rPr>
+            <m:sty m:val="p"/>
+          </m:rPr>
+          <m:t>&gt;</m:t>
+        </m:r>
+        <m:r>
+          <m:t>1</m:t>
+        </m:r>
+      </m:oMath>
+      <w:r>
+        <w:t xml:space="preserve">). Moving them changes the</w:t>
+      </w:r>
+      <w:r>
+        <w:t xml:space="preserve"> </w:t>
+      </w:r>
+      <w:r>
+        <w:rPr>
+          <w:i/>
+          <w:iCs/>
+        </w:rPr>
+        <w:t xml:space="preserve">meaning</w:t>
+      </w:r>
+      <w:r>
+        <w:t xml:space="preserve"> </w:t>
+      </w:r>
+      <w:r>
+        <w:t xml:space="preserve">of</w:t>
+      </w:r>
+      <w:r>
+        <w:t xml:space="preserve"> </w:t>
+      </w:r>
+      <w:r>
+        <w:t xml:space="preserve">“effect-dominated”</w:t>
+      </w:r>
+      <w:r>
+        <w:t xml:space="preserve"> </w:t>
+      </w:r>
+      <w:r>
+        <w:t xml:space="preserve">and</w:t>
+      </w:r>
+      <w:r>
+        <w:t xml:space="preserve"> </w:t>
+      </w:r>
+      <w:r>
+        <w:t xml:space="preserve">“bias-dominated,”</w:t>
+      </w:r>
+      <w:r>
+        <w:t xml:space="preserve"> </w:t>
+      </w:r>
+      <w:r>
+        <w:t xml:space="preserve">it does not optimise a classifier. To verify empirically, we re-classified all 67,200 repetitions of the 336-condition simulation under a grid of 28 (cut1, cut2) pairs spanning</w:t>
+      </w:r>
+      <w:r>
+        <w:t xml:space="preserve"> </w:t>
+      </w:r>
+      <m:oMath>
+        <m:sSub>
+          <m:e>
+            <m:r>
+              <m:rPr>
+                <m:sty m:val="p"/>
+              </m:rPr>
+              <m:t>c</m:t>
+            </m:r>
+            <m:r>
+              <m:rPr>
+                <m:sty m:val="p"/>
+              </m:rPr>
+              <m:t>u</m:t>
+            </m:r>
+            <m:r>
+              <m:rPr>
+                <m:sty m:val="p"/>
+              </m:rPr>
+              <m:t>t</m:t>
+            </m:r>
+          </m:e>
+          <m:sub>
+            <m:r>
+              <m:t>1</m:t>
+            </m:r>
+          </m:sub>
+        </m:sSub>
+        <m:r>
+          <m:rPr>
+            <m:sty m:val="p"/>
+          </m:rPr>
+          <m:t>∈</m:t>
+        </m:r>
+        <m:r>
+          <m:rPr>
+            <m:sty m:val="p"/>
+          </m:rPr>
+          <m:t>{</m:t>
+        </m:r>
+        <m:r>
+          <m:t>0.20</m:t>
+        </m:r>
+        <m:r>
+          <m:rPr>
+            <m:sty m:val="p"/>
+          </m:rPr>
+          <m:t>,</m:t>
+        </m:r>
+        <m:r>
+          <m:t> </m:t>
+        </m:r>
+        <m:r>
+          <m:t>0.25</m:t>
+        </m:r>
+        <m:r>
+          <m:rPr>
+            <m:sty m:val="p"/>
+          </m:rPr>
+          <m:t>,</m:t>
+        </m:r>
+        <m:r>
+          <m:t> </m:t>
+        </m:r>
+        <m:r>
+          <m:t>0.30</m:t>
+        </m:r>
+        <m:r>
+          <m:rPr>
+            <m:sty m:val="p"/>
+          </m:rPr>
+          <m:t>,</m:t>
+        </m:r>
+        <m:r>
+          <m:t> </m:t>
+        </m:r>
+        <m:r>
+          <m:t>1</m:t>
+        </m:r>
+        <m:r>
+          <m:rPr>
+            <m:sty m:val="p"/>
+          </m:rPr>
+          <m:t>/</m:t>
+        </m:r>
+        <m:r>
+          <m:t>3</m:t>
+        </m:r>
+        <m:r>
+          <m:rPr>
+            <m:sty m:val="p"/>
+          </m:rPr>
+          <m:t>,</m:t>
+        </m:r>
+        <m:r>
+          <m:t> </m:t>
+        </m:r>
+        <m:r>
+          <m:t>0.35</m:t>
+        </m:r>
+        <m:r>
+          <m:rPr>
+            <m:sty m:val="p"/>
+          </m:rPr>
+          <m:t>,</m:t>
+        </m:r>
+        <m:r>
+          <m:t> </m:t>
+        </m:r>
+        <m:r>
+          <m:t>0.40</m:t>
+        </m:r>
+        <m:r>
+          <m:rPr>
+            <m:sty m:val="p"/>
+          </m:rPr>
+          <m:t>,</m:t>
+        </m:r>
+        <m:r>
+          <m:t> </m:t>
+        </m:r>
+        <m:r>
+          <m:t>0.45</m:t>
+        </m:r>
+        <m:r>
+          <m:rPr>
+            <m:sty m:val="p"/>
+          </m:rPr>
+          <m:t>}</m:t>
+        </m:r>
+      </m:oMath>
+      <w:r>
+        <w:t xml:space="preserve"> </w:t>
+      </w:r>
+      <w:r>
+        <w:t xml:space="preserve">and</w:t>
+      </w:r>
+      <w:r>
+        <w:t xml:space="preserve"> </w:t>
+      </w:r>
+      <m:oMath>
+        <m:sSub>
+          <m:e>
+            <m:r>
+              <m:rPr>
+                <m:sty m:val="p"/>
+              </m:rPr>
+              <m:t>c</m:t>
+            </m:r>
+            <m:r>
+              <m:rPr>
+                <m:sty m:val="p"/>
+              </m:rPr>
+              <m:t>u</m:t>
+            </m:r>
+            <m:r>
+              <m:rPr>
+                <m:sty m:val="p"/>
+              </m:rPr>
+              <m:t>t</m:t>
+            </m:r>
+          </m:e>
+          <m:sub>
+            <m:r>
+              <m:t>2</m:t>
+            </m:r>
+          </m:sub>
+        </m:sSub>
+        <m:r>
+          <m:rPr>
+            <m:sty m:val="p"/>
+          </m:rPr>
+          <m:t>∈</m:t>
+        </m:r>
+        <m:r>
+          <m:rPr>
+            <m:sty m:val="p"/>
+          </m:rPr>
+          <m:t>{</m:t>
+        </m:r>
+        <m:r>
+          <m:t>0.50</m:t>
+        </m:r>
+        <m:r>
+          <m:rPr>
+            <m:sty m:val="p"/>
+          </m:rPr>
+          <m:t>,</m:t>
+        </m:r>
+        <m:r>
+          <m:t> </m:t>
+        </m:r>
+        <m:r>
+          <m:t>0.55</m:t>
+        </m:r>
+        <m:r>
+          <m:rPr>
+            <m:sty m:val="p"/>
+          </m:rPr>
+          <m:t>,</m:t>
+        </m:r>
+        <m:r>
+          <m:t> </m:t>
+        </m:r>
+        <m:r>
+          <m:t>0.60</m:t>
+        </m:r>
+        <m:r>
+          <m:rPr>
+            <m:sty m:val="p"/>
+          </m:rPr>
+          <m:t>,</m:t>
+        </m:r>
+        <m:r>
+          <m:t> </m:t>
+        </m:r>
+        <m:r>
+          <m:t>0.65</m:t>
+        </m:r>
+        <m:r>
+          <m:rPr>
+            <m:sty m:val="p"/>
+          </m:rPr>
+          <m:t>}</m:t>
+        </m:r>
+      </m:oMath>
+      <w:r>
+        <w:t xml:space="preserve">, using each repetition’s stored</w:t>
+      </w:r>
+      <w:r>
+        <w:t xml:space="preserve"> </w:t>
+      </w:r>
+      <m:oMath>
+        <m:acc>
+          <m:accPr>
+            <m:chr m:val="̂"/>
+          </m:accPr>
+          <m:e>
+            <m:r>
+              <m:t>ρ</m:t>
+            </m:r>
+          </m:e>
+        </m:acc>
+        <m:r>
+          <m:rPr>
+            <m:sty m:val="p"/>
+          </m:rPr>
+          <m:t>=</m:t>
+        </m:r>
+        <m:r>
+          <m:rPr>
+            <m:sty m:val="p"/>
+          </m:rPr>
+          <m:t>|</m:t>
+        </m:r>
+        <m:sSub>
+          <m:e>
+            <m:acc>
+              <m:accPr>
+                <m:chr m:val="̂"/>
+              </m:accPr>
+              <m:e>
+                <m:r>
+                  <m:t>μ</m:t>
+                </m:r>
+              </m:e>
+            </m:acc>
+          </m:e>
+          <m:sub>
+            <m:r>
+              <m:t>B</m:t>
+            </m:r>
+          </m:sub>
+        </m:sSub>
+        <m:r>
+          <m:rPr>
+            <m:sty m:val="p"/>
+          </m:rPr>
+          <m:t>|</m:t>
+        </m:r>
+        <m:r>
+          <m:rPr>
+            <m:sty m:val="p"/>
+          </m:rPr>
+          <m:t>/</m:t>
+        </m:r>
+        <m:r>
+          <m:rPr>
+            <m:sty m:val="p"/>
+          </m:rPr>
+          <m:t>|</m:t>
+        </m:r>
+        <m:acc>
+          <m:accPr>
+            <m:chr m:val="̂"/>
+          </m:accPr>
+          <m:e>
+            <m:r>
+              <m:t>ψ</m:t>
+            </m:r>
+          </m:e>
+        </m:acc>
+        <m:r>
+          <m:rPr>
+            <m:sty m:val="p"/>
+          </m:rPr>
+          <m:t>−</m:t>
+        </m:r>
+        <m:sSub>
+          <m:e>
+            <m:acc>
+              <m:accPr>
+                <m:chr m:val="̂"/>
+              </m:accPr>
+              <m:e>
+                <m:r>
+                  <m:t>μ</m:t>
+                </m:r>
+              </m:e>
+            </m:acc>
+          </m:e>
+          <m:sub>
+            <m:r>
+              <m:t>B</m:t>
+            </m:r>
+          </m:sub>
+        </m:sSub>
+        <m:r>
+          <m:rPr>
+            <m:sty m:val="p"/>
+          </m:rPr>
+          <m:t>|</m:t>
+        </m:r>
+      </m:oMath>
+      <w:r>
+        <w:t xml:space="preserve"> </w:t>
+      </w:r>
+      <w:r>
+        <w:t xml:space="preserve">(the</w:t>
+      </w:r>
+      <w:r>
+        <w:t xml:space="preserve"> </w:t>
+      </w:r>
+      <w:r>
+        <w:rPr>
+          <w:rStyle w:val="VerbatimChar"/>
+        </w:rPr>
+        <w:t xml:space="preserve">r_pt</w:t>
+      </w:r>
+      <w:r>
+        <w:t xml:space="preserve"> </w:t>
+      </w:r>
+      <w:r>
+        <w:t xml:space="preserve">column of</w:t>
+      </w:r>
+      <w:r>
+        <w:t xml:space="preserve"> </w:t>
+      </w:r>
+      <w:r>
+        <w:rPr>
+          <w:rStyle w:val="VerbatimChar"/>
+        </w:rPr>
+        <w:t xml:space="preserve">ci_simulation_merged.rds</w:t>
+      </w:r>
+      <w:r>
+        <w:t xml:space="preserve">).</w:t>
+      </w:r>
+    </w:p>
+    <w:p>
+      <w:pPr>
+        <w:pStyle w:val="BodyText"/>
+      </w:pPr>
+      <w:r>
+        <w:t xml:space="preserve">The results are given in eTable 9 and visualised in eFigures 7 and 8. Three patterns emerge.</w:t>
+      </w:r>
+    </w:p>
+    <w:p>
+      <w:pPr>
+        <w:numPr>
+          <w:ilvl w:val="0"/>
+          <w:numId w:val="1005"/>
+        </w:numPr>
+      </w:pPr>
+      <w:r>
+        <w:t xml:space="preserve">Overall point-estimate accuracy is bounded at</w:t>
+      </w:r>
+      <w:r>
+        <w:t xml:space="preserve"> </w:t>
+      </w:r>
+      <w:r>
+        <w:rPr>
+          <w:b/>
+          <w:bCs/>
+        </w:rPr>
+        <w:t xml:space="preserve">50.1–74.9%</w:t>
+      </w:r>
+      <w:r>
+        <w:t xml:space="preserve"> </w:t>
+      </w:r>
+      <w:r>
+        <w:t xml:space="preserve">across the entire plausible threshold range. The strictest setting (cut1 = 0.20, cut2 = 0.50) yields the maximum of 74.9%; the default (1/3, 0.50) yields 70.0%.</w:t>
+      </w:r>
+      <w:r>
+        <w:t xml:space="preserve"> </w:t>
+      </w:r>
+      <w:r>
+        <w:rPr>
+          <w:b/>
+          <w:bCs/>
+        </w:rPr>
+        <w:t xml:space="preserve">No threshold pair lifts overall accuracy above 75%</w:t>
+      </w:r>
+      <w:r>
+        <w:t xml:space="preserve">, because the middle simulation conditions (true BF</w:t>
+      </w:r>
+      <w:r>
+        <w:t xml:space="preserve"> </w:t>
+      </w:r>
+      <m:oMath>
+        <m:r>
+          <m:rPr>
+            <m:sty m:val="p"/>
+          </m:rPr>
+          <m:t>≈</m:t>
+        </m:r>
+        <m:r>
+          <m:t>0.4</m:t>
+        </m:r>
+      </m:oMath>
+      <w:r>
+        <w:t xml:space="preserve">–</w:t>
+      </w:r>
+      <m:oMath>
+        <m:r>
+          <m:t>0.5</m:t>
+        </m:r>
+      </m:oMath>
+      <w:r>
+        <w:t xml:space="preserve">) have genuinely low signal-to-noise: the variance of</w:t>
+      </w:r>
+      <w:r>
+        <w:t xml:space="preserve"> </w:t>
+      </w:r>
+      <m:oMath>
+        <m:acc>
+          <m:accPr>
+            <m:chr m:val="̂"/>
+          </m:accPr>
+          <m:e>
+            <m:r>
+              <m:rPr>
+                <m:sty m:val="p"/>
+              </m:rPr>
+              <m:t>B</m:t>
+            </m:r>
+            <m:r>
+              <m:rPr>
+                <m:sty m:val="p"/>
+              </m:rPr>
+              <m:t>F</m:t>
+            </m:r>
+          </m:e>
+        </m:acc>
+      </m:oMath>
+      <w:r>
+        <w:t xml:space="preserve"> </w:t>
+      </w:r>
+      <w:r>
+        <w:t xml:space="preserve">in this region dominates, independently of where the line is drawn.</w:t>
+      </w:r>
+    </w:p>
+    <w:p>
+      <w:pPr>
+        <w:numPr>
+          <w:ilvl w:val="0"/>
+          <w:numId w:val="1005"/>
+        </w:numPr>
+      </w:pPr>
+      <w:r>
+        <w:t xml:space="preserve">Moving the boundaries trades</w:t>
+      </w:r>
+      <w:r>
+        <w:t xml:space="preserve"> </w:t>
+      </w:r>
+      <w:r>
+        <w:rPr>
+          <w:i/>
+          <w:iCs/>
+        </w:rPr>
+        <w:t xml:space="preserve">coverage</w:t>
+      </w:r>
+      <w:r>
+        <w:t xml:space="preserve"> </w:t>
+      </w:r>
+      <w:r>
+        <w:t xml:space="preserve">against extreme-zone accuracy (a precision–recall trade-off). Stricter boundaries (smaller cut1, larger cut2) raise the accuracy of the effect- and bias-dominated zones but reduce the share of analyses assigned a decisive (non-mixed) zone. The effect-dominated zone rises from 69.8% accuracy at cut1 = 0.20 to 98.9% at cut1 = 0.45, while its coverage falls from 17.4% to 47.6% (eFigure 8); the bias-dominated zone behaves analogously in cut2. The middle zone’s accuracy (10–82% across the grid) is an</w:t>
+      </w:r>
+      <w:r>
+        <w:t xml:space="preserve"> </w:t>
+      </w:r>
+      <w:r>
+        <w:rPr>
+          <w:i/>
+          <w:iCs/>
+        </w:rPr>
+        <w:t xml:space="preserve">intrinsic</w:t>
+      </w:r>
+      <w:r>
+        <w:t xml:space="preserve"> </w:t>
+      </w:r>
+      <w:r>
+        <w:t xml:space="preserve">function of</w:t>
+      </w:r>
+      <w:r>
+        <w:t xml:space="preserve"> </w:t>
+      </w:r>
+      <m:oMath>
+        <m:acc>
+          <m:accPr>
+            <m:chr m:val="̂"/>
+          </m:accPr>
+          <m:e>
+            <m:r>
+              <m:rPr>
+                <m:sty m:val="p"/>
+              </m:rPr>
+              <m:t>B</m:t>
+            </m:r>
+            <m:r>
+              <m:rPr>
+                <m:sty m:val="p"/>
+              </m:rPr>
+              <m:t>F</m:t>
+            </m:r>
+          </m:e>
+        </m:acc>
+      </m:oMath>
+      <w:r>
+        <w:t xml:space="preserve">’s estimation variance in the middle, not of the line’s placement.</w:t>
+      </w:r>
+    </w:p>
+    <w:p>
+      <w:pPr>
+        <w:numPr>
+          <w:ilvl w:val="0"/>
+          <w:numId w:val="1005"/>
+        </w:numPr>
+      </w:pPr>
+      <w:r>
+        <w:t xml:space="preserve">The selective CI-based rule (eTable 3) is the correct fix: its</w:t>
+      </w:r>
+      <w:r>
+        <w:t xml:space="preserve"> </w:t>
+      </w:r>
+      <w:r>
+        <w:rPr>
+          <w:b/>
+          <w:bCs/>
+        </w:rPr>
+        <w:t xml:space="preserve">86.8% decisive accuracy on the 47.6% of cases it covers</w:t>
+      </w:r>
+      <w:r>
+        <w:t xml:space="preserve"> </w:t>
+      </w:r>
+      <w:r>
+        <w:t xml:space="preserve">sits above the point-estimate accuracy–coverage frontier (eFigure 8, red star). At comparable coverage (~47–48%), the best point-estimate setting achieves only ~65–70% overall accuracy; the CI rule reaches 86.8% because it abstains precisely on the cases where</w:t>
+      </w:r>
+      <w:r>
+        <w:t xml:space="preserve"> </w:t>
+      </w:r>
+      <m:oMath>
+        <m:acc>
+          <m:accPr>
+            <m:chr m:val="̂"/>
+          </m:accPr>
+          <m:e>
+            <m:r>
+              <m:rPr>
+                <m:sty m:val="p"/>
+              </m:rPr>
+              <m:t>B</m:t>
+            </m:r>
+            <m:r>
+              <m:rPr>
+                <m:sty m:val="p"/>
+              </m:rPr>
+              <m:t>F</m:t>
+            </m:r>
+          </m:e>
+        </m:acc>
+      </m:oMath>
+      <w:r>
+        <w:t xml:space="preserve"> </w:t>
+      </w:r>
+      <w:r>
+        <w:t xml:space="preserve">is poorly identified. The point-estimate frontier is monotonically decreasing: as coverage rises, accuracy falls. No point on the frontier exceeds 80% accuracy at 60% coverage.</w:t>
+      </w:r>
+    </w:p>
+    <w:p>
+      <w:pPr>
+        <w:pStyle w:val="FirstParagraph"/>
+      </w:pPr>
+      <w:r>
+        <w:t xml:space="preserve">We therefore retain the default 1/3 and 0.5 boundaries as the operational thresholds and recommend the selective CI rule — already implemented in</w:t>
+      </w:r>
+      <w:r>
+        <w:t xml:space="preserve"> </w:t>
+      </w:r>
+      <w:r>
+        <w:rPr>
+          <w:rStyle w:val="VerbatimChar"/>
+        </w:rPr>
+        <w:t xml:space="preserve">biasratio::bf_classify()</w:t>
+      </w:r>
+      <w:r>
+        <w:t xml:space="preserve"> </w:t>
+      </w:r>
+      <w:r>
+        <w:t xml:space="preserve">with the bootstrap CI — for any application in which the analyst wishes to convert</w:t>
+      </w:r>
+      <w:r>
+        <w:t xml:space="preserve"> </w:t>
+      </w:r>
+      <w:r>
+        <w:t xml:space="preserve">“mixed”</w:t>
+      </w:r>
+      <w:r>
+        <w:t xml:space="preserve"> </w:t>
+      </w:r>
+      <w:r>
+        <w:t xml:space="preserve">into</w:t>
+      </w:r>
+      <w:r>
+        <w:t xml:space="preserve"> </w:t>
+      </w:r>
+      <w:r>
+        <w:t xml:space="preserve">“no call”</w:t>
+      </w:r>
+      <w:r>
+        <w:t xml:space="preserve"> </w:t>
+      </w:r>
+      <w:r>
+        <w:t xml:space="preserve">rather than risk an over-confident binary verdict. The threshold-sweep results CSV is at</w:t>
+      </w:r>
+      <w:r>
+        <w:t xml:space="preserve"> </w:t>
+      </w:r>
+      <w:r>
+        <w:rPr>
+          <w:rStyle w:val="VerbatimChar"/>
+        </w:rPr>
+        <w:t xml:space="preserve">manuscript_v35/output/tables/threshold_sweep_results.csv</w:t>
+      </w:r>
+      <w:r>
+        <w:t xml:space="preserve">; the R script is at</w:t>
+      </w:r>
+      <w:r>
+        <w:t xml:space="preserve"> </w:t>
+      </w:r>
+      <w:r>
+        <w:rPr>
+          <w:rStyle w:val="VerbatimChar"/>
+        </w:rPr>
+        <w:t xml:space="preserve">manuscript_v35/output/simulation/threshold_sweep.R</w:t>
+      </w:r>
+      <w:r>
+        <w:t xml:space="preserve">.</w:t>
+      </w:r>
+    </w:p>
+    <w:bookmarkEnd w:id="60"/>
+    <w:bookmarkStart w:id="61" w:name="Xe2af0813c952d58b02bc01755a37e425abbad79"/>
+    <w:p>
+      <w:pPr>
+        <w:pStyle w:val="Heading1"/>
+      </w:pPr>
+      <w:r>
+        <w:t xml:space="preserve">29. eTable 9. Zone-boundary sensitivity sweep</w:t>
+      </w:r>
+    </w:p>
+    <w:p>
+      <w:pPr>
+        <w:pStyle w:val="TableCaption"/>
+      </w:pPr>
+      <w:r>
+        <w:t xml:space="preserve">Zone-boundary sensitivity of the point-estimate rule across the 67,200 repetitions of the 336-condition simulation. cut1 = BF threshold for effect-dominated (BF &lt; cut1); cut2 = BF threshold for bias-dominated (BF &gt; cut2). Overall accuracy is bounded at 50.1-74.9% across the grid; the default (1/3, 0.5) yields 70.0%. The selective CI-based rule (eTable 3) achieves 86.8% accuracy on the 47.6% of repetitions it covers, above every point-estimate setting in the grid.</w:t>
+      </w:r>
+    </w:p>
+    <w:tbl>
+      <w:tblPr>
+        <w:tblStyle w:val="Table"/>
+        <w:tblW w:type="pct" w:w="5000"/>
+        <w:tblLayout w:type="fixed"/>
+        <w:tblLook w:firstRow="1" w:lastRow="0" w:firstColumn="0" w:lastColumn="0" w:noHBand="0" w:noVBand="0" w:val="0020"/>
+        <w:tblCaption w:val="Zone-boundary sensitivity of the point-estimate rule across the 67,200 repetitions of the 336-condition simulation. cut1 = BF threshold for effect-dominated (BF &lt; cut1); cut2 = BF threshold for bias-dominated (BF &gt; cut2). Overall accuracy is bounded at 50.1-74.9% across the grid; the default (1/3, 0.5) yields 70.0%. The selective CI-based rule (eTable 3) achieves 86.8% accuracy on the 47.6% of repetitions it covers, above every point-estimate setting in the grid."/>
+      </w:tblPr>
+      <w:tblGrid>
+        <w:gridCol w:w="1089"/>
+        <w:gridCol w:w="891"/>
+        <w:gridCol w:w="1287"/>
+        <w:gridCol w:w="990"/>
+        <w:gridCol w:w="1089"/>
+        <w:gridCol w:w="1188"/>
+        <w:gridCol w:w="1386"/>
+      </w:tblGrid>
+      <w:tr>
+        <w:trPr>
+          <w:tblHeader w:val="on"/>
+        </w:trPr>
+        <w:tc>
+          <w:tcPr/>
+          <w:p>
+            <w:pPr>
+              <w:pStyle w:val="Compact"/>
+              <w:jc w:val="right"/>
+            </w:pPr>
+            <w:r>
+              <w:t xml:space="preserve">Effect cut</w:t>
+            </w:r>
+          </w:p>
+        </w:tc>
+        <w:tc>
+          <w:tcPr/>
+          <w:p>
+            <w:pPr>
+              <w:pStyle w:val="Compact"/>
+              <w:jc w:val="right"/>
+            </w:pPr>
+            <w:r>
+              <w:t xml:space="preserve">Bias cut</w:t>
+            </w:r>
+          </w:p>
+        </w:tc>
+        <w:tc>
+          <w:tcPr/>
+          <w:p>
+            <w:pPr>
+              <w:pStyle w:val="Compact"/>
+              <w:jc w:val="right"/>
+            </w:pPr>
+            <w:r>
+              <w:t xml:space="preserve">Overall acc.</w:t>
+            </w:r>
+          </w:p>
+        </w:tc>
+        <w:tc>
+          <w:tcPr/>
+          <w:p>
+            <w:pPr>
+              <w:pStyle w:val="Compact"/>
+              <w:jc w:val="right"/>
+            </w:pPr>
+            <w:r>
+              <w:t xml:space="preserve">Bias acc.</w:t>
+            </w:r>
+          </w:p>
+        </w:tc>
+        <w:tc>
+          <w:tcPr/>
+          <w:p>
+            <w:pPr>
+              <w:pStyle w:val="Compact"/>
+              <w:jc w:val="right"/>
+            </w:pPr>
+            <w:r>
+              <w:t xml:space="preserve">Mixed acc.</w:t>
+            </w:r>
+          </w:p>
+        </w:tc>
+        <w:tc>
+          <w:tcPr/>
+          <w:p>
+            <w:pPr>
+              <w:pStyle w:val="Compact"/>
+              <w:jc w:val="right"/>
+            </w:pPr>
+            <w:r>
+              <w:t xml:space="preserve">Effect acc.</w:t>
+            </w:r>
+          </w:p>
+        </w:tc>
+        <w:tc>
+          <w:tcPr/>
+          <w:p>
+            <w:pPr>
+              <w:pStyle w:val="Compact"/>
+              <w:jc w:val="right"/>
+            </w:pPr>
+            <w:r>
+              <w:t xml:space="preserve">Decisive rate</w:t>
+            </w:r>
+          </w:p>
+        </w:tc>
+      </w:tr>
+      <w:tr>
+        <w:tc>
+          <w:tcPr/>
+          <w:p>
+            <w:pPr>
+              <w:pStyle w:val="Compact"/>
+              <w:jc w:val="right"/>
+            </w:pPr>
+            <w:r>
+              <w:t xml:space="preserve">0.20</w:t>
+            </w:r>
+          </w:p>
+        </w:tc>
+        <w:tc>
+          <w:tcPr/>
+          <w:p>
+            <w:pPr>
+              <w:pStyle w:val="Compact"/>
+              <w:jc w:val="right"/>
+            </w:pPr>
+            <w:r>
+              <w:t xml:space="preserve">0.50</w:t>
+            </w:r>
+          </w:p>
+        </w:tc>
+        <w:tc>
+          <w:tcPr/>
+          <w:p>
+            <w:pPr>
+              <w:pStyle w:val="Compact"/>
+              <w:jc w:val="right"/>
+            </w:pPr>
+            <w:r>
+              <w:t xml:space="preserve">74.9</w:t>
+            </w:r>
+          </w:p>
+        </w:tc>
+        <w:tc>
+          <w:tcPr/>
+          <w:p>
+            <w:pPr>
+              <w:pStyle w:val="Compact"/>
+              <w:jc w:val="right"/>
+            </w:pPr>
+            <w:r>
+              <w:t xml:space="preserve">80.3</w:t>
+            </w:r>
+          </w:p>
+        </w:tc>
+        <w:tc>
+          <w:tcPr/>
+          <w:p>
+            <w:pPr>
+              <w:pStyle w:val="Compact"/>
+              <w:jc w:val="right"/>
+            </w:pPr>
+            <w:r>
+              <w:t xml:space="preserve">69.3</w:t>
+            </w:r>
+          </w:p>
+        </w:tc>
+        <w:tc>
+          <w:tcPr/>
+          <w:p>
+            <w:pPr>
+              <w:pStyle w:val="Compact"/>
+              <w:jc w:val="right"/>
+            </w:pPr>
+            <w:r>
+              <w:t xml:space="preserve">69.8</w:t>
+            </w:r>
+          </w:p>
+        </w:tc>
+        <w:tc>
+          <w:tcPr/>
+          <w:p>
+            <w:pPr>
+              <w:pStyle w:val="Compact"/>
+              <w:jc w:val="right"/>
+            </w:pPr>
+            <w:r>
+              <w:t xml:space="preserve">63.2</w:t>
+            </w:r>
+          </w:p>
+        </w:tc>
+      </w:tr>
+      <w:tr>
+        <w:tc>
+          <w:tcPr/>
+          <w:p>
+            <w:pPr>
+              <w:pStyle w:val="Compact"/>
+              <w:jc w:val="right"/>
+            </w:pPr>
+            <w:r>
+              <w:t xml:space="preserve">0.25</w:t>
+            </w:r>
+          </w:p>
+        </w:tc>
+        <w:tc>
+          <w:tcPr/>
+          <w:p>
+            <w:pPr>
+              <w:pStyle w:val="Compact"/>
+              <w:jc w:val="right"/>
+            </w:pPr>
+            <w:r>
+              <w:t xml:space="preserve">0.50</w:t>
+            </w:r>
+          </w:p>
+        </w:tc>
+        <w:tc>
+          <w:tcPr/>
+          <w:p>
+            <w:pPr>
+              <w:pStyle w:val="Compact"/>
+              <w:jc w:val="right"/>
+            </w:pPr>
+            <w:r>
+              <w:t xml:space="preserve">74.3</w:t>
+            </w:r>
+          </w:p>
+        </w:tc>
+        <w:tc>
+          <w:tcPr/>
+          <w:p>
+            <w:pPr>
+              <w:pStyle w:val="Compact"/>
+              <w:jc w:val="right"/>
+            </w:pPr>
+            <w:r>
+              <w:t xml:space="preserve">80.3</w:t>
+            </w:r>
+          </w:p>
+        </w:tc>
+        <w:tc>
+          <w:tcPr/>
+          <w:p>
+            <w:pPr>
+              <w:pStyle w:val="Compact"/>
+              <w:jc w:val="right"/>
+            </w:pPr>
+            <w:r>
+              <w:t xml:space="preserve">61.0</w:t>
+            </w:r>
+          </w:p>
+        </w:tc>
+        <w:tc>
+          <w:tcPr/>
+          <w:p>
+            <w:pPr>
+              <w:pStyle w:val="Compact"/>
+              <w:jc w:val="right"/>
+            </w:pPr>
+            <w:r>
+              <w:t xml:space="preserve">82.8</w:t>
+            </w:r>
+          </w:p>
+        </w:tc>
+        <w:tc>
+          <w:tcPr/>
+          <w:p>
+            <w:pPr>
+              <w:pStyle w:val="Compact"/>
+              <w:jc w:val="right"/>
+            </w:pPr>
+            <w:r>
+              <w:t xml:space="preserve">68.6</w:t>
+            </w:r>
+          </w:p>
+        </w:tc>
+      </w:tr>
+      <w:tr>
+        <w:tc>
+          <w:tcPr/>
+          <w:p>
+            <w:pPr>
+              <w:pStyle w:val="Compact"/>
+              <w:jc w:val="right"/>
+            </w:pPr>
+            <w:r>
+              <w:t xml:space="preserve">0.30</w:t>
+            </w:r>
+          </w:p>
+        </w:tc>
+        <w:tc>
+          <w:tcPr/>
+          <w:p>
+            <w:pPr>
+              <w:pStyle w:val="Compact"/>
+              <w:jc w:val="right"/>
+            </w:pPr>
+            <w:r>
+              <w:t xml:space="preserve">0.50</w:t>
+            </w:r>
+          </w:p>
+        </w:tc>
+        <w:tc>
+          <w:tcPr/>
+          <w:p>
+            <w:pPr>
+              <w:pStyle w:val="Compact"/>
+              <w:jc w:val="right"/>
+            </w:pPr>
+            <w:r>
+              <w:t xml:space="preserve">72.2</w:t>
+            </w:r>
+          </w:p>
+        </w:tc>
+        <w:tc>
+          <w:tcPr/>
+          <w:p>
+            <w:pPr>
+              <w:pStyle w:val="Compact"/>
+              <w:jc w:val="right"/>
+            </w:pPr>
+            <w:r>
+              <w:t xml:space="preserve">80.3</w:t>
+            </w:r>
+          </w:p>
+        </w:tc>
+        <w:tc>
+          <w:tcPr/>
+          <w:p>
+            <w:pPr>
+              <w:pStyle w:val="Compact"/>
+              <w:jc w:val="right"/>
+            </w:pPr>
+            <w:r>
+              <w:t xml:space="preserve">50.1</w:t>
+            </w:r>
+          </w:p>
+        </w:tc>
+        <w:tc>
+          <w:tcPr/>
+          <w:p>
+            <w:pPr>
+              <w:pStyle w:val="Compact"/>
+              <w:jc w:val="right"/>
+            </w:pPr>
+            <w:r>
+              <w:t xml:space="preserve">91.9</w:t>
+            </w:r>
+          </w:p>
+        </w:tc>
+        <w:tc>
+          <w:tcPr/>
+          <w:p>
+            <w:pPr>
+              <w:pStyle w:val="Compact"/>
+              <w:jc w:val="right"/>
+            </w:pPr>
+            <w:r>
+              <w:t xml:space="preserve">74.4</w:t>
+            </w:r>
+          </w:p>
+        </w:tc>
+      </w:tr>
+      <w:tr>
+        <w:tc>
+          <w:tcPr/>
+          <w:p>
+            <w:pPr>
+              <w:pStyle w:val="Compact"/>
+              <w:jc w:val="right"/>
+            </w:pPr>
+            <w:r>
+              <w:t xml:space="preserve">0.33</w:t>
+            </w:r>
+          </w:p>
+        </w:tc>
+        <w:tc>
+          <w:tcPr/>
+          <w:p>
+            <w:pPr>
+              <w:pStyle w:val="Compact"/>
+              <w:jc w:val="right"/>
+            </w:pPr>
+            <w:r>
+              <w:t xml:space="preserve">0.50</w:t>
+            </w:r>
+          </w:p>
+        </w:tc>
+        <w:tc>
+          <w:tcPr/>
+          <w:p>
+            <w:pPr>
+              <w:pStyle w:val="Compact"/>
+              <w:jc w:val="right"/>
+            </w:pPr>
+            <w:r>
+              <w:t xml:space="preserve">70.0</w:t>
+            </w:r>
+          </w:p>
+        </w:tc>
+        <w:tc>
+          <w:tcPr/>
+          <w:p>
+            <w:pPr>
+              <w:pStyle w:val="Compact"/>
+              <w:jc w:val="right"/>
+            </w:pPr>
+            <w:r>
+              <w:t xml:space="preserve">80.3</w:t>
+            </w:r>
+          </w:p>
+        </w:tc>
+        <w:tc>
+          <w:tcPr/>
+          <w:p>
+            <w:pPr>
+              <w:pStyle w:val="Compact"/>
+              <w:jc w:val="right"/>
+            </w:pPr>
+            <w:r>
+              <w:t xml:space="preserve">41.8</w:t>
+            </w:r>
+          </w:p>
+        </w:tc>
+        <w:tc>
+          <w:tcPr/>
+          <w:p>
+            <w:pPr>
+              <w:pStyle w:val="Compact"/>
+              <w:jc w:val="right"/>
+            </w:pPr>
+            <w:r>
+              <w:t xml:space="preserve">95.5</w:t>
+            </w:r>
+          </w:p>
+        </w:tc>
+        <w:tc>
+          <w:tcPr/>
+          <w:p>
+            <w:pPr>
+              <w:pStyle w:val="Compact"/>
+              <w:jc w:val="right"/>
+            </w:pPr>
+            <w:r>
+              <w:t xml:space="preserve">78.4</w:t>
+            </w:r>
+          </w:p>
+        </w:tc>
+      </w:tr>
+      <w:tr>
+        <w:tc>
+          <w:tcPr/>
+          <w:p>
+            <w:pPr>
+              <w:pStyle w:val="Compact"/>
+              <w:jc w:val="right"/>
+            </w:pPr>
+            <w:r>
+              <w:t xml:space="preserve">0.35</w:t>
+            </w:r>
+          </w:p>
+        </w:tc>
+        <w:tc>
+          <w:tcPr/>
+          <w:p>
+            <w:pPr>
+              <w:pStyle w:val="Compact"/>
+              <w:jc w:val="right"/>
+            </w:pPr>
+            <w:r>
+              <w:t xml:space="preserve">0.50</w:t>
+            </w:r>
+          </w:p>
+        </w:tc>
+        <w:tc>
+          <w:tcPr/>
+          <w:p>
+            <w:pPr>
+              <w:pStyle w:val="Compact"/>
+              <w:jc w:val="right"/>
+            </w:pPr>
+            <w:r>
+              <w:t xml:space="preserve">68.7</w:t>
+            </w:r>
+          </w:p>
+        </w:tc>
+        <w:tc>
+          <w:tcPr/>
+          <w:p>
+            <w:pPr>
+              <w:pStyle w:val="Compact"/>
+              <w:jc w:val="right"/>
+            </w:pPr>
+            <w:r>
+              <w:t xml:space="preserve">80.3</w:t>
+            </w:r>
+          </w:p>
+        </w:tc>
+        <w:tc>
+          <w:tcPr/>
+          <w:p>
+            <w:pPr>
+              <w:pStyle w:val="Compact"/>
+              <w:jc w:val="right"/>
+            </w:pPr>
+            <w:r>
+              <w:t xml:space="preserve">37.3</w:t>
+            </w:r>
+          </w:p>
+        </w:tc>
+        <w:tc>
+          <w:tcPr/>
+          <w:p>
+            <w:pPr>
+              <w:pStyle w:val="Compact"/>
+              <w:jc w:val="right"/>
+            </w:pPr>
+            <w:r>
+              <w:t xml:space="preserve">96.4</w:t>
+            </w:r>
+          </w:p>
+        </w:tc>
+        <w:tc>
+          <w:tcPr/>
+          <w:p>
+            <w:pPr>
+              <w:pStyle w:val="Compact"/>
+              <w:jc w:val="right"/>
+            </w:pPr>
+            <w:r>
+              <w:t xml:space="preserve">80.4</w:t>
+            </w:r>
+          </w:p>
+        </w:tc>
+      </w:tr>
+      <w:tr>
+        <w:tc>
+          <w:tcPr/>
+          <w:p>
+            <w:pPr>
+              <w:pStyle w:val="Compact"/>
+              <w:jc w:val="right"/>
+            </w:pPr>
+            <w:r>
+              <w:t xml:space="preserve">0.40</w:t>
+            </w:r>
+          </w:p>
+        </w:tc>
+        <w:tc>
+          <w:tcPr/>
+          <w:p>
+            <w:pPr>
+              <w:pStyle w:val="Compact"/>
+              <w:jc w:val="right"/>
+            </w:pPr>
+            <w:r>
+              <w:t xml:space="preserve">0.50</w:t>
+            </w:r>
+          </w:p>
+        </w:tc>
+        <w:tc>
+          <w:tcPr/>
+          <w:p>
+            <w:pPr>
+              <w:pStyle w:val="Compact"/>
+              <w:jc w:val="right"/>
+            </w:pPr>
+            <w:r>
+              <w:t xml:space="preserve">64.4</w:t>
+            </w:r>
+          </w:p>
+        </w:tc>
+        <w:tc>
+          <w:tcPr/>
+          <w:p>
+            <w:pPr>
+              <w:pStyle w:val="Compact"/>
+              <w:jc w:val="right"/>
+            </w:pPr>
+            <w:r>
+              <w:t xml:space="preserve">80.3</w:t>
+            </w:r>
+          </w:p>
+        </w:tc>
+        <w:tc>
+          <w:tcPr/>
+          <w:p>
+            <w:pPr>
+              <w:pStyle w:val="Compact"/>
+              <w:jc w:val="right"/>
+            </w:pPr>
+            <w:r>
+              <w:t xml:space="preserve">23.6</w:t>
+            </w:r>
+          </w:p>
+        </w:tc>
+        <w:tc>
+          <w:tcPr/>
+          <w:p>
+            <w:pPr>
+              <w:pStyle w:val="Compact"/>
+              <w:jc w:val="right"/>
+            </w:pPr>
+            <w:r>
+              <w:t xml:space="preserve">98.1</w:t>
+            </w:r>
+          </w:p>
+        </w:tc>
+        <w:tc>
+          <w:tcPr/>
+          <w:p>
+            <w:pPr>
+              <w:pStyle w:val="Compact"/>
+              <w:jc w:val="right"/>
+            </w:pPr>
+            <w:r>
+              <w:t xml:space="preserve">86.8</w:t>
+            </w:r>
+          </w:p>
+        </w:tc>
+      </w:tr>
+      <w:tr>
+        <w:tc>
+          <w:tcPr/>
+          <w:p>
+            <w:pPr>
+              <w:pStyle w:val="Compact"/>
+              <w:jc w:val="right"/>
+            </w:pPr>
+            <w:r>
+              <w:t xml:space="preserve">0.45</w:t>
+            </w:r>
+          </w:p>
+        </w:tc>
+        <w:tc>
+          <w:tcPr/>
+          <w:p>
+            <w:pPr>
+              <w:pStyle w:val="Compact"/>
+              <w:jc w:val="right"/>
+            </w:pPr>
+            <w:r>
+              <w:t xml:space="preserve">0.50</w:t>
+            </w:r>
+          </w:p>
+        </w:tc>
+        <w:tc>
+          <w:tcPr/>
+          <w:p>
+            <w:pPr>
+              <w:pStyle w:val="Compact"/>
+              <w:jc w:val="right"/>
+            </w:pPr>
+            <w:r>
+              <w:t xml:space="preserve">60.1</w:t>
+            </w:r>
+          </w:p>
+        </w:tc>
+        <w:tc>
+          <w:tcPr/>
+          <w:p>
+            <w:pPr>
+              <w:pStyle w:val="Compact"/>
+              <w:jc w:val="right"/>
+            </w:pPr>
+            <w:r>
+              <w:t xml:space="preserve">80.3</w:t>
+            </w:r>
+          </w:p>
+        </w:tc>
+        <w:tc>
+          <w:tcPr/>
+          <w:p>
+            <w:pPr>
+              <w:pStyle w:val="Compact"/>
+              <w:jc w:val="right"/>
+            </w:pPr>
+            <w:r>
+              <w:t xml:space="preserve">10.4</w:t>
+            </w:r>
+          </w:p>
+        </w:tc>
+        <w:tc>
+          <w:tcPr/>
+          <w:p>
+            <w:pPr>
+              <w:pStyle w:val="Compact"/>
+              <w:jc w:val="right"/>
+            </w:pPr>
+            <w:r>
+              <w:t xml:space="preserve">98.9</w:t>
+            </w:r>
+          </w:p>
+        </w:tc>
+        <w:tc>
+          <w:tcPr/>
+          <w:p>
+            <w:pPr>
+              <w:pStyle w:val="Compact"/>
+              <w:jc w:val="right"/>
+            </w:pPr>
+            <w:r>
+              <w:t xml:space="preserve">93.3</w:t>
+            </w:r>
+          </w:p>
+        </w:tc>
+      </w:tr>
+      <w:tr>
+        <w:tc>
+          <w:tcPr/>
+          <w:p>
+            <w:pPr>
+              <w:pStyle w:val="Compact"/>
+              <w:jc w:val="right"/>
+            </w:pPr>
+            <w:r>
+              <w:t xml:space="preserve">0.20</w:t>
+            </w:r>
+          </w:p>
+        </w:tc>
+        <w:tc>
+          <w:tcPr/>
+          <w:p>
+            <w:pPr>
+              <w:pStyle w:val="Compact"/>
+              <w:jc w:val="right"/>
+            </w:pPr>
+            <w:r>
+              <w:t xml:space="preserve">0.55</w:t>
+            </w:r>
+          </w:p>
+        </w:tc>
+        <w:tc>
+          <w:tcPr/>
+          <w:p>
+            <w:pPr>
+              <w:pStyle w:val="Compact"/>
+              <w:jc w:val="right"/>
+            </w:pPr>
+            <w:r>
+              <w:t xml:space="preserve">73.0</w:t>
+            </w:r>
+          </w:p>
+        </w:tc>
+        <w:tc>
+          <w:tcPr/>
+          <w:p>
+            <w:pPr>
+              <w:pStyle w:val="Compact"/>
+              <w:jc w:val="right"/>
+            </w:pPr>
+            <w:r>
+              <w:t xml:space="preserve">72.0</w:t>
+            </w:r>
+          </w:p>
+        </w:tc>
+        <w:tc>
+          <w:tcPr/>
+          <w:p>
+            <w:pPr>
+              <w:pStyle w:val="Compact"/>
+              <w:jc w:val="right"/>
+            </w:pPr>
+            <w:r>
+              <w:t xml:space="preserve">76.1</w:t>
+            </w:r>
+          </w:p>
+        </w:tc>
+        <w:tc>
+          <w:tcPr/>
+          <w:p>
+            <w:pPr>
+              <w:pStyle w:val="Compact"/>
+              <w:jc w:val="right"/>
+            </w:pPr>
+            <w:r>
+              <w:t xml:space="preserve">69.8</w:t>
+            </w:r>
+          </w:p>
+        </w:tc>
+        <w:tc>
+          <w:tcPr/>
+          <w:p>
+            <w:pPr>
+              <w:pStyle w:val="Compact"/>
+              <w:jc w:val="right"/>
+            </w:pPr>
+            <w:r>
+              <w:t xml:space="preserve">56.7</w:t>
+            </w:r>
+          </w:p>
+        </w:tc>
+      </w:tr>
+      <w:tr>
+        <w:tc>
+          <w:tcPr/>
+          <w:p>
+            <w:pPr>
+              <w:pStyle w:val="Compact"/>
+              <w:jc w:val="right"/>
+            </w:pPr>
+            <w:r>
+              <w:t xml:space="preserve">0.25</w:t>
+            </w:r>
+          </w:p>
+        </w:tc>
+        <w:tc>
+          <w:tcPr/>
+          <w:p>
+            <w:pPr>
+              <w:pStyle w:val="Compact"/>
+              <w:jc w:val="right"/>
+            </w:pPr>
+            <w:r>
+              <w:t xml:space="preserve">0.55</w:t>
+            </w:r>
+          </w:p>
+        </w:tc>
+        <w:tc>
+          <w:tcPr/>
+          <w:p>
+            <w:pPr>
+              <w:pStyle w:val="Compact"/>
+              <w:jc w:val="right"/>
+            </w:pPr>
+            <w:r>
+              <w:t xml:space="preserve">72.4</w:t>
+            </w:r>
+          </w:p>
+        </w:tc>
+        <w:tc>
+          <w:tcPr/>
+          <w:p>
+            <w:pPr>
+              <w:pStyle w:val="Compact"/>
+              <w:jc w:val="right"/>
+            </w:pPr>
+            <w:r>
+              <w:t xml:space="preserve">72.0</w:t>
+            </w:r>
+          </w:p>
+        </w:tc>
+        <w:tc>
+          <w:tcPr/>
+          <w:p>
+            <w:pPr>
+              <w:pStyle w:val="Compact"/>
+              <w:jc w:val="right"/>
+            </w:pPr>
+            <w:r>
+              <w:t xml:space="preserve">67.8</w:t>
+            </w:r>
+          </w:p>
+        </w:tc>
+        <w:tc>
+          <w:tcPr/>
+          <w:p>
+            <w:pPr>
+              <w:pStyle w:val="Compact"/>
+              <w:jc w:val="right"/>
+            </w:pPr>
+            <w:r>
+              <w:t xml:space="preserve">82.8</w:t>
+            </w:r>
+          </w:p>
+        </w:tc>
+        <w:tc>
+          <w:tcPr/>
+          <w:p>
+            <w:pPr>
+              <w:pStyle w:val="Compact"/>
+              <w:jc w:val="right"/>
+            </w:pPr>
+            <w:r>
+              <w:t xml:space="preserve">62.1</w:t>
+            </w:r>
+          </w:p>
+        </w:tc>
+      </w:tr>
+      <w:tr>
+        <w:tc>
+          <w:tcPr/>
+          <w:p>
+            <w:pPr>
+              <w:pStyle w:val="Compact"/>
+              <w:jc w:val="right"/>
+            </w:pPr>
+            <w:r>
+              <w:t xml:space="preserve">0.30</w:t>
+            </w:r>
+          </w:p>
+        </w:tc>
+        <w:tc>
+          <w:tcPr/>
+          <w:p>
+            <w:pPr>
+              <w:pStyle w:val="Compact"/>
+              <w:jc w:val="right"/>
+            </w:pPr>
+            <w:r>
+              <w:t xml:space="preserve">0.55</w:t>
+            </w:r>
+          </w:p>
+        </w:tc>
+        <w:tc>
+          <w:tcPr/>
+          <w:p>
+            <w:pPr>
+              <w:pStyle w:val="Compact"/>
+              <w:jc w:val="right"/>
+            </w:pPr>
+            <w:r>
+              <w:t xml:space="preserve">70.3</w:t>
+            </w:r>
+          </w:p>
+        </w:tc>
+        <w:tc>
+          <w:tcPr/>
+          <w:p>
+            <w:pPr>
+              <w:pStyle w:val="Compact"/>
+              <w:jc w:val="right"/>
+            </w:pPr>
+            <w:r>
+              <w:t xml:space="preserve">72.0</w:t>
+            </w:r>
+          </w:p>
+        </w:tc>
+        <w:tc>
+          <w:tcPr/>
+          <w:p>
+            <w:pPr>
+              <w:pStyle w:val="Compact"/>
+              <w:jc w:val="right"/>
+            </w:pPr>
+            <w:r>
+              <w:t xml:space="preserve">56.8</w:t>
+            </w:r>
+          </w:p>
+        </w:tc>
+        <w:tc>
+          <w:tcPr/>
+          <w:p>
+            <w:pPr>
+              <w:pStyle w:val="Compact"/>
+              <w:jc w:val="right"/>
+            </w:pPr>
+            <w:r>
+              <w:t xml:space="preserve">91.9</w:t>
+            </w:r>
+          </w:p>
+        </w:tc>
+        <w:tc>
+          <w:tcPr/>
+          <w:p>
+            <w:pPr>
+              <w:pStyle w:val="Compact"/>
+              <w:jc w:val="right"/>
+            </w:pPr>
+            <w:r>
+              <w:t xml:space="preserve">67.9</w:t>
+            </w:r>
+          </w:p>
+        </w:tc>
+      </w:tr>
+      <w:tr>
+        <w:tc>
+          <w:tcPr/>
+          <w:p>
+            <w:pPr>
+              <w:pStyle w:val="Compact"/>
+              <w:jc w:val="right"/>
+            </w:pPr>
+            <w:r>
+              <w:t xml:space="preserve">0.33</w:t>
+            </w:r>
+          </w:p>
+        </w:tc>
+        <w:tc>
+          <w:tcPr/>
+          <w:p>
+            <w:pPr>
+              <w:pStyle w:val="Compact"/>
+              <w:jc w:val="right"/>
+            </w:pPr>
+            <w:r>
+              <w:t xml:space="preserve">0.55</w:t>
+            </w:r>
+          </w:p>
+        </w:tc>
+        <w:tc>
+          <w:tcPr/>
+          <w:p>
+            <w:pPr>
+              <w:pStyle w:val="Compact"/>
+              <w:jc w:val="right"/>
+            </w:pPr>
+            <w:r>
+              <w:t xml:space="preserve">68.1</w:t>
+            </w:r>
+          </w:p>
+        </w:tc>
+        <w:tc>
+          <w:tcPr/>
+          <w:p>
+            <w:pPr>
+              <w:pStyle w:val="Compact"/>
+              <w:jc w:val="right"/>
+            </w:pPr>
+            <w:r>
+              <w:t xml:space="preserve">72.0</w:t>
+            </w:r>
+          </w:p>
+        </w:tc>
+        <w:tc>
+          <w:tcPr/>
+          <w:p>
+            <w:pPr>
+              <w:pStyle w:val="Compact"/>
+              <w:jc w:val="right"/>
+            </w:pPr>
+            <w:r>
+              <w:t xml:space="preserve">48.6</w:t>
+            </w:r>
+          </w:p>
+        </w:tc>
+        <w:tc>
+          <w:tcPr/>
+          <w:p>
+            <w:pPr>
+              <w:pStyle w:val="Compact"/>
+              <w:jc w:val="right"/>
+            </w:pPr>
+            <w:r>
+              <w:t xml:space="preserve">95.5</w:t>
+            </w:r>
+          </w:p>
+        </w:tc>
+        <w:tc>
+          <w:tcPr/>
+          <w:p>
+            <w:pPr>
+              <w:pStyle w:val="Compact"/>
+              <w:jc w:val="right"/>
+            </w:pPr>
+            <w:r>
+              <w:t xml:space="preserve">71.9</w:t>
+            </w:r>
+          </w:p>
+        </w:tc>
+      </w:tr>
+      <w:tr>
+        <w:tc>
+          <w:tcPr/>
+          <w:p>
+            <w:pPr>
+              <w:pStyle w:val="Compact"/>
+              <w:jc w:val="right"/>
+            </w:pPr>
+            <w:r>
+              <w:t xml:space="preserve">0.35</w:t>
+            </w:r>
+          </w:p>
+        </w:tc>
+        <w:tc>
+          <w:tcPr/>
+          <w:p>
+            <w:pPr>
+              <w:pStyle w:val="Compact"/>
+              <w:jc w:val="right"/>
+            </w:pPr>
+            <w:r>
+              <w:t xml:space="preserve">0.55</w:t>
+            </w:r>
+          </w:p>
+        </w:tc>
+        <w:tc>
+          <w:tcPr/>
+          <w:p>
+            <w:pPr>
+              <w:pStyle w:val="Compact"/>
+              <w:jc w:val="right"/>
+            </w:pPr>
+            <w:r>
+              <w:t xml:space="preserve">66.8</w:t>
+            </w:r>
+          </w:p>
+        </w:tc>
+        <w:tc>
+          <w:tcPr/>
+          <w:p>
+            <w:pPr>
+              <w:pStyle w:val="Compact"/>
+              <w:jc w:val="right"/>
+            </w:pPr>
+            <w:r>
+              <w:t xml:space="preserve">72.0</w:t>
+            </w:r>
+          </w:p>
+        </w:tc>
+        <w:tc>
+          <w:tcPr/>
+          <w:p>
+            <w:pPr>
+              <w:pStyle w:val="Compact"/>
+              <w:jc w:val="right"/>
+            </w:pPr>
+            <w:r>
+              <w:t xml:space="preserve">44.1</w:t>
+            </w:r>
+          </w:p>
+        </w:tc>
+        <w:tc>
+          <w:tcPr/>
+          <w:p>
+            <w:pPr>
+              <w:pStyle w:val="Compact"/>
+              <w:jc w:val="right"/>
+            </w:pPr>
+            <w:r>
+              <w:t xml:space="preserve">96.4</w:t>
+            </w:r>
+          </w:p>
+        </w:tc>
+        <w:tc>
+          <w:tcPr/>
+          <w:p>
+            <w:pPr>
+              <w:pStyle w:val="Compact"/>
+              <w:jc w:val="right"/>
+            </w:pPr>
+            <w:r>
+              <w:t xml:space="preserve">74.0</w:t>
+            </w:r>
+          </w:p>
+        </w:tc>
+      </w:tr>
+      <w:tr>
+        <w:tc>
+          <w:tcPr/>
+          <w:p>
+            <w:pPr>
+              <w:pStyle w:val="Compact"/>
+              <w:jc w:val="right"/>
+            </w:pPr>
+            <w:r>
+              <w:t xml:space="preserve">0.40</w:t>
+            </w:r>
+          </w:p>
+        </w:tc>
+        <w:tc>
+          <w:tcPr/>
+          <w:p>
+            <w:pPr>
+              <w:pStyle w:val="Compact"/>
+              <w:jc w:val="right"/>
+            </w:pPr>
+            <w:r>
+              <w:t xml:space="preserve">0.55</w:t>
+            </w:r>
+          </w:p>
+        </w:tc>
+        <w:tc>
+          <w:tcPr/>
+          <w:p>
+            <w:pPr>
+              <w:pStyle w:val="Compact"/>
+              <w:jc w:val="right"/>
+            </w:pPr>
+            <w:r>
+              <w:t xml:space="preserve">62.5</w:t>
+            </w:r>
+          </w:p>
+        </w:tc>
+        <w:tc>
+          <w:tcPr/>
+          <w:p>
+            <w:pPr>
+              <w:pStyle w:val="Compact"/>
+              <w:jc w:val="right"/>
+            </w:pPr>
+            <w:r>
+              <w:t xml:space="preserve">72.0</w:t>
+            </w:r>
+          </w:p>
+        </w:tc>
+        <w:tc>
+          <w:tcPr/>
+          <w:p>
+            <w:pPr>
+              <w:pStyle w:val="Compact"/>
+              <w:jc w:val="right"/>
+            </w:pPr>
+            <w:r>
+              <w:t xml:space="preserve">30.3</w:t>
+            </w:r>
+          </w:p>
+        </w:tc>
+        <w:tc>
+          <w:tcPr/>
+          <w:p>
+            <w:pPr>
+              <w:pStyle w:val="Compact"/>
+              <w:jc w:val="right"/>
+            </w:pPr>
+            <w:r>
+              <w:t xml:space="preserve">98.1</w:t>
+            </w:r>
+          </w:p>
+        </w:tc>
+        <w:tc>
+          <w:tcPr/>
+          <w:p>
+            <w:pPr>
+              <w:pStyle w:val="Compact"/>
+              <w:jc w:val="right"/>
+            </w:pPr>
+            <w:r>
+              <w:t xml:space="preserve">80.3</w:t>
+            </w:r>
+          </w:p>
+        </w:tc>
+      </w:tr>
+      <w:tr>
+        <w:tc>
+          <w:tcPr/>
+          <w:p>
+            <w:pPr>
+              <w:pStyle w:val="Compact"/>
+              <w:jc w:val="right"/>
+            </w:pPr>
+            <w:r>
+              <w:t xml:space="preserve">0.45</w:t>
+            </w:r>
+          </w:p>
+        </w:tc>
+        <w:tc>
+          <w:tcPr/>
+          <w:p>
+            <w:pPr>
+              <w:pStyle w:val="Compact"/>
+              <w:jc w:val="right"/>
+            </w:pPr>
+            <w:r>
+              <w:t xml:space="preserve">0.55</w:t>
+            </w:r>
+          </w:p>
+        </w:tc>
+        <w:tc>
+          <w:tcPr/>
+          <w:p>
+            <w:pPr>
+              <w:pStyle w:val="Compact"/>
+              <w:jc w:val="right"/>
+            </w:pPr>
+            <w:r>
+              <w:t xml:space="preserve">58.2</w:t>
+            </w:r>
+          </w:p>
+        </w:tc>
+        <w:tc>
+          <w:tcPr/>
+          <w:p>
+            <w:pPr>
+              <w:pStyle w:val="Compact"/>
+              <w:jc w:val="right"/>
+            </w:pPr>
+            <w:r>
+              <w:t xml:space="preserve">72.0</w:t>
+            </w:r>
+          </w:p>
+        </w:tc>
+        <w:tc>
+          <w:tcPr/>
+          <w:p>
+            <w:pPr>
+              <w:pStyle w:val="Compact"/>
+              <w:jc w:val="right"/>
+            </w:pPr>
+            <w:r>
+              <w:t xml:space="preserve">17.1</w:t>
+            </w:r>
+          </w:p>
+        </w:tc>
+        <w:tc>
+          <w:tcPr/>
+          <w:p>
+            <w:pPr>
+              <w:pStyle w:val="Compact"/>
+              <w:jc w:val="right"/>
+            </w:pPr>
+            <w:r>
+              <w:t xml:space="preserve">98.9</w:t>
+            </w:r>
+          </w:p>
+        </w:tc>
+        <w:tc>
+          <w:tcPr/>
+          <w:p>
+            <w:pPr>
+              <w:pStyle w:val="Compact"/>
+              <w:jc w:val="right"/>
+            </w:pPr>
+            <w:r>
+              <w:t xml:space="preserve">86.9</w:t>
+            </w:r>
+          </w:p>
+        </w:tc>
+      </w:tr>
+      <w:tr>
+        <w:tc>
+          <w:tcPr/>
+          <w:p>
+            <w:pPr>
+              <w:pStyle w:val="Compact"/>
+              <w:jc w:val="right"/>
+            </w:pPr>
+            <w:r>
+              <w:t xml:space="preserve">0.20</w:t>
+            </w:r>
+          </w:p>
+        </w:tc>
+        <w:tc>
+          <w:tcPr/>
+          <w:p>
+            <w:pPr>
+              <w:pStyle w:val="Compact"/>
+              <w:jc w:val="right"/>
+            </w:pPr>
+            <w:r>
+              <w:t xml:space="preserve">0.60</w:t>
+            </w:r>
+          </w:p>
+        </w:tc>
+        <w:tc>
+          <w:tcPr/>
+          <w:p>
+            <w:pPr>
+              <w:pStyle w:val="Compact"/>
+              <w:jc w:val="right"/>
+            </w:pPr>
+            <w:r>
+              <w:t xml:space="preserve">69.3</w:t>
+            </w:r>
+          </w:p>
+        </w:tc>
+        <w:tc>
+          <w:tcPr/>
+          <w:p>
+            <w:pPr>
+              <w:pStyle w:val="Compact"/>
+              <w:jc w:val="right"/>
+            </w:pPr>
+            <w:r>
+              <w:t xml:space="preserve">62.3</w:t>
+            </w:r>
+          </w:p>
+        </w:tc>
+        <w:tc>
+          <w:tcPr/>
+          <w:p>
+            <w:pPr>
+              <w:pStyle w:val="Compact"/>
+              <w:jc w:val="right"/>
+            </w:pPr>
+            <w:r>
+              <w:t xml:space="preserve">79.7</w:t>
+            </w:r>
+          </w:p>
+        </w:tc>
+        <w:tc>
+          <w:tcPr/>
+          <w:p>
+            <w:pPr>
+              <w:pStyle w:val="Compact"/>
+              <w:jc w:val="right"/>
+            </w:pPr>
+            <w:r>
+              <w:t xml:space="preserve">69.8</w:t>
+            </w:r>
+          </w:p>
+        </w:tc>
+        <w:tc>
+          <w:tcPr/>
+          <w:p>
+            <w:pPr>
+              <w:pStyle w:val="Compact"/>
+              <w:jc w:val="right"/>
+            </w:pPr>
+            <w:r>
+              <w:t xml:space="preserve">50.7</w:t>
+            </w:r>
+          </w:p>
+        </w:tc>
+      </w:tr>
+      <w:tr>
+        <w:tc>
+          <w:tcPr/>
+          <w:p>
+            <w:pPr>
+              <w:pStyle w:val="Compact"/>
+              <w:jc w:val="right"/>
+            </w:pPr>
+            <w:r>
+              <w:t xml:space="preserve">0.25</w:t>
+            </w:r>
+          </w:p>
+        </w:tc>
+        <w:tc>
+          <w:tcPr/>
+          <w:p>
+            <w:pPr>
+              <w:pStyle w:val="Compact"/>
+              <w:jc w:val="right"/>
+            </w:pPr>
+            <w:r>
+              <w:t xml:space="preserve">0.60</w:t>
+            </w:r>
+          </w:p>
+        </w:tc>
+        <w:tc>
+          <w:tcPr/>
+          <w:p>
+            <w:pPr>
+              <w:pStyle w:val="Compact"/>
+              <w:jc w:val="right"/>
+            </w:pPr>
+            <w:r>
+              <w:t xml:space="preserve">68.7</w:t>
+            </w:r>
+          </w:p>
+        </w:tc>
+        <w:tc>
+          <w:tcPr/>
+          <w:p>
+            <w:pPr>
+              <w:pStyle w:val="Compact"/>
+              <w:jc w:val="right"/>
+            </w:pPr>
+            <w:r>
+              <w:t xml:space="preserve">62.3</w:t>
+            </w:r>
+          </w:p>
+        </w:tc>
+        <w:tc>
+          <w:tcPr/>
+          <w:p>
+            <w:pPr>
+              <w:pStyle w:val="Compact"/>
+              <w:jc w:val="right"/>
+            </w:pPr>
+            <w:r>
+              <w:t xml:space="preserve">71.4</w:t>
+            </w:r>
+          </w:p>
+        </w:tc>
+        <w:tc>
+          <w:tcPr/>
+          <w:p>
+            <w:pPr>
+              <w:pStyle w:val="Compact"/>
+              <w:jc w:val="right"/>
+            </w:pPr>
+            <w:r>
+              <w:t xml:space="preserve">82.8</w:t>
+            </w:r>
+          </w:p>
+        </w:tc>
+        <w:tc>
+          <w:tcPr/>
+          <w:p>
+            <w:pPr>
+              <w:pStyle w:val="Compact"/>
+              <w:jc w:val="right"/>
+            </w:pPr>
+            <w:r>
+              <w:t xml:space="preserve">56.0</w:t>
+            </w:r>
+          </w:p>
+        </w:tc>
+      </w:tr>
+      <w:tr>
+        <w:tc>
+          <w:tcPr/>
+          <w:p>
+            <w:pPr>
+              <w:pStyle w:val="Compact"/>
+              <w:jc w:val="right"/>
+            </w:pPr>
+            <w:r>
+              <w:t xml:space="preserve">0.30</w:t>
+            </w:r>
+          </w:p>
+        </w:tc>
+        <w:tc>
+          <w:tcPr/>
+          <w:p>
+            <w:pPr>
+              <w:pStyle w:val="Compact"/>
+              <w:jc w:val="right"/>
+            </w:pPr>
+            <w:r>
+              <w:t xml:space="preserve">0.60</w:t>
+            </w:r>
+          </w:p>
+        </w:tc>
+        <w:tc>
+          <w:tcPr/>
+          <w:p>
+            <w:pPr>
+              <w:pStyle w:val="Compact"/>
+              <w:jc w:val="right"/>
+            </w:pPr>
+            <w:r>
+              <w:t xml:space="preserve">66.6</w:t>
+            </w:r>
+          </w:p>
+        </w:tc>
+        <w:tc>
+          <w:tcPr/>
+          <w:p>
+            <w:pPr>
+              <w:pStyle w:val="Compact"/>
+              <w:jc w:val="right"/>
+            </w:pPr>
+            <w:r>
+              <w:t xml:space="preserve">62.3</w:t>
+            </w:r>
+          </w:p>
+        </w:tc>
+        <w:tc>
+          <w:tcPr/>
+          <w:p>
+            <w:pPr>
+              <w:pStyle w:val="Compact"/>
+              <w:jc w:val="right"/>
+            </w:pPr>
+            <w:r>
+              <w:t xml:space="preserve">60.4</w:t>
+            </w:r>
+          </w:p>
+        </w:tc>
+        <w:tc>
+          <w:tcPr/>
+          <w:p>
+            <w:pPr>
+              <w:pStyle w:val="Compact"/>
+              <w:jc w:val="right"/>
+            </w:pPr>
+            <w:r>
+              <w:t xml:space="preserve">91.9</w:t>
+            </w:r>
+          </w:p>
+        </w:tc>
+        <w:tc>
+          <w:tcPr/>
+          <w:p>
+            <w:pPr>
+              <w:pStyle w:val="Compact"/>
+              <w:jc w:val="right"/>
+            </w:pPr>
+            <w:r>
+              <w:t xml:space="preserve">61.9</w:t>
+            </w:r>
+          </w:p>
+        </w:tc>
+      </w:tr>
+      <w:tr>
+        <w:tc>
+          <w:tcPr/>
+          <w:p>
+            <w:pPr>
+              <w:pStyle w:val="Compact"/>
+              <w:jc w:val="right"/>
+            </w:pPr>
+            <w:r>
+              <w:t xml:space="preserve">0.33</w:t>
+            </w:r>
+          </w:p>
+        </w:tc>
+        <w:tc>
+          <w:tcPr/>
+          <w:p>
+            <w:pPr>
+              <w:pStyle w:val="Compact"/>
+              <w:jc w:val="right"/>
+            </w:pPr>
+            <w:r>
+              <w:t xml:space="preserve">0.60</w:t>
+            </w:r>
+          </w:p>
+        </w:tc>
+        <w:tc>
+          <w:tcPr/>
+          <w:p>
+            <w:pPr>
+              <w:pStyle w:val="Compact"/>
+              <w:jc w:val="right"/>
+            </w:pPr>
+            <w:r>
+              <w:t xml:space="preserve">64.5</w:t>
+            </w:r>
+          </w:p>
+        </w:tc>
+        <w:tc>
+          <w:tcPr/>
+          <w:p>
+            <w:pPr>
+              <w:pStyle w:val="Compact"/>
+              <w:jc w:val="right"/>
+            </w:pPr>
+            <w:r>
+              <w:t xml:space="preserve">62.3</w:t>
+            </w:r>
+          </w:p>
+        </w:tc>
+        <w:tc>
+          <w:tcPr/>
+          <w:p>
+            <w:pPr>
+              <w:pStyle w:val="Compact"/>
+              <w:jc w:val="right"/>
+            </w:pPr>
+            <w:r>
+              <w:t xml:space="preserve">52.2</w:t>
+            </w:r>
+          </w:p>
+        </w:tc>
+        <w:tc>
+          <w:tcPr/>
+          <w:p>
+            <w:pPr>
+              <w:pStyle w:val="Compact"/>
+              <w:jc w:val="right"/>
+            </w:pPr>
+            <w:r>
+              <w:t xml:space="preserve">95.5</w:t>
+            </w:r>
+          </w:p>
+        </w:tc>
+        <w:tc>
+          <w:tcPr/>
+          <w:p>
+            <w:pPr>
+              <w:pStyle w:val="Compact"/>
+              <w:jc w:val="right"/>
+            </w:pPr>
+            <w:r>
+              <w:t xml:space="preserve">65.9</w:t>
+            </w:r>
+          </w:p>
+        </w:tc>
+      </w:tr>
+      <w:tr>
+        <w:tc>
+          <w:tcPr/>
+          <w:p>
+            <w:pPr>
+              <w:pStyle w:val="Compact"/>
+              <w:jc w:val="right"/>
+            </w:pPr>
+            <w:r>
+              <w:t xml:space="preserve">0.35</w:t>
+            </w:r>
+          </w:p>
+        </w:tc>
+        <w:tc>
+          <w:tcPr/>
+          <w:p>
+            <w:pPr>
+              <w:pStyle w:val="Compact"/>
+              <w:jc w:val="right"/>
+            </w:pPr>
+            <w:r>
+              <w:t xml:space="preserve">0.60</w:t>
+            </w:r>
+          </w:p>
+        </w:tc>
+        <w:tc>
+          <w:tcPr/>
+          <w:p>
+            <w:pPr>
+              <w:pStyle w:val="Compact"/>
+              <w:jc w:val="right"/>
+            </w:pPr>
+            <w:r>
+              <w:t xml:space="preserve">63.1</w:t>
+            </w:r>
+          </w:p>
+        </w:tc>
+        <w:tc>
+          <w:tcPr/>
+          <w:p>
+            <w:pPr>
+              <w:pStyle w:val="Compact"/>
+              <w:jc w:val="right"/>
+            </w:pPr>
+            <w:r>
+              <w:t xml:space="preserve">62.3</w:t>
+            </w:r>
+          </w:p>
+        </w:tc>
+        <w:tc>
+          <w:tcPr/>
+          <w:p>
+            <w:pPr>
+              <w:pStyle w:val="Compact"/>
+              <w:jc w:val="right"/>
+            </w:pPr>
+            <w:r>
+              <w:t xml:space="preserve">47.7</w:t>
+            </w:r>
+          </w:p>
+        </w:tc>
+        <w:tc>
+          <w:tcPr/>
+          <w:p>
+            <w:pPr>
+              <w:pStyle w:val="Compact"/>
+              <w:jc w:val="right"/>
+            </w:pPr>
+            <w:r>
+              <w:t xml:space="preserve">96.4</w:t>
+            </w:r>
+          </w:p>
+        </w:tc>
+        <w:tc>
+          <w:tcPr/>
+          <w:p>
+            <w:pPr>
+              <w:pStyle w:val="Compact"/>
+              <w:jc w:val="right"/>
+            </w:pPr>
+            <w:r>
+              <w:t xml:space="preserve">67.9</w:t>
+            </w:r>
+          </w:p>
+        </w:tc>
+      </w:tr>
+      <w:tr>
+        <w:tc>
+          <w:tcPr/>
+          <w:p>
+            <w:pPr>
+              <w:pStyle w:val="Compact"/>
+              <w:jc w:val="right"/>
+            </w:pPr>
+            <w:r>
+              <w:t xml:space="preserve">0.40</w:t>
+            </w:r>
+          </w:p>
+        </w:tc>
+        <w:tc>
+          <w:tcPr/>
+          <w:p>
+            <w:pPr>
+              <w:pStyle w:val="Compact"/>
+              <w:jc w:val="right"/>
+            </w:pPr>
+            <w:r>
+              <w:t xml:space="preserve">0.60</w:t>
+            </w:r>
+          </w:p>
+        </w:tc>
+        <w:tc>
+          <w:tcPr/>
+          <w:p>
+            <w:pPr>
+              <w:pStyle w:val="Compact"/>
+              <w:jc w:val="right"/>
+            </w:pPr>
+            <w:r>
+              <w:t xml:space="preserve">58.8</w:t>
+            </w:r>
+          </w:p>
+        </w:tc>
+        <w:tc>
+          <w:tcPr/>
+          <w:p>
+            <w:pPr>
+              <w:pStyle w:val="Compact"/>
+              <w:jc w:val="right"/>
+            </w:pPr>
+            <w:r>
+              <w:t xml:space="preserve">62.3</w:t>
+            </w:r>
+          </w:p>
+        </w:tc>
+        <w:tc>
+          <w:tcPr/>
+          <w:p>
+            <w:pPr>
+              <w:pStyle w:val="Compact"/>
+              <w:jc w:val="right"/>
+            </w:pPr>
+            <w:r>
+              <w:t xml:space="preserve">33.9</w:t>
+            </w:r>
+          </w:p>
+        </w:tc>
+        <w:tc>
+          <w:tcPr/>
+          <w:p>
+            <w:pPr>
+              <w:pStyle w:val="Compact"/>
+              <w:jc w:val="right"/>
+            </w:pPr>
+            <w:r>
+              <w:t xml:space="preserve">98.1</w:t>
+            </w:r>
+          </w:p>
+        </w:tc>
+        <w:tc>
+          <w:tcPr/>
+          <w:p>
+            <w:pPr>
+              <w:pStyle w:val="Compact"/>
+              <w:jc w:val="right"/>
+            </w:pPr>
+            <w:r>
+              <w:t xml:space="preserve">74.2</w:t>
+            </w:r>
+          </w:p>
+        </w:tc>
+      </w:tr>
+      <w:tr>
+        <w:tc>
+          <w:tcPr/>
+          <w:p>
+            <w:pPr>
+              <w:pStyle w:val="Compact"/>
+              <w:jc w:val="right"/>
+            </w:pPr>
+            <w:r>
+              <w:t xml:space="preserve">0.45</w:t>
+            </w:r>
+          </w:p>
+        </w:tc>
+        <w:tc>
+          <w:tcPr/>
+          <w:p>
+            <w:pPr>
+              <w:pStyle w:val="Compact"/>
+              <w:jc w:val="right"/>
+            </w:pPr>
+            <w:r>
+              <w:t xml:space="preserve">0.60</w:t>
+            </w:r>
+          </w:p>
+        </w:tc>
+        <w:tc>
+          <w:tcPr/>
+          <w:p>
+            <w:pPr>
+              <w:pStyle w:val="Compact"/>
+              <w:jc w:val="right"/>
+            </w:pPr>
+            <w:r>
+              <w:t xml:space="preserve">54.5</w:t>
+            </w:r>
+          </w:p>
+        </w:tc>
+        <w:tc>
+          <w:tcPr/>
+          <w:p>
+            <w:pPr>
+              <w:pStyle w:val="Compact"/>
+              <w:jc w:val="right"/>
+            </w:pPr>
+            <w:r>
+              <w:t xml:space="preserve">62.3</w:t>
+            </w:r>
+          </w:p>
+        </w:tc>
+        <w:tc>
+          <w:tcPr/>
+          <w:p>
+            <w:pPr>
+              <w:pStyle w:val="Compact"/>
+              <w:jc w:val="right"/>
+            </w:pPr>
+            <w:r>
+              <w:t xml:space="preserve">20.7</w:t>
+            </w:r>
+          </w:p>
+        </w:tc>
+        <w:tc>
+          <w:tcPr/>
+          <w:p>
+            <w:pPr>
+              <w:pStyle w:val="Compact"/>
+              <w:jc w:val="right"/>
+            </w:pPr>
+            <w:r>
+              <w:t xml:space="preserve">98.9</w:t>
+            </w:r>
+          </w:p>
+        </w:tc>
+        <w:tc>
+          <w:tcPr/>
+          <w:p>
+            <w:pPr>
+              <w:pStyle w:val="Compact"/>
+              <w:jc w:val="right"/>
+            </w:pPr>
+            <w:r>
+              <w:t xml:space="preserve">80.8</w:t>
+            </w:r>
+          </w:p>
+        </w:tc>
+      </w:tr>
+      <w:tr>
+        <w:tc>
+          <w:tcPr/>
+          <w:p>
+            <w:pPr>
+              <w:pStyle w:val="Compact"/>
+              <w:jc w:val="right"/>
+            </w:pPr>
+            <w:r>
+              <w:t xml:space="preserve">0.20</w:t>
+            </w:r>
+          </w:p>
+        </w:tc>
+        <w:tc>
+          <w:tcPr/>
+          <w:p>
+            <w:pPr>
+              <w:pStyle w:val="Compact"/>
+              <w:jc w:val="right"/>
+            </w:pPr>
+            <w:r>
+              <w:t xml:space="preserve">0.65</w:t>
+            </w:r>
+          </w:p>
+        </w:tc>
+        <w:tc>
+          <w:tcPr/>
+          <w:p>
+            <w:pPr>
+              <w:pStyle w:val="Compact"/>
+              <w:jc w:val="right"/>
+            </w:pPr>
+            <w:r>
+              <w:t xml:space="preserve">64.9</w:t>
+            </w:r>
+          </w:p>
+        </w:tc>
+        <w:tc>
+          <w:tcPr/>
+          <w:p>
+            <w:pPr>
+              <w:pStyle w:val="Compact"/>
+              <w:jc w:val="right"/>
+            </w:pPr>
+            <w:r>
+              <w:t xml:space="preserve">52.2</w:t>
+            </w:r>
+          </w:p>
+        </w:tc>
+        <w:tc>
+          <w:tcPr/>
+          <w:p>
+            <w:pPr>
+              <w:pStyle w:val="Compact"/>
+              <w:jc w:val="right"/>
+            </w:pPr>
+            <w:r>
+              <w:t xml:space="preserve">81.5</w:t>
+            </w:r>
+          </w:p>
+        </w:tc>
+        <w:tc>
+          <w:tcPr/>
+          <w:p>
+            <w:pPr>
+              <w:pStyle w:val="Compact"/>
+              <w:jc w:val="right"/>
+            </w:pPr>
+            <w:r>
+              <w:t xml:space="preserve">69.8</w:t>
+            </w:r>
+          </w:p>
+        </w:tc>
+        <w:tc>
+          <w:tcPr/>
+          <w:p>
+            <w:pPr>
+              <w:pStyle w:val="Compact"/>
+              <w:jc w:val="right"/>
+            </w:pPr>
+            <w:r>
+              <w:t xml:space="preserve">45.0</w:t>
+            </w:r>
+          </w:p>
+        </w:tc>
+      </w:tr>
+      <w:tr>
+        <w:tc>
+          <w:tcPr/>
+          <w:p>
+            <w:pPr>
+              <w:pStyle w:val="Compact"/>
+              <w:jc w:val="right"/>
+            </w:pPr>
+            <w:r>
+              <w:t xml:space="preserve">0.25</w:t>
+            </w:r>
+          </w:p>
+        </w:tc>
+        <w:tc>
+          <w:tcPr/>
+          <w:p>
+            <w:pPr>
+              <w:pStyle w:val="Compact"/>
+              <w:jc w:val="right"/>
+            </w:pPr>
+            <w:r>
+              <w:t xml:space="preserve">0.65</w:t>
+            </w:r>
+          </w:p>
+        </w:tc>
+        <w:tc>
+          <w:tcPr/>
+          <w:p>
+            <w:pPr>
+              <w:pStyle w:val="Compact"/>
+              <w:jc w:val="right"/>
+            </w:pPr>
+            <w:r>
+              <w:t xml:space="preserve">64.3</w:t>
+            </w:r>
+          </w:p>
+        </w:tc>
+        <w:tc>
+          <w:tcPr/>
+          <w:p>
+            <w:pPr>
+              <w:pStyle w:val="Compact"/>
+              <w:jc w:val="right"/>
+            </w:pPr>
+            <w:r>
+              <w:t xml:space="preserve">52.2</w:t>
+            </w:r>
+          </w:p>
+        </w:tc>
+        <w:tc>
+          <w:tcPr/>
+          <w:p>
+            <w:pPr>
+              <w:pStyle w:val="Compact"/>
+              <w:jc w:val="right"/>
+            </w:pPr>
+            <w:r>
+              <w:t xml:space="preserve">73.2</w:t>
+            </w:r>
+          </w:p>
+        </w:tc>
+        <w:tc>
+          <w:tcPr/>
+          <w:p>
+            <w:pPr>
+              <w:pStyle w:val="Compact"/>
+              <w:jc w:val="right"/>
+            </w:pPr>
+            <w:r>
+              <w:t xml:space="preserve">82.8</w:t>
+            </w:r>
+          </w:p>
+        </w:tc>
+        <w:tc>
+          <w:tcPr/>
+          <w:p>
+            <w:pPr>
+              <w:pStyle w:val="Compact"/>
+              <w:jc w:val="right"/>
+            </w:pPr>
+            <w:r>
+              <w:t xml:space="preserve">50.3</w:t>
+            </w:r>
+          </w:p>
+        </w:tc>
+      </w:tr>
+      <w:tr>
+        <w:tc>
+          <w:tcPr/>
+          <w:p>
+            <w:pPr>
+              <w:pStyle w:val="Compact"/>
+              <w:jc w:val="right"/>
+            </w:pPr>
+            <w:r>
+              <w:t xml:space="preserve">0.30</w:t>
+            </w:r>
+          </w:p>
+        </w:tc>
+        <w:tc>
+          <w:tcPr/>
+          <w:p>
+            <w:pPr>
+              <w:pStyle w:val="Compact"/>
+              <w:jc w:val="right"/>
+            </w:pPr>
+            <w:r>
+              <w:t xml:space="preserve">0.65</w:t>
+            </w:r>
+          </w:p>
+        </w:tc>
+        <w:tc>
+          <w:tcPr/>
+          <w:p>
+            <w:pPr>
+              <w:pStyle w:val="Compact"/>
+              <w:jc w:val="right"/>
+            </w:pPr>
+            <w:r>
+              <w:t xml:space="preserve">62.2</w:t>
+            </w:r>
+          </w:p>
+        </w:tc>
+        <w:tc>
+          <w:tcPr/>
+          <w:p>
+            <w:pPr>
+              <w:pStyle w:val="Compact"/>
+              <w:jc w:val="right"/>
+            </w:pPr>
+            <w:r>
+              <w:t xml:space="preserve">52.2</w:t>
+            </w:r>
+          </w:p>
+        </w:tc>
+        <w:tc>
+          <w:tcPr/>
+          <w:p>
+            <w:pPr>
+              <w:pStyle w:val="Compact"/>
+              <w:jc w:val="right"/>
+            </w:pPr>
+            <w:r>
+              <w:t xml:space="preserve">62.3</w:t>
+            </w:r>
+          </w:p>
+        </w:tc>
+        <w:tc>
+          <w:tcPr/>
+          <w:p>
+            <w:pPr>
+              <w:pStyle w:val="Compact"/>
+              <w:jc w:val="right"/>
+            </w:pPr>
+            <w:r>
+              <w:t xml:space="preserve">91.9</w:t>
+            </w:r>
+          </w:p>
+        </w:tc>
+        <w:tc>
+          <w:tcPr/>
+          <w:p>
+            <w:pPr>
+              <w:pStyle w:val="Compact"/>
+              <w:jc w:val="right"/>
+            </w:pPr>
+            <w:r>
+              <w:t xml:space="preserve">56.2</w:t>
+            </w:r>
+          </w:p>
+        </w:tc>
+      </w:tr>
+      <w:tr>
+        <w:tc>
+          <w:tcPr/>
+          <w:p>
+            <w:pPr>
+              <w:pStyle w:val="Compact"/>
+              <w:jc w:val="right"/>
+            </w:pPr>
+            <w:r>
+              <w:t xml:space="preserve">0.33</w:t>
+            </w:r>
+          </w:p>
+        </w:tc>
+        <w:tc>
+          <w:tcPr/>
+          <w:p>
+            <w:pPr>
+              <w:pStyle w:val="Compact"/>
+              <w:jc w:val="right"/>
+            </w:pPr>
+            <w:r>
+              <w:t xml:space="preserve">0.65</w:t>
+            </w:r>
+          </w:p>
+        </w:tc>
+        <w:tc>
+          <w:tcPr/>
+          <w:p>
+            <w:pPr>
+              <w:pStyle w:val="Compact"/>
+              <w:jc w:val="right"/>
+            </w:pPr>
+            <w:r>
+              <w:t xml:space="preserve">60.0</w:t>
+            </w:r>
+          </w:p>
+        </w:tc>
+        <w:tc>
+          <w:tcPr/>
+          <w:p>
+            <w:pPr>
+              <w:pStyle w:val="Compact"/>
+              <w:jc w:val="right"/>
+            </w:pPr>
+            <w:r>
+              <w:t xml:space="preserve">52.2</w:t>
+            </w:r>
+          </w:p>
+        </w:tc>
+        <w:tc>
+          <w:tcPr/>
+          <w:p>
+            <w:pPr>
+              <w:pStyle w:val="Compact"/>
+              <w:jc w:val="right"/>
+            </w:pPr>
+            <w:r>
+              <w:t xml:space="preserve">54.0</w:t>
+            </w:r>
+          </w:p>
+        </w:tc>
+        <w:tc>
+          <w:tcPr/>
+          <w:p>
+            <w:pPr>
+              <w:pStyle w:val="Compact"/>
+              <w:jc w:val="right"/>
+            </w:pPr>
+            <w:r>
+              <w:t xml:space="preserve">95.5</w:t>
+            </w:r>
+          </w:p>
+        </w:tc>
+        <w:tc>
+          <w:tcPr/>
+          <w:p>
+            <w:pPr>
+              <w:pStyle w:val="Compact"/>
+              <w:jc w:val="right"/>
+            </w:pPr>
+            <w:r>
+              <w:t xml:space="preserve">60.2</w:t>
+            </w:r>
+          </w:p>
+        </w:tc>
+      </w:tr>
+      <w:tr>
+        <w:tc>
+          <w:tcPr/>
+          <w:p>
+            <w:pPr>
+              <w:pStyle w:val="Compact"/>
+              <w:jc w:val="right"/>
+            </w:pPr>
+            <w:r>
+              <w:t xml:space="preserve">0.35</w:t>
+            </w:r>
+          </w:p>
+        </w:tc>
+        <w:tc>
+          <w:tcPr/>
+          <w:p>
+            <w:pPr>
+              <w:pStyle w:val="Compact"/>
+              <w:jc w:val="right"/>
+            </w:pPr>
+            <w:r>
+              <w:t xml:space="preserve">0.65</w:t>
+            </w:r>
+          </w:p>
+        </w:tc>
+        <w:tc>
+          <w:tcPr/>
+          <w:p>
+            <w:pPr>
+              <w:pStyle w:val="Compact"/>
+              <w:jc w:val="right"/>
+            </w:pPr>
+            <w:r>
+              <w:t xml:space="preserve">58.7</w:t>
+            </w:r>
+          </w:p>
+        </w:tc>
+        <w:tc>
+          <w:tcPr/>
+          <w:p>
+            <w:pPr>
+              <w:pStyle w:val="Compact"/>
+              <w:jc w:val="right"/>
+            </w:pPr>
+            <w:r>
+              <w:t xml:space="preserve">52.2</w:t>
+            </w:r>
+          </w:p>
+        </w:tc>
+        <w:tc>
+          <w:tcPr/>
+          <w:p>
+            <w:pPr>
+              <w:pStyle w:val="Compact"/>
+              <w:jc w:val="right"/>
+            </w:pPr>
+            <w:r>
+              <w:t xml:space="preserve">49.5</w:t>
+            </w:r>
+          </w:p>
+        </w:tc>
+        <w:tc>
+          <w:tcPr/>
+          <w:p>
+            <w:pPr>
+              <w:pStyle w:val="Compact"/>
+              <w:jc w:val="right"/>
+            </w:pPr>
+            <w:r>
+              <w:t xml:space="preserve">96.4</w:t>
+            </w:r>
+          </w:p>
+        </w:tc>
+        <w:tc>
+          <w:tcPr/>
+          <w:p>
+            <w:pPr>
+              <w:pStyle w:val="Compact"/>
+              <w:jc w:val="right"/>
+            </w:pPr>
+            <w:r>
+              <w:t xml:space="preserve">62.2</w:t>
+            </w:r>
+          </w:p>
+        </w:tc>
+      </w:tr>
+      <w:tr>
+        <w:tc>
+          <w:tcPr/>
+          <w:p>
+            <w:pPr>
+              <w:pStyle w:val="Compact"/>
+              <w:jc w:val="right"/>
+            </w:pPr>
+            <w:r>
+              <w:t xml:space="preserve">0.40</w:t>
+            </w:r>
+          </w:p>
+        </w:tc>
+        <w:tc>
+          <w:tcPr/>
+          <w:p>
+            <w:pPr>
+              <w:pStyle w:val="Compact"/>
+              <w:jc w:val="right"/>
+            </w:pPr>
+            <w:r>
+              <w:t xml:space="preserve">0.65</w:t>
+            </w:r>
+          </w:p>
+        </w:tc>
+        <w:tc>
+          <w:tcPr/>
+          <w:p>
+            <w:pPr>
+              <w:pStyle w:val="Compact"/>
+              <w:jc w:val="right"/>
+            </w:pPr>
+            <w:r>
+              <w:t xml:space="preserve">54.4</w:t>
+            </w:r>
+          </w:p>
+        </w:tc>
+        <w:tc>
+          <w:tcPr/>
+          <w:p>
+            <w:pPr>
+              <w:pStyle w:val="Compact"/>
+              <w:jc w:val="right"/>
+            </w:pPr>
+            <w:r>
+              <w:t xml:space="preserve">52.2</w:t>
+            </w:r>
+          </w:p>
+        </w:tc>
+        <w:tc>
+          <w:tcPr/>
+          <w:p>
+            <w:pPr>
+              <w:pStyle w:val="Compact"/>
+              <w:jc w:val="right"/>
+            </w:pPr>
+            <w:r>
+              <w:t xml:space="preserve">35.8</w:t>
+            </w:r>
+          </w:p>
+        </w:tc>
+        <w:tc>
+          <w:tcPr/>
+          <w:p>
+            <w:pPr>
+              <w:pStyle w:val="Compact"/>
+              <w:jc w:val="right"/>
+            </w:pPr>
+            <w:r>
+              <w:t xml:space="preserve">98.1</w:t>
+            </w:r>
+          </w:p>
+        </w:tc>
+        <w:tc>
+          <w:tcPr/>
+          <w:p>
+            <w:pPr>
+              <w:pStyle w:val="Compact"/>
+              <w:jc w:val="right"/>
+            </w:pPr>
+            <w:r>
+              <w:t xml:space="preserve">68.5</w:t>
+            </w:r>
+          </w:p>
+        </w:tc>
+      </w:tr>
+      <w:tr>
+        <w:tc>
+          <w:tcPr/>
+          <w:p>
+            <w:pPr>
+              <w:pStyle w:val="Compact"/>
+              <w:jc w:val="right"/>
+            </w:pPr>
+            <w:r>
+              <w:t xml:space="preserve">0.45</w:t>
+            </w:r>
+          </w:p>
+        </w:tc>
+        <w:tc>
+          <w:tcPr/>
+          <w:p>
+            <w:pPr>
+              <w:pStyle w:val="Compact"/>
+              <w:jc w:val="right"/>
+            </w:pPr>
+            <w:r>
+              <w:t xml:space="preserve">0.65</w:t>
+            </w:r>
+          </w:p>
+        </w:tc>
+        <w:tc>
+          <w:tcPr/>
+          <w:p>
+            <w:pPr>
+              <w:pStyle w:val="Compact"/>
+              <w:jc w:val="right"/>
+            </w:pPr>
+            <w:r>
+              <w:t xml:space="preserve">50.1</w:t>
+            </w:r>
+          </w:p>
+        </w:tc>
+        <w:tc>
+          <w:tcPr/>
+          <w:p>
+            <w:pPr>
+              <w:pStyle w:val="Compact"/>
+              <w:jc w:val="right"/>
+            </w:pPr>
+            <w:r>
+              <w:t xml:space="preserve">52.2</w:t>
+            </w:r>
+          </w:p>
+        </w:tc>
+        <w:tc>
+          <w:tcPr/>
+          <w:p>
+            <w:pPr>
+              <w:pStyle w:val="Compact"/>
+              <w:jc w:val="right"/>
+            </w:pPr>
+            <w:r>
+              <w:t xml:space="preserve">22.6</w:t>
+            </w:r>
+          </w:p>
+        </w:tc>
+        <w:tc>
+          <w:tcPr/>
+          <w:p>
+            <w:pPr>
+              <w:pStyle w:val="Compact"/>
+              <w:jc w:val="right"/>
+            </w:pPr>
+            <w:r>
+              <w:t xml:space="preserve">98.9</w:t>
+            </w:r>
+          </w:p>
+        </w:tc>
+        <w:tc>
+          <w:tcPr/>
+          <w:p>
+            <w:pPr>
+              <w:pStyle w:val="Compact"/>
+              <w:jc w:val="right"/>
+            </w:pPr>
+            <w:r>
+              <w:t xml:space="preserve">75.1</w:t>
+            </w:r>
+          </w:p>
+        </w:tc>
+      </w:tr>
+    </w:tbl>
+    <w:bookmarkEnd w:id="61"/>
+    <w:bookmarkStart w:id="65" w:name="Xd898d165971a5fb9ba6fbcd9f2f0a972b9e23ce"/>
+    <w:p>
+      <w:pPr>
+        <w:pStyle w:val="Heading1"/>
+      </w:pPr>
+      <w:r>
+        <w:t xml:space="preserve">30. eFigure 7. Overall point-estimate accuracy across the threshold grid</w:t>
+      </w:r>
+    </w:p>
+    <w:p>
+      <w:pPr>
+        <w:pStyle w:val="CaptionedFigure"/>
+      </w:pPr>
+      <w:r>
+        <w:drawing>
+          <wp:inline>
+            <wp:extent cx="5334000" cy="4145235"/>
+            <wp:effectExtent b="0" l="0" r="0" t="0"/>
+            <wp:docPr descr="Overall point-estimate classification accuracy (%) across 28 (cut1, cut2) pairs. Accuracy is bounded at 50.1-74.9%; the strictest corner (cut1=0.20, cut2=0.50) yields the maximum 74.9%, the default (0.33, 0.50) yields 70.0%. No pair exceeds 75% because the middle simulation conditions have intrinsically low BF signal-to-noise." title="" id="63" name="Picture"/>
+            <a:graphic>
+              <a:graphicData uri="http://schemas.openxmlformats.org/drawingml/2006/picture">
+                <pic:pic>
+                  <pic:nvPicPr>
+                    <pic:cNvPr descr="supplementary_v35_files/figure-docx/efig7-sweep-heatmap-1.png" id="64" name="Picture"/>
+                    <pic:cNvPicPr>
+                      <a:picLocks noChangeArrowheads="1" noChangeAspect="1"/>
+                    </pic:cNvPicPr>
+                  </pic:nvPicPr>
+                  <pic:blipFill>
+                    <a:blip r:embed="rId62"/>
+                    <a:stretch>
+                      <a:fillRect/>
+                    </a:stretch>
+                  </pic:blipFill>
+                  <pic:spPr bwMode="auto">
+                    <a:xfrm>
+                      <a:off x="0" y="0"/>
+                      <a:ext cx="5334000" cy="4145235"/>
+                    </a:xfrm>
+                    <a:prstGeom prst="rect">
+                      <a:avLst/>
+                    </a:prstGeom>
+                    <a:noFill/>
+                    <a:ln w="9525">
+                      <a:noFill/>
+                      <a:headEnd/>
+                      <a:tailEnd/>
+                    </a:ln>
+                  </pic:spPr>
+                </pic:pic>
+              </a:graphicData>
+            </a:graphic>
+          </wp:inline>
+        </w:drawing>
+      </w:r>
+    </w:p>
+    <w:p>
+      <w:pPr>
+        <w:pStyle w:val="ImageCaption"/>
+      </w:pPr>
+      <w:r>
+        <w:t xml:space="preserve">Overall point-estimate classification accuracy (%) across 28 (cut1, cut2) pairs. Accuracy is bounded at 50.1-74.9%; the strictest corner (cut1=0.20, cut2=0.50) yields the maximum 74.9%, the default (0.33, 0.50) yields 70.0%. No pair exceeds 75% because the middle simulation conditions have intrinsically low BF signal-to-noise.</w:t>
+      </w:r>
+    </w:p>
+    <w:bookmarkEnd w:id="65"/>
+    <w:bookmarkStart w:id="69" w:name="efigure-8.-accuracy-coverage-trade-off"/>
+    <w:p>
+      <w:pPr>
+        <w:pStyle w:val="Heading1"/>
+      </w:pPr>
+      <w:r>
+        <w:t xml:space="preserve">31. eFigure 8. Accuracy-coverage trade-off</w:t>
+      </w:r>
+    </w:p>
+    <w:p>
+      <w:pPr>
+        <w:pStyle w:val="CaptionedFigure"/>
+      </w:pPr>
+      <w:r>
+        <w:drawing>
+          <wp:inline>
+            <wp:extent cx="5334000" cy="3651119"/>
+            <wp:effectExtent b="0" l="0" r="0" t="0"/>
+            <wp:docPr descr="Accuracy-coverage trade-off of the point-estimate rule (28 settings) and the selective CI-based rule. The point-estimate cloud sits in the 50-75% accuracy band; the selective CI rule (86.8% @ 47.6% coverage) is above the frontier, demonstrating that abstention beats threshold tuning." title="" id="67" name="Picture"/>
+            <a:graphic>
+              <a:graphicData uri="http://schemas.openxmlformats.org/drawingml/2006/picture">
+                <pic:pic>
+                  <pic:nvPicPr>
+                    <pic:cNvPr descr="supplementary_v35_files/figure-docx/efig8-sweep-frontier-1.png" id="68" name="Picture"/>
+                    <pic:cNvPicPr>
+                      <a:picLocks noChangeArrowheads="1" noChangeAspect="1"/>
+                    </pic:cNvPicPr>
+                  </pic:nvPicPr>
+                  <pic:blipFill>
+                    <a:blip r:embed="rId66"/>
+                    <a:stretch>
+                      <a:fillRect/>
+                    </a:stretch>
+                  </pic:blipFill>
+                  <pic:spPr bwMode="auto">
+                    <a:xfrm>
+                      <a:off x="0" y="0"/>
+                      <a:ext cx="5334000" cy="3651119"/>
+                    </a:xfrm>
+                    <a:prstGeom prst="rect">
+                      <a:avLst/>
+                    </a:prstGeom>
+                    <a:noFill/>
+                    <a:ln w="9525">
+                      <a:noFill/>
+                      <a:headEnd/>
+                      <a:tailEnd/>
+                    </a:ln>
+                  </pic:spPr>
+                </pic:pic>
+              </a:graphicData>
+            </a:graphic>
+          </wp:inline>
+        </w:drawing>
+      </w:r>
+    </w:p>
+    <w:p>
+      <w:pPr>
+        <w:pStyle w:val="ImageCaption"/>
+      </w:pPr>
+      <w:r>
+        <w:t xml:space="preserve">Accuracy-coverage trade-off of the point-estimate rule (28 settings) and the selective CI-based rule. The point-estimate cloud sits in the 50-75% accuracy band; the selective CI rule (86.8% @ 47.6% coverage) is above the frontier, demonstrating that abstention beats threshold tuning.</w:t>
+      </w:r>
+    </w:p>
+    <w:bookmarkEnd w:id="69"/>
+    <w:bookmarkStart w:id="89" w:name="ereferences"/>
+    <w:p>
+      <w:pPr>
+        <w:pStyle w:val="Heading1"/>
+      </w:pPr>
+      <w:r>
+        <w:t xml:space="preserve">32. eReferences</w:t>
+      </w:r>
+    </w:p>
+    <w:bookmarkStart w:id="88" w:name="refs"/>
+    <w:bookmarkStart w:id="71" w:name="ref-fieller1954interval"/>
     <w:p>
       <w:pPr>
         <w:pStyle w:val="Bibliography"/>
@@ -10424,7 +17776,7 @@
       <w:r>
         <w:t xml:space="preserve"> </w:t>
       </w:r>
-      <w:hyperlink r:id="rId55">
+      <w:hyperlink r:id="rId70">
         <w:r>
           <w:rPr>
             <w:rStyle w:val="Hyperlink"/>
@@ -10462,8 +17814,8 @@
         <w:t xml:space="preserve">(2) pp. 175–185</w:t>
       </w:r>
     </w:p>
-    <w:bookmarkEnd w:id="56"/>
-    <w:bookmarkStart w:id="58" w:name="ref-langan2018recordpe"/>
+    <w:bookmarkEnd w:id="71"/>
+    <w:bookmarkStart w:id="73" w:name="ref-langan2018recordpe"/>
     <w:p>
       <w:pPr>
         <w:pStyle w:val="Bibliography"/>
@@ -10483,7 +17835,7 @@
       <w:r>
         <w:t xml:space="preserve"> </w:t>
       </w:r>
-      <w:hyperlink r:id="rId57">
+      <w:hyperlink r:id="rId72">
         <w:r>
           <w:rPr>
             <w:rStyle w:val="Hyperlink"/>
@@ -10548,8 +17900,8 @@
         <w:t xml:space="preserve">p. k3532</w:t>
       </w:r>
     </w:p>
-    <w:bookmarkEnd w:id="58"/>
-    <w:bookmarkStart w:id="60" w:name="ref-cashin2025target"/>
+    <w:bookmarkEnd w:id="73"/>
+    <w:bookmarkStart w:id="75" w:name="ref-cashin2025target"/>
     <w:p>
       <w:pPr>
         <w:pStyle w:val="Bibliography"/>
@@ -10569,7 +17921,7 @@
       <w:r>
         <w:t xml:space="preserve"> </w:t>
       </w:r>
-      <w:hyperlink r:id="rId59">
+      <w:hyperlink r:id="rId74">
         <w:r>
           <w:rPr>
             <w:rStyle w:val="Hyperlink"/>
@@ -10634,8 +17986,8 @@
         <w:t xml:space="preserve">p. e087179</w:t>
       </w:r>
     </w:p>
-    <w:bookmarkEnd w:id="60"/>
-    <w:bookmarkStart w:id="62" w:name="ref-ren2026tte"/>
+    <w:bookmarkEnd w:id="75"/>
+    <w:bookmarkStart w:id="77" w:name="ref-ren2026tte"/>
     <w:p>
       <w:pPr>
         <w:pStyle w:val="Bibliography"/>
@@ -10655,7 +18007,7 @@
       <w:r>
         <w:t xml:space="preserve"> </w:t>
       </w:r>
-      <w:hyperlink r:id="rId61">
+      <w:hyperlink r:id="rId76">
         <w:r>
           <w:rPr>
             <w:rStyle w:val="Hyperlink"/>
@@ -10693,8 +18045,8 @@
         <w:t xml:space="preserve">(2) p. e2558262</w:t>
       </w:r>
     </w:p>
-    <w:bookmarkEnd w:id="62"/>
-    <w:bookmarkStart w:id="64" w:name="ref-lendle2017ltmle"/>
+    <w:bookmarkEnd w:id="77"/>
+    <w:bookmarkStart w:id="79" w:name="ref-lendle2017ltmle"/>
     <w:p>
       <w:pPr>
         <w:pStyle w:val="Bibliography"/>
@@ -10714,7 +18066,7 @@
       <w:r>
         <w:t xml:space="preserve"> </w:t>
       </w:r>
-      <w:hyperlink r:id="rId63">
+      <w:hyperlink r:id="rId78">
         <w:r>
           <w:rPr>
             <w:rStyle w:val="Hyperlink"/>
@@ -10902,8 +18254,8 @@
         <w:t xml:space="preserve">(1) pp. 1–21</w:t>
       </w:r>
     </w:p>
-    <w:bookmarkEnd w:id="64"/>
-    <w:bookmarkStart w:id="66" w:name="ref-vanbuuren2011mice"/>
+    <w:bookmarkEnd w:id="79"/>
+    <w:bookmarkStart w:id="81" w:name="ref-vanbuuren2011mice"/>
     <w:p>
       <w:pPr>
         <w:pStyle w:val="Bibliography"/>
@@ -10923,7 +18275,7 @@
       <w:r>
         <w:t xml:space="preserve"> </w:t>
       </w:r>
-      <w:hyperlink r:id="rId65">
+      <w:hyperlink r:id="rId80">
         <w:r>
           <w:rPr>
             <w:rStyle w:val="Hyperlink"/>
@@ -11051,9 +18403,186 @@
         <w:t xml:space="preserve">(3) pp. 1–67</w:t>
       </w:r>
     </w:p>
-    <w:bookmarkEnd w:id="66"/>
-    <w:bookmarkEnd w:id="67"/>
-    <w:bookmarkEnd w:id="68"/>
+    <w:bookmarkEnd w:id="81"/>
+    <w:bookmarkStart w:id="83" w:name="ref-higgins2009reevaluation"/>
+    <w:p>
+      <w:pPr>
+        <w:pStyle w:val="Bibliography"/>
+      </w:pPr>
+      <w:r>
+        <w:t xml:space="preserve">7.</w:t>
+      </w:r>
+      <w:r>
+        <w:t xml:space="preserve"> </w:t>
+      </w:r>
+      <w:r>
+        <w:t xml:space="preserve">	</w:t>
+      </w:r>
+      <w:r>
+        <w:t xml:space="preserve">Higgins JPT, Thompson SG, Spiegelhalter DJ.</w:t>
+      </w:r>
+      <w:r>
+        <w:t xml:space="preserve"> </w:t>
+      </w:r>
+      <w:hyperlink r:id="rId82">
+        <w:r>
+          <w:rPr>
+            <w:rStyle w:val="Hyperlink"/>
+          </w:rPr>
+          <w:t xml:space="preserve">A re-evaluation of random-effects meta-analysis</w:t>
+        </w:r>
+      </w:hyperlink>
+      <w:r>
+        <w:t xml:space="preserve">.</w:t>
+      </w:r>
+      <w:r>
+        <w:t xml:space="preserve"> </w:t>
+      </w:r>
+      <w:r>
+        <w:rPr>
+          <w:i/>
+          <w:iCs/>
+        </w:rPr>
+        <w:t xml:space="preserve">Journal of the Royal Statistical Society Series A</w:t>
+      </w:r>
+      <w:r>
+        <w:t xml:space="preserve"> 2009;</w:t>
+      </w:r>
+      <w:r>
+        <w:t xml:space="preserve"> </w:t>
+      </w:r>
+      <w:r>
+        <w:rPr>
+          <w:b/>
+          <w:bCs/>
+        </w:rPr>
+        <w:t xml:space="preserve">172</w:t>
+      </w:r>
+      <w:r>
+        <w:t xml:space="preserve">(1) pp. 137–159</w:t>
+      </w:r>
+    </w:p>
+    <w:bookmarkEnd w:id="83"/>
+    <w:bookmarkStart w:id="85" w:name="ref-nagashima2023predicting"/>
+    <w:p>
+      <w:pPr>
+        <w:pStyle w:val="Bibliography"/>
+      </w:pPr>
+      <w:r>
+        <w:t xml:space="preserve">8.</w:t>
+      </w:r>
+      <w:r>
+        <w:t xml:space="preserve"> </w:t>
+      </w:r>
+      <w:r>
+        <w:t xml:space="preserve">	</w:t>
+      </w:r>
+      <w:r>
+        <w:t xml:space="preserve">Nagashima T, Noma H, Furukawa TA.</w:t>
+      </w:r>
+      <w:r>
+        <w:t xml:space="preserve"> </w:t>
+      </w:r>
+      <w:hyperlink r:id="rId84">
+        <w:r>
+          <w:rPr>
+            <w:rStyle w:val="Hyperlink"/>
+          </w:rPr>
+          <w:t xml:space="preserve">Assessing the properties of the prediction interval in random-effects meta-analysis</w:t>
+        </w:r>
+      </w:hyperlink>
+      <w:r>
+        <w:t xml:space="preserve">.</w:t>
+      </w:r>
+      <w:r>
+        <w:t xml:space="preserve"> </w:t>
+      </w:r>
+      <w:r>
+        <w:rPr>
+          <w:i/>
+          <w:iCs/>
+        </w:rPr>
+        <w:t xml:space="preserve">Research Synthesis Methods</w:t>
+      </w:r>
+      <w:r>
+        <w:t xml:space="preserve"> 2023;</w:t>
+      </w:r>
+      <w:r>
+        <w:t xml:space="preserve"> </w:t>
+      </w:r>
+      <w:r>
+        <w:rPr>
+          <w:b/>
+          <w:bCs/>
+        </w:rPr>
+        <w:t xml:space="preserve">14</w:t>
+      </w:r>
+      <w:r>
+        <w:t xml:space="preserve">(2) pp. 237–252</w:t>
+      </w:r>
+    </w:p>
+    <w:bookmarkEnd w:id="85"/>
+    <w:bookmarkStart w:id="87" w:name="ref-schuemie2018empirical"/>
+    <w:p>
+      <w:pPr>
+        <w:pStyle w:val="Bibliography"/>
+      </w:pPr>
+      <w:r>
+        <w:t xml:space="preserve">9.</w:t>
+      </w:r>
+      <w:r>
+        <w:t xml:space="preserve"> </w:t>
+      </w:r>
+      <w:r>
+        <w:t xml:space="preserve">	</w:t>
+      </w:r>
+      <w:r>
+        <w:t xml:space="preserve">Schuemie MJ, Hripcsak G, Ryan PB, Madigan D, Suchard MA.</w:t>
+      </w:r>
+      <w:r>
+        <w:t xml:space="preserve"> </w:t>
+      </w:r>
+      <w:hyperlink r:id="rId86">
+        <w:r>
+          <w:rPr>
+            <w:rStyle w:val="Hyperlink"/>
+          </w:rPr>
+          <w:t xml:space="preserve">Empirical confidence interval calibration for population-level effect estimation studies in observational healthcare data</w:t>
+        </w:r>
+      </w:hyperlink>
+      <w:r>
+        <w:t xml:space="preserve">.</w:t>
+      </w:r>
+      <w:r>
+        <w:t xml:space="preserve"> </w:t>
+      </w:r>
+      <w:r>
+        <w:rPr>
+          <w:i/>
+          <w:iCs/>
+        </w:rPr>
+        <w:t xml:space="preserve">Proceedings of the National Academy of Sciences</w:t>
+      </w:r>
+      <w:r>
+        <w:t xml:space="preserve"> 2018;</w:t>
+      </w:r>
+      <w:r>
+        <w:t xml:space="preserve"> </w:t>
+      </w:r>
+      <w:r>
+        <w:rPr>
+          <w:b/>
+          <w:bCs/>
+        </w:rPr>
+        <w:t xml:space="preserve">115</w:t>
+      </w:r>
+      <w:r>
+        <w:t xml:space="preserve">(11) pp. 2571–2577</w:t>
+      </w:r>
+    </w:p>
+    <w:bookmarkEnd w:id="87"/>
+    <w:bookmarkEnd w:id="88"/>
+    <w:bookmarkEnd w:id="89"/>
     <w:sectPr>
       <w:footnotePr>
         <w:numRestart w:val="eachSect"/>
@@ -11362,6 +18891,39 @@
     <w:abstractNumId w:val="991"/>
   </w:num>
   <w:num w:numId="1003">
+    <w:abstractNumId w:val="99411"/>
+    <w:lvlOverride w:ilvl="0">
+      <w:startOverride w:val="1"/>
+    </w:lvlOverride>
+    <w:lvlOverride w:ilvl="1">
+      <w:startOverride w:val="1"/>
+    </w:lvlOverride>
+    <w:lvlOverride w:ilvl="2">
+      <w:startOverride w:val="1"/>
+    </w:lvlOverride>
+    <w:lvlOverride w:ilvl="3">
+      <w:startOverride w:val="1"/>
+    </w:lvlOverride>
+    <w:lvlOverride w:ilvl="4">
+      <w:startOverride w:val="1"/>
+    </w:lvlOverride>
+    <w:lvlOverride w:ilvl="5">
+      <w:startOverride w:val="1"/>
+    </w:lvlOverride>
+    <w:lvlOverride w:ilvl="6">
+      <w:startOverride w:val="1"/>
+    </w:lvlOverride>
+    <w:lvlOverride w:ilvl="7">
+      <w:startOverride w:val="1"/>
+    </w:lvlOverride>
+    <w:lvlOverride w:ilvl="8">
+      <w:startOverride w:val="1"/>
+    </w:lvlOverride>
+  </w:num>
+  <w:num w:numId="1004">
+    <w:abstractNumId w:val="991"/>
+  </w:num>
+  <w:num w:numId="1005">
     <w:abstractNumId w:val="99411"/>
     <w:lvlOverride w:ilvl="0">
       <w:startOverride w:val="1"/>
